--- a/standard/fmde-DRAFT.docx
+++ b/standard/fmde-DRAFT.docx
@@ -5437,7 +5437,7 @@
                     <w:rPr>
                       <w:rStyle w:val="VerbatimChar"/>
                     </w:rPr>
-                    <w:t xml:space="preserve">intValue</w:t>
+                    <w:t xml:space="preserve">int32Value</w:t>
                   </w:r>
                 </w:p>
               </w:tc>
@@ -5478,7 +5478,7 @@
                     <w:rPr>
                       <w:rStyle w:val="VerbatimChar"/>
                     </w:rPr>
-                    <w:t xml:space="preserve">unsignedIntValue</w:t>
+                    <w:t xml:space="preserve">uint32Value</w:t>
                   </w:r>
                 </w:p>
               </w:tc>
@@ -5560,7 +5560,7 @@
                     <w:rPr>
                       <w:rStyle w:val="VerbatimChar"/>
                     </w:rPr>
-                    <w:t xml:space="preserve">unsignedInt64Value</w:t>
+                    <w:t xml:space="preserve">uint64Value</w:t>
                   </w:r>
                 </w:p>
               </w:tc>
@@ -10140,7 +10140,7 @@
         <w:rPr>
           <w:rStyle w:val="AttributeTok"/>
         </w:rPr>
-        <w:t xml:space="preserve">    int32 intValue = 3;</w:t>
+        <w:t xml:space="preserve">    int32 int32Value = 3;</w:t>
       </w:r>
       <w:r>
         <w:br/>
@@ -10149,7 +10149,7 @@
         <w:rPr>
           <w:rStyle w:val="AttributeTok"/>
         </w:rPr>
-        <w:t xml:space="preserve">    uint32 unsignedIntValue = 4;</w:t>
+        <w:t xml:space="preserve">    uint32 uint32Value = 4;</w:t>
       </w:r>
       <w:r>
         <w:br/>
@@ -10167,7 +10167,7 @@
         <w:rPr>
           <w:rStyle w:val="AttributeTok"/>
         </w:rPr>
-        <w:t xml:space="preserve">    uint64 unsignedInt64Value = 6;</w:t>
+        <w:t xml:space="preserve">    uint64 uint64Value = 6;</w:t>
       </w:r>
       <w:r>
         <w:br/>

--- a/standard/fmde-DRAFT.docx
+++ b/standard/fmde-DRAFT.docx
@@ -39,7 +39,7 @@
         <w:pStyle w:val="Date"/>
       </w:pPr>
       <w:r>
-        <w:t xml:space="preserve">2026-07-08</w:t>
+        <w:t xml:space="preserve">2026-07-09</w:t>
       </w:r>
     </w:p>
     <w:p>
@@ -92,20 +92,20 @@
               <w:jc w:val="left"/>
             </w:pPr>
             <w:r>
-              <w:t xml:space="preserve">Date: 2026-07-08</w:t>
-            </w:r>
-          </w:p>
-        </w:tc>
-      </w:tr>
-      <w:tr>
-        <w:tc>
-          <w:tcPr/>
-          <w:p>
-            <w:pPr>
-              <w:jc w:val="left"/>
-            </w:pPr>
-            <w:r>
-              <w:t xml:space="preserve">Version: 0.0.1-DRAFT-2026-07-08</w:t>
+              <w:t xml:space="preserve">Date: 2026-07-09</w:t>
+            </w:r>
+          </w:p>
+        </w:tc>
+      </w:tr>
+      <w:tr>
+        <w:tc>
+          <w:tcPr/>
+          <w:p>
+            <w:pPr>
+              <w:jc w:val="left"/>
+            </w:pPr>
+            <w:r>
+              <w:t xml:space="preserve">Version: 0.0.1-DRAFT-2026-07-09</w:t>
             </w:r>
           </w:p>
         </w:tc>
@@ -229,7 +229,7 @@
         <w:pStyle w:val="BodyText"/>
       </w:pPr>
       <w:r>
-        <w:t xml:space="preserve">WMO regulates the real-time international exchange of observation data to ensure the availability of high-quality observational data for many applications in particular for meteorological and hydrological forecasts, and allowing Prediction Centers (for Numerical Weather Prediction – NWP as well as climate and hydrological prediction) to be able to produce reliable products. National Meteorological and Hydrological Services (NMHSs) use NWP products to monitor and predict the weather and hydrological conditions to issue forecasts and warnings for the protection of the lives and property of citizens against natural hazards, notably in the framework of the Early Warnings for All initiative.</w:t>
+        <w:t xml:space="preserve">WMO regulates the real-time international exchange of observation data to ensure the availability of high-quality observational data for many applications, in particular for meteorological and hydrological forecasts, and for allowing Prediction Centers (for Numerical Weather Prediction – NWP as well as climate and hydrological prediction) to produce reliable products. National Meteorological and Hydrological Services (NMHSs) use NWP products to monitor and predict the weather and hydrological conditions so they can to issue forecasts and warnings for the protection of the lives and property of citizens against natural hazards, notably in the framework of the Early Warnings for All initiative.</w:t>
       </w:r>
     </w:p>
     <w:p>
@@ -237,7 +237,7 @@
         <w:pStyle w:val="BodyText"/>
       </w:pPr>
       <w:r>
-        <w:t xml:space="preserve">NMHSs operate networks comprising different observing systems to meet the observational data requirements for national, regional and international needs, and to exchange data internationally, in accordance with the WMO technical regulations. Data are collected from the observing platforms, processed and quality controlled before being used nationally and exchanged internationally. WMO does not regulate this initial data collection segment of transmission of data from the observing station to the data collection and processing system (first-mile data collection).</w:t>
+        <w:t xml:space="preserve">NMHSs operate networks comprising different observing systems to meet the observational data requirements for national, regional and international needs, and to exchange data internationally in accordance with the WMO technical regulations. Data are collected from the observing platforms, processed and quality-controlled before being used nationally and exchanged internationally. WMO does not regulate this initial data collection segment of transmission of data from the observing station to the data collection and processing system (first-mile data collection).</w:t>
       </w:r>
     </w:p>
     <w:p>
@@ -555,7 +555,7 @@
         <w:pStyle w:val="BodyText"/>
       </w:pPr>
       <w:r>
-        <w:t xml:space="preserve">The IP based set of rules that determine how data is transferred from the Node to the Hub.</w:t>
+        <w:t xml:space="preserve">The IP-based set of rules that determine how data is transferred from the Node to the Hub.</w:t>
       </w:r>
     </w:p>
     <w:p>
@@ -1607,7 +1607,7 @@
         </w:r>
       </w:hyperlink>
       <w:r>
-        <w:t xml:space="preserve">), leading to a proliferation of incompatible proprietary formats and significant integration effort for operators of observing networks. The workshop recommended focusing first on output interoperability, and the Standing Committee on Information Management and Technology (SC-IMT) subsequently established the Task Team on First-mile Data Collection Standardization (TT-1M) to produce this specification.</w:t>
+        <w:t xml:space="preserve">). This absence of standardization has led to a proliferation of incompatible proprietary formats and significant integration effort for operators of observing networks. The workshop recommended focusing first on output interoperability, and the Standing Committee on Information Management and Technology (SC-IMT) subsequently established the Task Team on First-mile Data Collection Standardization (TT-1M) to produce this specification.</w:t>
       </w:r>
     </w:p>
     <w:p>
@@ -15070,7 +15070,7 @@
           <w:rPr>
             <w:rStyle w:val="Hyperlink"/>
           </w:rPr>
-          <w:t xml:space="preserve">https://community.wmo.int/governance/commission-membership/commission-observation-infrastructures-and-information-systems-infcom/commission-infrastructure-officers/infcom-management-group/standing-committee-information-management-and-technology-sc-imt</w:t>
+          <w:t xml:space="preserve">https://community.wmo.int/site/knowledge-hub/governance/infcom/standing-committee-information-management-and-technology-sc-imt</w:t>
         </w:r>
       </w:hyperlink>
     </w:p>
@@ -15094,7 +15094,7 @@
           <w:rPr>
             <w:rStyle w:val="Hyperlink"/>
           </w:rPr>
-          <w:t xml:space="preserve">https://community.wmo.int/governance/commission-membership/infcom</w:t>
+          <w:t xml:space="preserve">https://community.wmo.int/site/knowledge-hub/governance/infcom</w:t>
         </w:r>
       </w:hyperlink>
     </w:p>

--- a/standard/fmde-DRAFT.docx
+++ b/standard/fmde-DRAFT.docx
@@ -1787,7 +1787,7 @@
     <w:bookmarkEnd w:id="48"/>
     <w:bookmarkEnd w:id="49"/>
     <w:bookmarkEnd w:id="50"/>
-    <w:bookmarkStart w:id="67" w:name="Xd094cb9e46932e0a1d453e6f3cf496cbe084a2a"/>
+    <w:bookmarkStart w:id="68" w:name="Xd094cb9e46932e0a1d453e6f3cf496cbe084a2a"/>
     <w:p>
       <w:pPr>
         <w:pStyle w:val="Heading1"/>
@@ -1842,7 +1842,7 @@
         <w:t xml:space="preserve">These use cases are supported by two top-level message types: the Data message containing observations, and the Metadata message containing configuration and contextual information. Both messages are defined in a single Protobuf schema and transmitted as independent payloads. The Metadata message provides the necessary context for interpreting the Data message, including descriptions of devices and parameters.</w:t>
       </w:r>
     </w:p>
-    <w:bookmarkStart w:id="66" w:name="X3405a2ad77080f4e6420abc592ee760f82741e3"/>
+    <w:bookmarkStart w:id="67" w:name="X3405a2ad77080f4e6420abc592ee760f82741e3"/>
     <w:p>
       <w:pPr>
         <w:pStyle w:val="Heading2"/>
@@ -2460,7 +2460,7 @@
               <w:t xml:space="preserve"> </w:t>
             </w:r>
             <w:r>
-              <w:t xml:space="preserve">element in metres, above the</w:t>
+              <w:t xml:space="preserve">element in metres, relative to the</w:t>
             </w:r>
             <w:r>
               <w:t xml:space="preserve"> </w:t>
@@ -2472,7 +2472,7 @@
               <w:t xml:space="preserve">referenceSurface</w:t>
             </w:r>
             <w:r>
-              <w:t xml:space="preserve">.</w:t>
+              <w:t xml:space="preserve">, where a positive value represents the height above the reference surface, and a negative value represents the height below reference surface.</w:t>
             </w:r>
           </w:p>
         </w:tc>
@@ -4044,7 +4044,7 @@
       </w:tr>
     </w:tbl>
     <w:bookmarkEnd w:id="59"/>
-    <w:bookmarkStart w:id="61" w:name="X2dcd3e50f3e232b211393a38435b15bd28772d4"/>
+    <w:bookmarkStart w:id="62" w:name="X2dcd3e50f3e232b211393a38435b15bd28772d4"/>
     <w:p>
       <w:pPr>
         <w:pStyle w:val="Heading3"/>
@@ -4223,11 +4223,17 @@
               <w:t xml:space="preserve"> </w:t>
             </w:r>
             <w:r>
-              <w:t xml:space="preserve">element using the</w:t>
-            </w:r>
-            <w:r>
-              <w:t xml:space="preserve"> </w:t>
-            </w:r>
+              <w:t xml:space="preserve">element using one of the following codelists:</w:t>
+            </w:r>
+          </w:p>
+          <w:p>
+            <w:pPr>
+              <w:numPr>
+                <w:ilvl w:val="0"/>
+                <w:numId w:val="1006"/>
+              </w:numPr>
+              <w:jc w:val="left"/>
+            </w:pPr>
             <w:hyperlink r:id="rId60">
               <w:r>
                 <w:rPr>
@@ -4236,9 +4242,23 @@
                 <w:t xml:space="preserve">WMO Register: Code Table C-6: List of units for TDCFs</w:t>
               </w:r>
             </w:hyperlink>
-            <w:r>
-              <w:t xml:space="preserve">. // TODO verify</w:t>
-            </w:r>
+          </w:p>
+          <w:p>
+            <w:pPr>
+              <w:numPr>
+                <w:ilvl w:val="0"/>
+                <w:numId w:val="1006"/>
+              </w:numPr>
+              <w:jc w:val="left"/>
+            </w:pPr>
+            <w:hyperlink r:id="rId61">
+              <w:r>
+                <w:rPr>
+                  <w:rStyle w:val="Hyperlink"/>
+                </w:rPr>
+                <w:t xml:space="preserve">WMO First Mile unit registry</w:t>
+              </w:r>
+            </w:hyperlink>
           </w:p>
         </w:tc>
       </w:tr>
@@ -4594,8 +4614,8 @@
         </w:tc>
       </w:tr>
     </w:tbl>
-    <w:bookmarkEnd w:id="61"/>
-    <w:bookmarkStart w:id="62" w:name="Xc8f2fc14d9ce3d043c6603698a378c333168d68"/>
+    <w:bookmarkEnd w:id="62"/>
+    <w:bookmarkStart w:id="63" w:name="Xc8f2fc14d9ce3d043c6603698a378c333168d68"/>
     <w:p>
       <w:pPr>
         <w:pStyle w:val="Heading3"/>
@@ -4788,8 +4808,8 @@
         </w:tc>
       </w:tr>
     </w:tbl>
-    <w:bookmarkEnd w:id="62"/>
-    <w:bookmarkStart w:id="63" w:name="X05ad229d6065a3fb9e9fa952b4fa2f12120cd4a"/>
+    <w:bookmarkEnd w:id="63"/>
+    <w:bookmarkStart w:id="64" w:name="X05ad229d6065a3fb9e9fa952b4fa2f12120cd4a"/>
     <w:p>
       <w:pPr>
         <w:pStyle w:val="Heading3"/>
@@ -4905,8 +4925,8 @@
         </w:tc>
       </w:tr>
     </w:tbl>
-    <w:bookmarkEnd w:id="63"/>
-    <w:bookmarkStart w:id="64" w:name="X1dbf4a806bce0d3d4fc72a7b692636795af6609"/>
+    <w:bookmarkEnd w:id="64"/>
+    <w:bookmarkStart w:id="65" w:name="X1dbf4a806bce0d3d4fc72a7b692636795af6609"/>
     <w:p>
       <w:pPr>
         <w:pStyle w:val="Heading3"/>
@@ -5204,8 +5224,8 @@
         <w:t xml:space="preserve">An observation may contain multiple values when the referenced ParameterDefinition contains multiple parameters. This approach enables grouping values that are measured at the same timestamp, requiring the timestamp to be transmitted only once for multiple values. This reduces payload size, which is particularly beneficial in bandwidth-constrained environments. For example, a parameter definition for "Internal Parameters" might include both supply voltage and internal temperature, requiring two values per observation but sharing a single timestamp.</w:t>
       </w:r>
     </w:p>
-    <w:bookmarkEnd w:id="64"/>
-    <w:bookmarkStart w:id="65" w:name="Xfab5fa97ae3521ef5fab878ac897c1c9dd10da9"/>
+    <w:bookmarkEnd w:id="65"/>
+    <w:bookmarkStart w:id="66" w:name="Xfab5fa97ae3521ef5fab878ac897c1c9dd10da9"/>
     <w:p>
       <w:pPr>
         <w:pStyle w:val="Heading3"/>
@@ -5854,49 +5874,11 @@
       <w:pPr>
         <w:numPr>
           <w:ilvl w:val="0"/>
-          <w:numId w:val="1006"/>
+          <w:numId w:val="1007"/>
         </w:numPr>
       </w:pPr>
       <w:r>
         <w:t xml:space="preserve">binary data, including base64-encoded binary blobs</w:t>
-      </w:r>
-    </w:p>
-    <w:p>
-      <w:pPr>
-        <w:numPr>
-          <w:ilvl w:val="0"/>
-          <w:numId w:val="1006"/>
-        </w:numPr>
-      </w:pPr>
-      <w:r>
-        <w:t xml:space="preserve">serialized objects or data structures</w:t>
-      </w:r>
-    </w:p>
-    <w:p>
-      <w:pPr>
-        <w:numPr>
-          <w:ilvl w:val="0"/>
-          <w:numId w:val="1006"/>
-        </w:numPr>
-      </w:pPr>
-      <w:r>
-        <w:t xml:space="preserve">structured data formats such as JSON, XML, or similar encodings</w:t>
-      </w:r>
-    </w:p>
-    <w:p>
-      <w:pPr>
-        <w:pStyle w:val="FirstParagraph"/>
-      </w:pPr>
-      <w:r>
-        <w:t xml:space="preserve">Binary data transmission and complex structured data are outside the scope of this standard.</w:t>
-      </w:r>
-    </w:p>
-    <w:p>
-      <w:pPr>
-        <w:pStyle w:val="BodyText"/>
-      </w:pPr>
-      <w:r>
-        <w:t xml:space="preserve">Missing or unavailable measurement values shall NOT be represented as:</w:t>
       </w:r>
     </w:p>
     <w:p>
@@ -5907,7 +5889,7 @@
         </w:numPr>
       </w:pPr>
       <w:r>
-        <w:t xml:space="preserve">numeric zero (0)</w:t>
+        <w:t xml:space="preserve">serialized objects or data structures</w:t>
       </w:r>
     </w:p>
     <w:p>
@@ -5918,29 +5900,7 @@
         </w:numPr>
       </w:pPr>
       <w:r>
-        <w:t xml:space="preserve">NaN (Not a Number)</w:t>
-      </w:r>
-    </w:p>
-    <w:p>
-      <w:pPr>
-        <w:numPr>
-          <w:ilvl w:val="0"/>
-          <w:numId w:val="1007"/>
-        </w:numPr>
-      </w:pPr>
-      <w:r>
-        <w:t xml:space="preserve">omission from the values array</w:t>
-      </w:r>
-    </w:p>
-    <w:p>
-      <w:pPr>
-        <w:numPr>
-          <w:ilvl w:val="0"/>
-          <w:numId w:val="1007"/>
-        </w:numPr>
-      </w:pPr>
-      <w:r>
-        <w:t xml:space="preserve">any other numeric sentinel value</w:t>
+        <w:t xml:space="preserve">structured data formats such as JSON, XML, or similar encodings</w:t>
       </w:r>
     </w:p>
     <w:p>
@@ -5948,22 +5908,7 @@
         <w:pStyle w:val="FirstParagraph"/>
       </w:pPr>
       <w:r>
-        <w:t xml:space="preserve">The</w:t>
-      </w:r>
-      <w:r>
-        <w:t xml:space="preserve"> </w:t>
-      </w:r>
-      <w:r>
-        <w:rPr>
-          <w:rStyle w:val="VerbatimChar"/>
-        </w:rPr>
-        <w:t xml:space="preserve">emptyValue</w:t>
-      </w:r>
-      <w:r>
-        <w:t xml:space="preserve"> </w:t>
-      </w:r>
-      <w:r>
-        <w:t xml:space="preserve">element shall be used to explicitly and unambiguously indicate missing data.</w:t>
+        <w:t xml:space="preserve">Binary data transmission and complex structured data are outside the scope of this standard.</w:t>
       </w:r>
     </w:p>
     <w:p>
@@ -5971,114 +5916,7 @@
         <w:pStyle w:val="BodyText"/>
       </w:pPr>
       <w:r>
-        <w:t xml:space="preserve">This approach ensures clear distinction between actual measurements of zero and missing measurements, which is critical for correct data interpretation.</w:t>
-      </w:r>
-    </w:p>
-    <w:p>
-      <w:pPr>
-        <w:pStyle w:val="BodyText"/>
-      </w:pPr>
-      <w:r>
-        <w:t xml:space="preserve">When an Observation references a ParameterDefinition containing multiple parameters, the values in the values array shall be provided in the same order as the parameters are defined in the ParameterDefinition message</w:t>
-      </w:r>
-      <w:r>
-        <w:t xml:space="preserve"> </w:t>
-      </w:r>
-      <w:r>
-        <w:rPr>
-          <w:rStyle w:val="VerbatimChar"/>
-        </w:rPr>
-        <w:t xml:space="preserve">parameters</w:t>
-      </w:r>
-      <w:r>
-        <w:t xml:space="preserve"> </w:t>
-      </w:r>
-      <w:r>
-        <w:t xml:space="preserve">element. It is not permitted to omit a value from the middle of the array, as this would cause misalignment with the parameter definitions. If a value is unavailable, the</w:t>
-      </w:r>
-      <w:r>
-        <w:t xml:space="preserve"> </w:t>
-      </w:r>
-      <w:r>
-        <w:rPr>
-          <w:rStyle w:val="VerbatimChar"/>
-        </w:rPr>
-        <w:t xml:space="preserve">emptyValue</w:t>
-      </w:r>
-      <w:r>
-        <w:t xml:space="preserve"> </w:t>
-      </w:r>
-      <w:r>
-        <w:t xml:space="preserve">element shall be used at that position to maintain correct alignment.</w:t>
-      </w:r>
-    </w:p>
-    <w:bookmarkEnd w:id="65"/>
-    <w:bookmarkEnd w:id="66"/>
-    <w:bookmarkEnd w:id="67"/>
-    <w:bookmarkStart w:id="76" w:name="X6d3be79fdd62b5ac3df4be22b2324fcd18f0d31"/>
-    <w:p>
-      <w:pPr>
-        <w:pStyle w:val="Heading1"/>
-      </w:pPr>
-      <w:r>
-        <w:t xml:space="preserve">Parameter Standard Names</w:t>
-      </w:r>
-    </w:p>
-    <w:p>
-      <w:pPr>
-        <w:pStyle w:val="FirstParagraph"/>
-      </w:pPr>
-      <w:r>
-        <w:t xml:space="preserve">Standard name binding enables Parameter definitions within a Metadata message to be associated with controlled vocabulary entries from external naming conventions. This allows observation data to be unambiguously interpreted by Hubs and downstream systems without dependence on the Parameter</w:t>
-      </w:r>
-      <w:r>
-        <w:t xml:space="preserve"> </w:t>
-      </w:r>
-      <w:r>
-        <w:rPr>
-          <w:rStyle w:val="VerbatimChar"/>
-        </w:rPr>
-        <w:t xml:space="preserve">longName</w:t>
-      </w:r>
-      <w:r>
-        <w:t xml:space="preserve"> </w:t>
-      </w:r>
-      <w:r>
-        <w:t xml:space="preserve">element, which is a human-readable label and not guaranteed to be unique or machine-interpretable.</w:t>
-      </w:r>
-    </w:p>
-    <w:bookmarkStart w:id="75" w:name="Xb83d80e9cf08478bd63550380a98a40b014163a"/>
-    <w:p>
-      <w:pPr>
-        <w:pStyle w:val="Heading2"/>
-      </w:pPr>
-      <w:r>
-        <w:t xml:space="preserve">Requirements Class "Parameter Standard Names"</w:t>
-      </w:r>
-    </w:p>
-    <w:bookmarkStart w:id="69" w:name="X322101054fd636c32d6869f7cfec83424c5280c"/>
-    <w:p>
-      <w:pPr>
-        <w:pStyle w:val="Heading3"/>
-      </w:pPr>
-      <w:r>
-        <w:t xml:space="preserve">Overview</w:t>
-      </w:r>
-    </w:p>
-    <w:p>
-      <w:pPr>
-        <w:pStyle w:val="FirstParagraph"/>
-      </w:pPr>
-      <w:r>
-        <w:t xml:space="preserve">This Requirements Class provides requirements for Parameter Standard Names.</w:t>
-      </w:r>
-    </w:p>
-    <w:p>
-      <w:pPr>
-        <w:pStyle w:val="BodyText"/>
-      </w:pPr>
-      <w:r>
-        <w:t xml:space="preserve">The binding mechanism uses two related fields in the message encoding:</w:t>
+        <w:t xml:space="preserve">Missing or unavailable measurement values shall NOT be represented as:</w:t>
       </w:r>
     </w:p>
     <w:p>
@@ -6089,7 +5927,7 @@
         </w:numPr>
       </w:pPr>
       <w:r>
-        <w:t xml:space="preserve">Metadata namespaces: declares the naming convention vocabularies in use, associating a short namespace key with a URI that identifies the vocabulary</w:t>
+        <w:t xml:space="preserve">numeric zero (0)</w:t>
       </w:r>
     </w:p>
     <w:p>
@@ -6097,6 +5935,188 @@
         <w:numPr>
           <w:ilvl w:val="0"/>
           <w:numId w:val="1008"/>
+        </w:numPr>
+      </w:pPr>
+      <w:r>
+        <w:t xml:space="preserve">NaN (Not a Number)</w:t>
+      </w:r>
+    </w:p>
+    <w:p>
+      <w:pPr>
+        <w:numPr>
+          <w:ilvl w:val="0"/>
+          <w:numId w:val="1008"/>
+        </w:numPr>
+      </w:pPr>
+      <w:r>
+        <w:t xml:space="preserve">omission from the values array</w:t>
+      </w:r>
+    </w:p>
+    <w:p>
+      <w:pPr>
+        <w:numPr>
+          <w:ilvl w:val="0"/>
+          <w:numId w:val="1008"/>
+        </w:numPr>
+      </w:pPr>
+      <w:r>
+        <w:t xml:space="preserve">any other numeric sentinel value</w:t>
+      </w:r>
+    </w:p>
+    <w:p>
+      <w:pPr>
+        <w:pStyle w:val="FirstParagraph"/>
+      </w:pPr>
+      <w:r>
+        <w:t xml:space="preserve">The</w:t>
+      </w:r>
+      <w:r>
+        <w:t xml:space="preserve"> </w:t>
+      </w:r>
+      <w:r>
+        <w:rPr>
+          <w:rStyle w:val="VerbatimChar"/>
+        </w:rPr>
+        <w:t xml:space="preserve">emptyValue</w:t>
+      </w:r>
+      <w:r>
+        <w:t xml:space="preserve"> </w:t>
+      </w:r>
+      <w:r>
+        <w:t xml:space="preserve">element shall be used to explicitly and unambiguously indicate missing data.</w:t>
+      </w:r>
+    </w:p>
+    <w:p>
+      <w:pPr>
+        <w:pStyle w:val="BodyText"/>
+      </w:pPr>
+      <w:r>
+        <w:t xml:space="preserve">This approach ensures clear distinction between actual measurements of zero and missing measurements, which is critical for correct data interpretation.</w:t>
+      </w:r>
+    </w:p>
+    <w:p>
+      <w:pPr>
+        <w:pStyle w:val="BodyText"/>
+      </w:pPr>
+      <w:r>
+        <w:t xml:space="preserve">When an Observation references a ParameterDefinition containing multiple parameters, the values in the values array shall be provided in the same order as the parameters are defined in the ParameterDefinition message</w:t>
+      </w:r>
+      <w:r>
+        <w:t xml:space="preserve"> </w:t>
+      </w:r>
+      <w:r>
+        <w:rPr>
+          <w:rStyle w:val="VerbatimChar"/>
+        </w:rPr>
+        <w:t xml:space="preserve">parameters</w:t>
+      </w:r>
+      <w:r>
+        <w:t xml:space="preserve"> </w:t>
+      </w:r>
+      <w:r>
+        <w:t xml:space="preserve">element. It is not permitted to omit a value from the middle of the array, as this would cause misalignment with the parameter definitions. If a value is unavailable, the</w:t>
+      </w:r>
+      <w:r>
+        <w:t xml:space="preserve"> </w:t>
+      </w:r>
+      <w:r>
+        <w:rPr>
+          <w:rStyle w:val="VerbatimChar"/>
+        </w:rPr>
+        <w:t xml:space="preserve">emptyValue</w:t>
+      </w:r>
+      <w:r>
+        <w:t xml:space="preserve"> </w:t>
+      </w:r>
+      <w:r>
+        <w:t xml:space="preserve">element shall be used at that position to maintain correct alignment.</w:t>
+      </w:r>
+    </w:p>
+    <w:bookmarkEnd w:id="66"/>
+    <w:bookmarkEnd w:id="67"/>
+    <w:bookmarkEnd w:id="68"/>
+    <w:bookmarkStart w:id="78" w:name="X6d3be79fdd62b5ac3df4be22b2324fcd18f0d31"/>
+    <w:p>
+      <w:pPr>
+        <w:pStyle w:val="Heading1"/>
+      </w:pPr>
+      <w:r>
+        <w:t xml:space="preserve">Parameter Standard Names</w:t>
+      </w:r>
+    </w:p>
+    <w:p>
+      <w:pPr>
+        <w:pStyle w:val="FirstParagraph"/>
+      </w:pPr>
+      <w:r>
+        <w:t xml:space="preserve">Standard name binding enables Parameter definitions within a Metadata message to be associated with controlled vocabulary entries from external naming conventions. This allows observation data to be unambiguously interpreted by Hubs and downstream systems without dependence on the Parameter</w:t>
+      </w:r>
+      <w:r>
+        <w:t xml:space="preserve"> </w:t>
+      </w:r>
+      <w:r>
+        <w:rPr>
+          <w:rStyle w:val="VerbatimChar"/>
+        </w:rPr>
+        <w:t xml:space="preserve">longName</w:t>
+      </w:r>
+      <w:r>
+        <w:t xml:space="preserve"> </w:t>
+      </w:r>
+      <w:r>
+        <w:t xml:space="preserve">element, which is a human-readable label and not guaranteed to be unique or machine-interpretable.</w:t>
+      </w:r>
+    </w:p>
+    <w:bookmarkStart w:id="77" w:name="Xb83d80e9cf08478bd63550380a98a40b014163a"/>
+    <w:p>
+      <w:pPr>
+        <w:pStyle w:val="Heading2"/>
+      </w:pPr>
+      <w:r>
+        <w:t xml:space="preserve">Requirements Class "Parameter Standard Names"</w:t>
+      </w:r>
+    </w:p>
+    <w:bookmarkStart w:id="70" w:name="X322101054fd636c32d6869f7cfec83424c5280c"/>
+    <w:p>
+      <w:pPr>
+        <w:pStyle w:val="Heading3"/>
+      </w:pPr>
+      <w:r>
+        <w:t xml:space="preserve">Overview</w:t>
+      </w:r>
+    </w:p>
+    <w:p>
+      <w:pPr>
+        <w:pStyle w:val="FirstParagraph"/>
+      </w:pPr>
+      <w:r>
+        <w:t xml:space="preserve">This Requirements Class provides requirements for Parameter Standard Names.</w:t>
+      </w:r>
+    </w:p>
+    <w:p>
+      <w:pPr>
+        <w:pStyle w:val="BodyText"/>
+      </w:pPr>
+      <w:r>
+        <w:t xml:space="preserve">The binding mechanism uses two related fields in the message encoding:</w:t>
+      </w:r>
+    </w:p>
+    <w:p>
+      <w:pPr>
+        <w:numPr>
+          <w:ilvl w:val="0"/>
+          <w:numId w:val="1009"/>
+        </w:numPr>
+      </w:pPr>
+      <w:r>
+        <w:t xml:space="preserve">Metadata namespaces: declares the naming convention vocabularies in use, associating a short namespace key with a URI that identifies the vocabulary</w:t>
+      </w:r>
+    </w:p>
+    <w:p>
+      <w:pPr>
+        <w:numPr>
+          <w:ilvl w:val="0"/>
+          <w:numId w:val="1009"/>
         </w:numPr>
       </w:pPr>
       <w:r>
@@ -6150,7 +6170,7 @@
             <w:pPr>
               <w:jc w:val="left"/>
             </w:pPr>
-            <w:hyperlink r:id="rId68">
+            <w:hyperlink r:id="rId69">
               <w:r>
                 <w:rPr>
                   <w:rStyle w:val="Hyperlink"/>
@@ -6215,8 +6235,8 @@
         </w:tc>
       </w:tr>
     </w:tbl>
-    <w:bookmarkEnd w:id="69"/>
-    <w:bookmarkStart w:id="70" w:name="X9a2e6e21986a725586c5c1a35dc203f1b93999b"/>
+    <w:bookmarkEnd w:id="70"/>
+    <w:bookmarkStart w:id="71" w:name="X9a2e6e21986a725586c5c1a35dc203f1b93999b"/>
     <w:p>
       <w:pPr>
         <w:pStyle w:val="Heading3"/>
@@ -6664,8 +6684,8 @@
         </w:tc>
       </w:tr>
     </w:tbl>
-    <w:bookmarkEnd w:id="70"/>
-    <w:bookmarkStart w:id="71" w:name="Xd1c302b8a82dd955e6c97d940af707ea0542cd4"/>
+    <w:bookmarkEnd w:id="71"/>
+    <w:bookmarkStart w:id="72" w:name="Xd1c302b8a82dd955e6c97d940af707ea0542cd4"/>
     <w:p>
       <w:pPr>
         <w:pStyle w:val="Heading3"/>
@@ -6881,8 +6901,8 @@
         <w:t xml:space="preserve">Standard name binding is applied in the Parameter message (not the ParameterDefinition message). When a ParameterDefinition message contains multiple Parameter messages, each parameter independently carries its own standard name bindings appropriate for the variable it represents.</w:t>
       </w:r>
     </w:p>
-    <w:bookmarkEnd w:id="71"/>
-    <w:bookmarkStart w:id="74" w:name="X1f8a267835683c050631ca2bd1f2371d717d77f"/>
+    <w:bookmarkEnd w:id="72"/>
+    <w:bookmarkStart w:id="76" w:name="X1f8a267835683c050631ca2bd1f2371d717d77f"/>
     <w:p>
       <w:pPr>
         <w:pStyle w:val="Heading3"/>
@@ -6903,7 +6923,7 @@
       <w:pPr>
         <w:numPr>
           <w:ilvl w:val="0"/>
-          <w:numId w:val="1009"/>
+          <w:numId w:val="1010"/>
         </w:numPr>
       </w:pPr>
       <w:r>
@@ -6914,18 +6934,29 @@
       <w:pPr>
         <w:numPr>
           <w:ilvl w:val="0"/>
-          <w:numId w:val="1009"/>
+          <w:numId w:val="1010"/>
         </w:numPr>
       </w:pPr>
       <w:r>
-        <w:t xml:space="preserve">Level 2: WMO First Mile parameter registry</w:t>
-      </w:r>
+        <w:t xml:space="preserve">Level 2:</w:t>
+      </w:r>
+      <w:r>
+        <w:t xml:space="preserve"> </w:t>
+      </w:r>
+      <w:hyperlink r:id="rId73">
+        <w:r>
+          <w:rPr>
+            <w:rStyle w:val="Hyperlink"/>
+          </w:rPr>
+          <w:t xml:space="preserve">WMO First Mile parameter registry</w:t>
+        </w:r>
+      </w:hyperlink>
     </w:p>
     <w:p>
       <w:pPr>
         <w:numPr>
           <w:ilvl w:val="0"/>
-          <w:numId w:val="1009"/>
+          <w:numId w:val="1010"/>
         </w:numPr>
       </w:pPr>
       <w:r>
@@ -6942,7 +6973,7 @@
       <w:r>
         <w:t xml:space="preserve"> </w:t>
       </w:r>
-      <w:hyperlink r:id="rId72">
+      <w:hyperlink r:id="rId74">
         <w:r>
           <w:rPr>
             <w:rStyle w:val="Hyperlink"/>
@@ -6964,7 +6995,7 @@
       <w:r>
         <w:t xml:space="preserve"> </w:t>
       </w:r>
-      <w:hyperlink r:id="rId73">
+      <w:hyperlink r:id="rId75">
         <w:r>
           <w:rPr>
             <w:rStyle w:val="Hyperlink"/>
@@ -7053,7 +7084,7 @@
             <w:pPr>
               <w:numPr>
                 <w:ilvl w:val="0"/>
-                <w:numId w:val="1010"/>
+                <w:numId w:val="1011"/>
               </w:numPr>
               <w:jc w:val="left"/>
             </w:pPr>
@@ -7065,19 +7096,30 @@
             <w:pPr>
               <w:numPr>
                 <w:ilvl w:val="0"/>
-                <w:numId w:val="1010"/>
+                <w:numId w:val="1011"/>
               </w:numPr>
               <w:jc w:val="left"/>
             </w:pPr>
             <w:r>
-              <w:t xml:space="preserve">Level 2: WMO First Mile parameter registry</w:t>
-            </w:r>
+              <w:t xml:space="preserve">Level 2:</w:t>
+            </w:r>
+            <w:r>
+              <w:t xml:space="preserve"> </w:t>
+            </w:r>
+            <w:hyperlink r:id="rId73">
+              <w:r>
+                <w:rPr>
+                  <w:rStyle w:val="Hyperlink"/>
+                </w:rPr>
+                <w:t xml:space="preserve">WMO First Mile parameter registry</w:t>
+              </w:r>
+            </w:hyperlink>
           </w:p>
           <w:p>
             <w:pPr>
               <w:numPr>
                 <w:ilvl w:val="0"/>
-                <w:numId w:val="1010"/>
+                <w:numId w:val="1011"/>
               </w:numPr>
               <w:jc w:val="left"/>
             </w:pPr>
@@ -7404,7 +7446,7 @@
       <w:r>
         <w:t xml:space="preserve"> </w:t>
       </w:r>
-      <w:hyperlink r:id="rId73">
+      <w:hyperlink r:id="rId75">
         <w:r>
           <w:rPr>
             <w:rStyle w:val="Hyperlink"/>
@@ -7435,10 +7477,10 @@
         <w:t xml:space="preserve">Where a standard name exists at Level 1 or Level 2, that standard name is to be included in the Parameter message standardNames element. Any locally managed entries for the same parameter are supplementary to, not a replacement for, the applicable standard name. // TODO consider making a requirement (but note this is untestable)</w:t>
       </w:r>
     </w:p>
-    <w:bookmarkEnd w:id="74"/>
-    <w:bookmarkEnd w:id="75"/>
     <w:bookmarkEnd w:id="76"/>
-    <w:bookmarkStart w:id="89" w:name="Xe13ae3854e7e1647433e2f6745793dd790f9f65"/>
+    <w:bookmarkEnd w:id="77"/>
+    <w:bookmarkEnd w:id="78"/>
+    <w:bookmarkStart w:id="91" w:name="Xe13ae3854e7e1647433e2f6745793dd790f9f65"/>
     <w:p>
       <w:pPr>
         <w:pStyle w:val="Heading1"/>
@@ -7455,7 +7497,7 @@
         <w:t xml:space="preserve">First Mile messages are transmitted and published according to the workflow defined in this clause.</w:t>
       </w:r>
     </w:p>
-    <w:bookmarkStart w:id="88" w:name="Xd90759955ffb88c29314c94143cd27900a7ff40"/>
+    <w:bookmarkStart w:id="90" w:name="Xd90759955ffb88c29314c94143cd27900a7ff40"/>
     <w:p>
       <w:pPr>
         <w:pStyle w:val="Heading2"/>
@@ -7464,7 +7506,7 @@
         <w:t xml:space="preserve">Requirements Class "Transmission"</w:t>
       </w:r>
     </w:p>
-    <w:bookmarkStart w:id="78" w:name="X983c4aa7ef28fb7032ae84e3fd3376f6e50726d"/>
+    <w:bookmarkStart w:id="80" w:name="X983c4aa7ef28fb7032ae84e3fd3376f6e50726d"/>
     <w:p>
       <w:pPr>
         <w:pStyle w:val="Heading3"/>
@@ -7520,7 +7562,7 @@
             <w:pPr>
               <w:jc w:val="left"/>
             </w:pPr>
-            <w:hyperlink r:id="rId77">
+            <w:hyperlink r:id="rId79">
               <w:r>
                 <w:rPr>
                   <w:rStyle w:val="Hyperlink"/>
@@ -7585,8 +7627,8 @@
         </w:tc>
       </w:tr>
     </w:tbl>
-    <w:bookmarkEnd w:id="78"/>
-    <w:bookmarkStart w:id="80" w:name="X25e95aefdb2d4fb8c75b602001aef8d2717b74f"/>
+    <w:bookmarkEnd w:id="80"/>
+    <w:bookmarkStart w:id="82" w:name="X25e95aefdb2d4fb8c75b602001aef8d2717b74f"/>
     <w:p>
       <w:pPr>
         <w:pStyle w:val="Heading3"/>
@@ -7686,7 +7728,7 @@
             <w:r>
               <w:t xml:space="preserve"> </w:t>
             </w:r>
-            <w:hyperlink r:id="rId79">
+            <w:hyperlink r:id="rId81">
               <w:r>
                 <w:rPr>
                   <w:rStyle w:val="Hyperlink"/>
@@ -7875,7 +7917,7 @@
             <w:pPr>
               <w:numPr>
                 <w:ilvl w:val="0"/>
-                <w:numId w:val="1011"/>
+                <w:numId w:val="1012"/>
               </w:numPr>
               <w:jc w:val="left"/>
             </w:pPr>
@@ -7887,7 +7929,7 @@
             <w:pPr>
               <w:numPr>
                 <w:ilvl w:val="0"/>
-                <w:numId w:val="1011"/>
+                <w:numId w:val="1012"/>
               </w:numPr>
               <w:jc w:val="left"/>
             </w:pPr>
@@ -7899,7 +7941,7 @@
             <w:pPr>
               <w:numPr>
                 <w:ilvl w:val="0"/>
-                <w:numId w:val="1011"/>
+                <w:numId w:val="1012"/>
               </w:numPr>
               <w:jc w:val="left"/>
             </w:pPr>
@@ -7910,8 +7952,8 @@
         </w:tc>
       </w:tr>
     </w:tbl>
-    <w:bookmarkEnd w:id="80"/>
-    <w:bookmarkStart w:id="81" w:name="X02db7699fa6ee24d03ecc88f45942d5d78f06b9"/>
+    <w:bookmarkEnd w:id="82"/>
+    <w:bookmarkStart w:id="83" w:name="X02db7699fa6ee24d03ecc88f45942d5d78f06b9"/>
     <w:p>
       <w:pPr>
         <w:pStyle w:val="Heading3"/>
@@ -8287,8 +8329,8 @@
         </w:tc>
       </w:tr>
     </w:tbl>
-    <w:bookmarkEnd w:id="81"/>
-    <w:bookmarkStart w:id="82" w:name="Xa3fa6ff4c80d85b7365d9bac9806ab0f7f77e49"/>
+    <w:bookmarkEnd w:id="83"/>
+    <w:bookmarkStart w:id="84" w:name="Xa3fa6ff4c80d85b7365d9bac9806ab0f7f77e49"/>
     <w:p>
       <w:pPr>
         <w:pStyle w:val="Heading3"/>
@@ -8524,8 +8566,8 @@
         </w:tc>
       </w:tr>
     </w:tbl>
-    <w:bookmarkEnd w:id="82"/>
-    <w:bookmarkStart w:id="83" w:name="Xf529e0bc96b4772994bedaf4bdfcd80cde27ca5"/>
+    <w:bookmarkEnd w:id="84"/>
+    <w:bookmarkStart w:id="85" w:name="Xf529e0bc96b4772994bedaf4bdfcd80cde27ca5"/>
     <w:p>
       <w:pPr>
         <w:pStyle w:val="Heading3"/>
@@ -8634,8 +8676,8 @@
         </w:tc>
       </w:tr>
     </w:tbl>
-    <w:bookmarkEnd w:id="83"/>
-    <w:bookmarkStart w:id="84" w:name="X3f596c2a9b37176c0cac1294658bee0fb0ce144"/>
+    <w:bookmarkEnd w:id="85"/>
+    <w:bookmarkStart w:id="86" w:name="X3f596c2a9b37176c0cac1294658bee0fb0ce144"/>
     <w:p>
       <w:pPr>
         <w:pStyle w:val="Heading3"/>
@@ -8912,8 +8954,8 @@
         </w:tc>
       </w:tr>
     </w:tbl>
-    <w:bookmarkEnd w:id="84"/>
-    <w:bookmarkStart w:id="86" w:name="Xe43ef194bc85e48db104c895132ffd6de7a19e4"/>
+    <w:bookmarkEnd w:id="86"/>
+    <w:bookmarkStart w:id="88" w:name="Xe43ef194bc85e48db104c895132ffd6de7a19e4"/>
     <w:p>
       <w:pPr>
         <w:pStyle w:val="Heading3"/>
@@ -9021,7 +9063,7 @@
             <w:r>
               <w:t xml:space="preserve"> </w:t>
             </w:r>
-            <w:hyperlink r:id="rId85">
+            <w:hyperlink r:id="rId87">
               <w:r>
                 <w:rPr>
                   <w:rStyle w:val="Hyperlink"/>
@@ -9162,8 +9204,8 @@
         </w:tc>
       </w:tr>
     </w:tbl>
-    <w:bookmarkEnd w:id="86"/>
-    <w:bookmarkStart w:id="87" w:name="X6afe1f7d5d738d3af1498c7bffb69b1b808c68c"/>
+    <w:bookmarkEnd w:id="88"/>
+    <w:bookmarkStart w:id="89" w:name="X6afe1f7d5d738d3af1498c7bffb69b1b808c68c"/>
     <w:p>
       <w:pPr>
         <w:pStyle w:val="Heading3"/>
@@ -9336,10 +9378,10 @@
         </w:tc>
       </w:tr>
     </w:tbl>
-    <w:bookmarkEnd w:id="87"/>
-    <w:bookmarkEnd w:id="88"/>
     <w:bookmarkEnd w:id="89"/>
-    <w:bookmarkStart w:id="96" w:name="X78fdb1f4716baf4c26796c550dad0531813f831"/>
+    <w:bookmarkEnd w:id="90"/>
+    <w:bookmarkEnd w:id="91"/>
+    <w:bookmarkStart w:id="98" w:name="X78fdb1f4716baf4c26796c550dad0531813f831"/>
     <w:p>
       <w:pPr>
         <w:pStyle w:val="Heading1"/>
@@ -9348,7 +9390,7 @@
         <w:t xml:space="preserve">Conformance Class Abstract Test Suite (Normative)</w:t>
       </w:r>
     </w:p>
-    <w:bookmarkStart w:id="91" w:name="X61914e26939b0258a4f72336330af4ad3549113"/>
+    <w:bookmarkStart w:id="93" w:name="X61914e26939b0258a4f72336330af4ad3549113"/>
     <w:p>
       <w:pPr>
         <w:pStyle w:val="Heading2"/>
@@ -9410,7 +9452,7 @@
         <w:t xml:space="preserve">Target Type:Encoding</w:t>
       </w:r>
     </w:p>
-    <w:bookmarkStart w:id="90" w:name="X3a04224f617536f2fb363349e0c2c664c06221f"/>
+    <w:bookmarkStart w:id="92" w:name="X3a04224f617536f2fb363349e0c2c664c06221f"/>
     <w:p>
       <w:pPr>
         <w:pStyle w:val="Heading3"/>
@@ -9483,9 +9525,9 @@
         <w:t xml:space="preserve">TODO</w:t>
       </w:r>
     </w:p>
-    <w:bookmarkEnd w:id="90"/>
-    <w:bookmarkEnd w:id="91"/>
-    <w:bookmarkStart w:id="93" w:name="X5389d7d1d833cb46a9a3bc765742be3efe67619"/>
+    <w:bookmarkEnd w:id="92"/>
+    <w:bookmarkEnd w:id="93"/>
+    <w:bookmarkStart w:id="95" w:name="X5389d7d1d833cb46a9a3bc765742be3efe67619"/>
     <w:p>
       <w:pPr>
         <w:pStyle w:val="Heading2"/>
@@ -9506,7 +9548,7 @@
       <w:pPr>
         <w:pStyle w:val="Definition"/>
       </w:pPr>
-      <w:hyperlink r:id="rId68">
+      <w:hyperlink r:id="rId69">
         <w:r>
           <w:rPr>
             <w:rStyle w:val="Hyperlink"/>
@@ -9547,7 +9589,7 @@
         <w:t xml:space="preserve">Target Type:Message Encoding</w:t>
       </w:r>
     </w:p>
-    <w:bookmarkStart w:id="92" w:name="X9e0a8bd10e03690b4283099fbf6931212327cb6"/>
+    <w:bookmarkStart w:id="94" w:name="X9e0a8bd10e03690b4283099fbf6931212327cb6"/>
     <w:p>
       <w:pPr>
         <w:pStyle w:val="Heading3"/>
@@ -9556,9 +9598,9 @@
         <w:t xml:space="preserve">Encoding</w:t>
       </w:r>
     </w:p>
-    <w:bookmarkEnd w:id="92"/>
-    <w:bookmarkEnd w:id="93"/>
-    <w:bookmarkStart w:id="95" w:name="X25cfcbd45372219887f566f1ba18f9d8ea1e5b4"/>
+    <w:bookmarkEnd w:id="94"/>
+    <w:bookmarkEnd w:id="95"/>
+    <w:bookmarkStart w:id="97" w:name="X25cfcbd45372219887f566f1ba18f9d8ea1e5b4"/>
     <w:p>
       <w:pPr>
         <w:pStyle w:val="Heading2"/>
@@ -9579,7 +9621,7 @@
       <w:pPr>
         <w:pStyle w:val="Definition"/>
       </w:pPr>
-      <w:hyperlink r:id="rId77">
+      <w:hyperlink r:id="rId79">
         <w:r>
           <w:rPr>
             <w:rStyle w:val="Hyperlink"/>
@@ -9620,7 +9662,7 @@
         <w:t xml:space="preserve">Target Type:Transmission</w:t>
       </w:r>
     </w:p>
-    <w:bookmarkStart w:id="94" w:name="X1ce7b2faea04fdf0ff6d0a1b438774f6451b392"/>
+    <w:bookmarkStart w:id="96" w:name="X1ce7b2faea04fdf0ff6d0a1b438774f6451b392"/>
     <w:p>
       <w:pPr>
         <w:pStyle w:val="Heading3"/>
@@ -9629,10 +9671,10 @@
         <w:t xml:space="preserve">Encoding</w:t>
       </w:r>
     </w:p>
-    <w:bookmarkEnd w:id="94"/>
-    <w:bookmarkEnd w:id="95"/>
     <w:bookmarkEnd w:id="96"/>
-    <w:bookmarkStart w:id="101" w:name="schemas"/>
+    <w:bookmarkEnd w:id="97"/>
+    <w:bookmarkEnd w:id="98"/>
+    <w:bookmarkStart w:id="103" w:name="schemas"/>
     <w:p>
       <w:pPr>
         <w:pStyle w:val="Heading1"/>
@@ -9664,7 +9706,7 @@
         <w:t xml:space="preserve">once the standard has been approved.</w:t>
       </w:r>
     </w:p>
-    <w:bookmarkStart w:id="97" w:name="X880462e29bd9c7f9cef187bf395e7ce87ff2224"/>
+    <w:bookmarkStart w:id="99" w:name="X880462e29bd9c7f9cef187bf395e7ce87ff2224"/>
     <w:p>
       <w:pPr>
         <w:pStyle w:val="Heading2"/>
@@ -10710,8 +10752,8 @@
         <w:t xml:space="preserve">}</w:t>
       </w:r>
     </w:p>
-    <w:bookmarkEnd w:id="97"/>
-    <w:bookmarkStart w:id="100" w:name="Xdd1fe16469c2eadaa904f6e369398e4a8c19852"/>
+    <w:bookmarkEnd w:id="99"/>
+    <w:bookmarkStart w:id="102" w:name="Xdd1fe16469c2eadaa904f6e369398e4a8c19852"/>
     <w:p>
       <w:pPr>
         <w:pStyle w:val="Heading2"/>
@@ -10720,7 +10762,7 @@
         <w:t xml:space="preserve">Enumerations</w:t>
       </w:r>
     </w:p>
-    <w:bookmarkStart w:id="98" w:name="X974361986fb85896cad8d73d8da9e7481cde38c"/>
+    <w:bookmarkStart w:id="100" w:name="X974361986fb85896cad8d73d8da9e7481cde38c"/>
     <w:p>
       <w:pPr>
         <w:pStyle w:val="Heading3"/>
@@ -11525,8 +11567,8 @@
         <w:t xml:space="preserve">shall specify the duration over which the aggregation is performed.</w:t>
       </w:r>
     </w:p>
-    <w:bookmarkEnd w:id="98"/>
-    <w:bookmarkStart w:id="99" w:name="X74d4f5b1443596dd08a6ea00592edb81132a5cb"/>
+    <w:bookmarkEnd w:id="100"/>
+    <w:bookmarkStart w:id="101" w:name="X74d4f5b1443596dd08a6ea00592edb81132a5cb"/>
     <w:p>
       <w:pPr>
         <w:pStyle w:val="Heading3"/>
@@ -11825,10 +11867,10 @@
         <w:t xml:space="preserve">The choice of reference surface is determined by the user based on the measurement context and requirements. For example, meteorological observations of air temperature typically use height above ground level (GL), while atmospheric pressure observations may reference mean sea level (MSL).</w:t>
       </w:r>
     </w:p>
-    <w:bookmarkEnd w:id="99"/>
-    <w:bookmarkEnd w:id="100"/>
     <w:bookmarkEnd w:id="101"/>
-    <w:bookmarkStart w:id="106" w:name="examples"/>
+    <w:bookmarkEnd w:id="102"/>
+    <w:bookmarkEnd w:id="103"/>
+    <w:bookmarkStart w:id="108" w:name="examples"/>
     <w:p>
       <w:pPr>
         <w:pStyle w:val="Heading1"/>
@@ -11837,7 +11879,7 @@
         <w:t xml:space="preserve">Examples (Informative)</w:t>
       </w:r>
     </w:p>
-    <w:bookmarkStart w:id="102" w:name="X68ae7d3cf07904a2b65da44dbbe6172616b3505"/>
+    <w:bookmarkStart w:id="104" w:name="X68ae7d3cf07904a2b65da44dbbe6172616b3505"/>
     <w:p>
       <w:pPr>
         <w:pStyle w:val="Heading2"/>
@@ -11846,8 +11888,8 @@
         <w:t xml:space="preserve">Transmission topics</w:t>
       </w:r>
     </w:p>
-    <w:bookmarkEnd w:id="102"/>
-    <w:bookmarkStart w:id="105" w:name="X9f4d614843744384f3a7741ad5521bc4cfb9588"/>
+    <w:bookmarkEnd w:id="104"/>
+    <w:bookmarkStart w:id="107" w:name="X9f4d614843744384f3a7741ad5521bc4cfb9588"/>
     <w:p>
       <w:pPr>
         <w:pStyle w:val="Heading2"/>
@@ -11894,7 +11936,7 @@
         <w:t xml:space="preserve">elements populated as appropriate.</w:t>
       </w:r>
     </w:p>
-    <w:bookmarkStart w:id="103" w:name="Xf60c31f0b033f47ccd54b1ba8c1bc71fef83521"/>
+    <w:bookmarkStart w:id="105" w:name="Xf60c31f0b033f47ccd54b1ba8c1bc71fef83521"/>
     <w:p>
       <w:pPr>
         <w:pStyle w:val="Heading3"/>
@@ -11909,36 +11951,6 @@
       </w:pPr>
       <w:r>
         <w:t xml:space="preserve">This example simulates a simple hydrological gauging station.</w:t>
-      </w:r>
-    </w:p>
-    <w:p>
-      <w:pPr>
-        <w:numPr>
-          <w:ilvl w:val="0"/>
-          <w:numId w:val="1012"/>
-        </w:numPr>
-      </w:pPr>
-      <w:r>
-        <w:t xml:space="preserve">Node: the node/datalogger purely acts as a gateway, does not provide any internal diagnostics or measurements, and the metadata does not contain any specific information about the node device.</w:t>
-      </w:r>
-    </w:p>
-    <w:p>
-      <w:pPr>
-        <w:numPr>
-          <w:ilvl w:val="0"/>
-          <w:numId w:val="1012"/>
-        </w:numPr>
-      </w:pPr>
-      <w:r>
-        <w:t xml:space="preserve">Observers: Geolux Radar (water level) and OTT Pluvio² (rainfall).</w:t>
-      </w:r>
-    </w:p>
-    <w:p>
-      <w:pPr>
-        <w:pStyle w:val="FirstParagraph"/>
-      </w:pPr>
-      <w:r>
-        <w:t xml:space="preserve">Key points:</w:t>
       </w:r>
     </w:p>
     <w:p>
@@ -11949,7 +11961,7 @@
         </w:numPr>
       </w:pPr>
       <w:r>
-        <w:t xml:space="preserve">Measures critical hydrological parameters: water level and rainfall intensity.</w:t>
+        <w:t xml:space="preserve">Node: the node/datalogger purely acts as a gateway, does not provide any internal diagnostics or measurements, and the metadata does not contain any specific information about the node device.</w:t>
       </w:r>
     </w:p>
     <w:p>
@@ -11960,29 +11972,7 @@
         </w:numPr>
       </w:pPr>
       <w:r>
-        <w:t xml:space="preserve">Data is grouped under a single parameter definition since all values represent hydrological measurements.</w:t>
-      </w:r>
-    </w:p>
-    <w:p>
-      <w:pPr>
-        <w:numPr>
-          <w:ilvl w:val="0"/>
-          <w:numId w:val="1013"/>
-        </w:numPr>
-      </w:pPr>
-      <w:r>
-        <w:t xml:space="preserve">Metadata is minimal — there is no firmware version or serial number information from the observer instruments.</w:t>
-      </w:r>
-    </w:p>
-    <w:p>
-      <w:pPr>
-        <w:numPr>
-          <w:ilvl w:val="0"/>
-          <w:numId w:val="1013"/>
-        </w:numPr>
-      </w:pPr>
-      <w:r>
-        <w:t xml:space="preserve">The sample data payload contains three measurements taken 10 minutes apart.</w:t>
+        <w:t xml:space="preserve">Observers: Geolux Radar (water level) and OTT Pluvio² (rainfall).</w:t>
       </w:r>
     </w:p>
     <w:p>
@@ -11990,807 +11980,7 @@
         <w:pStyle w:val="FirstParagraph"/>
       </w:pPr>
       <w:r>
-        <w:rPr>
-          <w:bCs/>
-          <w:b/>
-        </w:rPr>
-        <w:t xml:space="preserve">FirstMileMessage (metadata)</w:t>
-      </w:r>
-    </w:p>
-    <w:p>
-      <w:pPr>
-        <w:pStyle w:val="SourceCode"/>
-      </w:pPr>
-      <w:r>
-        <w:rPr>
-          <w:rStyle w:val="NormalTok"/>
-        </w:rPr>
-        <w:t xml:space="preserve">metadata {</w:t>
-      </w:r>
-      <w:r>
-        <w:br/>
-      </w:r>
-      <w:r>
-        <w:rPr>
-          <w:rStyle w:val="NormalTok"/>
-        </w:rPr>
-        <w:t xml:space="preserve">  node {</w:t>
-      </w:r>
-      <w:r>
-        <w:br/>
-      </w:r>
-      <w:r>
-        <w:rPr>
-          <w:rStyle w:val="NormalTok"/>
-        </w:rPr>
-        <w:t xml:space="preserve">    name: </w:t>
-      </w:r>
-      <w:r>
-        <w:rPr>
-          <w:rStyle w:val="StringTok"/>
-        </w:rPr>
-        <w:t xml:space="preserve">"Hydro-Station-02"</w:t>
-      </w:r>
-      <w:r>
-        <w:br/>
-      </w:r>
-      <w:r>
-        <w:rPr>
-          <w:rStyle w:val="NormalTok"/>
-        </w:rPr>
-        <w:t xml:space="preserve">    serialNumber: </w:t>
-      </w:r>
-      <w:r>
-        <w:rPr>
-          <w:rStyle w:val="StringTok"/>
-        </w:rPr>
-        <w:t xml:space="preserve">"HYDSTN002-2025"</w:t>
-      </w:r>
-      <w:r>
-        <w:br/>
-      </w:r>
-      <w:r>
-        <w:rPr>
-          <w:rStyle w:val="NormalTok"/>
-        </w:rPr>
-        <w:t xml:space="preserve">  }</w:t>
-      </w:r>
-      <w:r>
-        <w:br/>
-      </w:r>
-      <w:r>
-        <w:rPr>
-          <w:rStyle w:val="NormalTok"/>
-        </w:rPr>
-        <w:t xml:space="preserve">  observers {</w:t>
-      </w:r>
-      <w:r>
-        <w:br/>
-      </w:r>
-      <w:r>
-        <w:rPr>
-          <w:rStyle w:val="NormalTok"/>
-        </w:rPr>
-        <w:t xml:space="preserve">    id: </w:t>
-      </w:r>
-      <w:r>
-        <w:rPr>
-          <w:rStyle w:val="DecValTok"/>
-        </w:rPr>
-        <w:t xml:space="preserve">1</w:t>
-      </w:r>
-      <w:r>
-        <w:br/>
-      </w:r>
-      <w:r>
-        <w:rPr>
-          <w:rStyle w:val="NormalTok"/>
-        </w:rPr>
-        <w:t xml:space="preserve">    name: </w:t>
-      </w:r>
-      <w:r>
-        <w:rPr>
-          <w:rStyle w:val="StringTok"/>
-        </w:rPr>
-        <w:t xml:space="preserve">"Geolux LX-80 Radar Level Sensor"</w:t>
-      </w:r>
-      <w:r>
-        <w:br/>
-      </w:r>
-      <w:r>
-        <w:rPr>
-          <w:rStyle w:val="NormalTok"/>
-        </w:rPr>
-        <w:t xml:space="preserve">  }</w:t>
-      </w:r>
-      <w:r>
-        <w:br/>
-      </w:r>
-      <w:r>
-        <w:rPr>
-          <w:rStyle w:val="NormalTok"/>
-        </w:rPr>
-        <w:t xml:space="preserve">  observers {</w:t>
-      </w:r>
-      <w:r>
-        <w:br/>
-      </w:r>
-      <w:r>
-        <w:rPr>
-          <w:rStyle w:val="NormalTok"/>
-        </w:rPr>
-        <w:t xml:space="preserve">    id: </w:t>
-      </w:r>
-      <w:r>
-        <w:rPr>
-          <w:rStyle w:val="DecValTok"/>
-        </w:rPr>
-        <w:t xml:space="preserve">2</w:t>
-      </w:r>
-      <w:r>
-        <w:br/>
-      </w:r>
-      <w:r>
-        <w:rPr>
-          <w:rStyle w:val="NormalTok"/>
-        </w:rPr>
-        <w:t xml:space="preserve">    name: </w:t>
-      </w:r>
-      <w:r>
-        <w:rPr>
-          <w:rStyle w:val="StringTok"/>
-        </w:rPr>
-        <w:t xml:space="preserve">"OTT Pluvio² Rain Gauge"</w:t>
-      </w:r>
-      <w:r>
-        <w:br/>
-      </w:r>
-      <w:r>
-        <w:rPr>
-          <w:rStyle w:val="NormalTok"/>
-        </w:rPr>
-        <w:t xml:space="preserve">  }</w:t>
-      </w:r>
-      <w:r>
-        <w:br/>
-      </w:r>
-      <w:r>
-        <w:rPr>
-          <w:rStyle w:val="NormalTok"/>
-        </w:rPr>
-        <w:t xml:space="preserve">  parameterDefinitions {</w:t>
-      </w:r>
-      <w:r>
-        <w:br/>
-      </w:r>
-      <w:r>
-        <w:rPr>
-          <w:rStyle w:val="NormalTok"/>
-        </w:rPr>
-        <w:t xml:space="preserve">    id: </w:t>
-      </w:r>
-      <w:r>
-        <w:rPr>
-          <w:rStyle w:val="DecValTok"/>
-        </w:rPr>
-        <w:t xml:space="preserve">1</w:t>
-      </w:r>
-      <w:r>
-        <w:br/>
-      </w:r>
-      <w:r>
-        <w:rPr>
-          <w:rStyle w:val="NormalTok"/>
-        </w:rPr>
-        <w:t xml:space="preserve">    description: </w:t>
-      </w:r>
-      <w:r>
-        <w:rPr>
-          <w:rStyle w:val="StringTok"/>
-        </w:rPr>
-        <w:t xml:space="preserve">"Hydrological parameters"</w:t>
-      </w:r>
-      <w:r>
-        <w:br/>
-      </w:r>
-      <w:r>
-        <w:rPr>
-          <w:rStyle w:val="NormalTok"/>
-        </w:rPr>
-        <w:t xml:space="preserve">    parameters {</w:t>
-      </w:r>
-      <w:r>
-        <w:br/>
-      </w:r>
-      <w:r>
-        <w:rPr>
-          <w:rStyle w:val="NormalTok"/>
-        </w:rPr>
-        <w:t xml:space="preserve">      longName: </w:t>
-      </w:r>
-      <w:r>
-        <w:rPr>
-          <w:rStyle w:val="StringTok"/>
-        </w:rPr>
-        <w:t xml:space="preserve">"Water Level"</w:t>
-      </w:r>
-      <w:r>
-        <w:br/>
-      </w:r>
-      <w:r>
-        <w:rPr>
-          <w:rStyle w:val="NormalTok"/>
-        </w:rPr>
-        <w:t xml:space="preserve">      unit: </w:t>
-      </w:r>
-      <w:r>
-        <w:rPr>
-          <w:rStyle w:val="StringTok"/>
-        </w:rPr>
-        <w:t xml:space="preserve">"m"</w:t>
-      </w:r>
-      <w:r>
-        <w:br/>
-      </w:r>
-      <w:r>
-        <w:rPr>
-          <w:rStyle w:val="NormalTok"/>
-        </w:rPr>
-        <w:t xml:space="preserve">      device {</w:t>
-      </w:r>
-      <w:r>
-        <w:br/>
-      </w:r>
-      <w:r>
-        <w:rPr>
-          <w:rStyle w:val="NormalTok"/>
-        </w:rPr>
-        <w:t xml:space="preserve">        observerId: </w:t>
-      </w:r>
-      <w:r>
-        <w:rPr>
-          <w:rStyle w:val="DecValTok"/>
-        </w:rPr>
-        <w:t xml:space="preserve">1</w:t>
-      </w:r>
-      <w:r>
-        <w:br/>
-      </w:r>
-      <w:r>
-        <w:rPr>
-          <w:rStyle w:val="NormalTok"/>
-        </w:rPr>
-        <w:t xml:space="preserve">      }</w:t>
-      </w:r>
-      <w:r>
-        <w:br/>
-      </w:r>
-      <w:r>
-        <w:rPr>
-          <w:rStyle w:val="NormalTok"/>
-        </w:rPr>
-        <w:t xml:space="preserve">      cellMethod: MEAN</w:t>
-      </w:r>
-      <w:r>
-        <w:br/>
-      </w:r>
-      <w:r>
-        <w:rPr>
-          <w:rStyle w:val="NormalTok"/>
-        </w:rPr>
-        <w:t xml:space="preserve">      cellPeriodSeconds: </w:t>
-      </w:r>
-      <w:r>
-        <w:rPr>
-          <w:rStyle w:val="DecValTok"/>
-        </w:rPr>
-        <w:t xml:space="preserve">10</w:t>
-      </w:r>
-      <w:r>
-        <w:br/>
-      </w:r>
-      <w:r>
-        <w:rPr>
-          <w:rStyle w:val="NormalTok"/>
-        </w:rPr>
-        <w:t xml:space="preserve">    }</w:t>
-      </w:r>
-      <w:r>
-        <w:br/>
-      </w:r>
-      <w:r>
-        <w:rPr>
-          <w:rStyle w:val="NormalTok"/>
-        </w:rPr>
-        <w:t xml:space="preserve">    parameters {</w:t>
-      </w:r>
-      <w:r>
-        <w:br/>
-      </w:r>
-      <w:r>
-        <w:rPr>
-          <w:rStyle w:val="NormalTok"/>
-        </w:rPr>
-        <w:t xml:space="preserve">      longName: </w:t>
-      </w:r>
-      <w:r>
-        <w:rPr>
-          <w:rStyle w:val="StringTok"/>
-        </w:rPr>
-        <w:t xml:space="preserve">"Rainfall Intensity"</w:t>
-      </w:r>
-      <w:r>
-        <w:br/>
-      </w:r>
-      <w:r>
-        <w:rPr>
-          <w:rStyle w:val="NormalTok"/>
-        </w:rPr>
-        <w:t xml:space="preserve">      unit: </w:t>
-      </w:r>
-      <w:r>
-        <w:rPr>
-          <w:rStyle w:val="StringTok"/>
-        </w:rPr>
-        <w:t xml:space="preserve">"mm/h"</w:t>
-      </w:r>
-      <w:r>
-        <w:br/>
-      </w:r>
-      <w:r>
-        <w:rPr>
-          <w:rStyle w:val="NormalTok"/>
-        </w:rPr>
-        <w:t xml:space="preserve">      device {</w:t>
-      </w:r>
-      <w:r>
-        <w:br/>
-      </w:r>
-      <w:r>
-        <w:rPr>
-          <w:rStyle w:val="NormalTok"/>
-        </w:rPr>
-        <w:t xml:space="preserve">        observerId: </w:t>
-      </w:r>
-      <w:r>
-        <w:rPr>
-          <w:rStyle w:val="DecValTok"/>
-        </w:rPr>
-        <w:t xml:space="preserve">2</w:t>
-      </w:r>
-      <w:r>
-        <w:br/>
-      </w:r>
-      <w:r>
-        <w:rPr>
-          <w:rStyle w:val="NormalTok"/>
-        </w:rPr>
-        <w:t xml:space="preserve">      }</w:t>
-      </w:r>
-      <w:r>
-        <w:br/>
-      </w:r>
-      <w:r>
-        <w:rPr>
-          <w:rStyle w:val="NormalTok"/>
-        </w:rPr>
-        <w:t xml:space="preserve">      cellMethod: MEAN</w:t>
-      </w:r>
-      <w:r>
-        <w:br/>
-      </w:r>
-      <w:r>
-        <w:rPr>
-          <w:rStyle w:val="NormalTok"/>
-        </w:rPr>
-        <w:t xml:space="preserve">      cellPeriodSeconds: </w:t>
-      </w:r>
-      <w:r>
-        <w:rPr>
-          <w:rStyle w:val="DecValTok"/>
-        </w:rPr>
-        <w:t xml:space="preserve">600</w:t>
-      </w:r>
-      <w:r>
-        <w:br/>
-      </w:r>
-      <w:r>
-        <w:rPr>
-          <w:rStyle w:val="NormalTok"/>
-        </w:rPr>
-        <w:t xml:space="preserve">    }</w:t>
-      </w:r>
-      <w:r>
-        <w:br/>
-      </w:r>
-      <w:r>
-        <w:rPr>
-          <w:rStyle w:val="NormalTok"/>
-        </w:rPr>
-        <w:t xml:space="preserve">  }</w:t>
-      </w:r>
-      <w:r>
-        <w:br/>
-      </w:r>
-      <w:r>
-        <w:rPr>
-          <w:rStyle w:val="NormalTok"/>
-        </w:rPr>
-        <w:t xml:space="preserve">}</w:t>
-      </w:r>
-    </w:p>
-    <w:p>
-      <w:pPr>
-        <w:pStyle w:val="FirstParagraph"/>
-      </w:pPr>
-      <w:r>
-        <w:rPr>
-          <w:bCs/>
-          <w:b/>
-        </w:rPr>
-        <w:t xml:space="preserve">FirstMileMessage (data)</w:t>
-      </w:r>
-    </w:p>
-    <w:p>
-      <w:pPr>
-        <w:pStyle w:val="SourceCode"/>
-      </w:pPr>
-      <w:r>
-        <w:rPr>
-          <w:rStyle w:val="NormalTok"/>
-        </w:rPr>
-        <w:t xml:space="preserve">data {</w:t>
-      </w:r>
-      <w:r>
-        <w:br/>
-      </w:r>
-      <w:r>
-        <w:rPr>
-          <w:rStyle w:val="NormalTok"/>
-        </w:rPr>
-        <w:t xml:space="preserve">  observations {</w:t>
-      </w:r>
-      <w:r>
-        <w:br/>
-      </w:r>
-      <w:r>
-        <w:rPr>
-          <w:rStyle w:val="NormalTok"/>
-        </w:rPr>
-        <w:t xml:space="preserve">    parameterDefinitionId: </w:t>
-      </w:r>
-      <w:r>
-        <w:rPr>
-          <w:rStyle w:val="DecValTok"/>
-        </w:rPr>
-        <w:t xml:space="preserve">1</w:t>
-      </w:r>
-      <w:r>
-        <w:br/>
-      </w:r>
-      <w:r>
-        <w:rPr>
-          <w:rStyle w:val="NormalTok"/>
-        </w:rPr>
-        <w:t xml:space="preserve">    time {</w:t>
-      </w:r>
-      <w:r>
-        <w:br/>
-      </w:r>
-      <w:r>
-        <w:rPr>
-          <w:rStyle w:val="NormalTok"/>
-        </w:rPr>
-        <w:t xml:space="preserve">      seconds: </w:t>
-      </w:r>
-      <w:r>
-        <w:rPr>
-          <w:rStyle w:val="DecValTok"/>
-        </w:rPr>
-        <w:t xml:space="preserve">1755765000</w:t>
-      </w:r>
-      <w:r>
-        <w:br/>
-      </w:r>
-      <w:r>
-        <w:rPr>
-          <w:rStyle w:val="NormalTok"/>
-        </w:rPr>
-        <w:t xml:space="preserve">    }</w:t>
-      </w:r>
-      <w:r>
-        <w:br/>
-      </w:r>
-      <w:r>
-        <w:rPr>
-          <w:rStyle w:val="NormalTok"/>
-        </w:rPr>
-        <w:t xml:space="preserve">    values { doubleValue: </w:t>
-      </w:r>
-      <w:r>
-        <w:rPr>
-          <w:rStyle w:val="FloatTok"/>
-        </w:rPr>
-        <w:t xml:space="preserve">3.42</w:t>
-      </w:r>
-      <w:r>
-        <w:rPr>
-          <w:rStyle w:val="NormalTok"/>
-        </w:rPr>
-        <w:t xml:space="preserve"> }</w:t>
-      </w:r>
-      <w:r>
-        <w:br/>
-      </w:r>
-      <w:r>
-        <w:rPr>
-          <w:rStyle w:val="NormalTok"/>
-        </w:rPr>
-        <w:t xml:space="preserve">    values { doubleValue: </w:t>
-      </w:r>
-      <w:r>
-        <w:rPr>
-          <w:rStyle w:val="FloatTok"/>
-        </w:rPr>
-        <w:t xml:space="preserve">0.0</w:t>
-      </w:r>
-      <w:r>
-        <w:rPr>
-          <w:rStyle w:val="NormalTok"/>
-        </w:rPr>
-        <w:t xml:space="preserve"> }</w:t>
-      </w:r>
-      <w:r>
-        <w:br/>
-      </w:r>
-      <w:r>
-        <w:rPr>
-          <w:rStyle w:val="NormalTok"/>
-        </w:rPr>
-        <w:t xml:space="preserve">  }</w:t>
-      </w:r>
-      <w:r>
-        <w:br/>
-      </w:r>
-      <w:r>
-        <w:rPr>
-          <w:rStyle w:val="NormalTok"/>
-        </w:rPr>
-        <w:t xml:space="preserve">  observations {</w:t>
-      </w:r>
-      <w:r>
-        <w:br/>
-      </w:r>
-      <w:r>
-        <w:rPr>
-          <w:rStyle w:val="NormalTok"/>
-        </w:rPr>
-        <w:t xml:space="preserve">    parameterDefinitionId: </w:t>
-      </w:r>
-      <w:r>
-        <w:rPr>
-          <w:rStyle w:val="DecValTok"/>
-        </w:rPr>
-        <w:t xml:space="preserve">1</w:t>
-      </w:r>
-      <w:r>
-        <w:br/>
-      </w:r>
-      <w:r>
-        <w:rPr>
-          <w:rStyle w:val="NormalTok"/>
-        </w:rPr>
-        <w:t xml:space="preserve">    time {</w:t>
-      </w:r>
-      <w:r>
-        <w:br/>
-      </w:r>
-      <w:r>
-        <w:rPr>
-          <w:rStyle w:val="NormalTok"/>
-        </w:rPr>
-        <w:t xml:space="preserve">      seconds: </w:t>
-      </w:r>
-      <w:r>
-        <w:rPr>
-          <w:rStyle w:val="DecValTok"/>
-        </w:rPr>
-        <w:t xml:space="preserve">1755765600</w:t>
-      </w:r>
-      <w:r>
-        <w:br/>
-      </w:r>
-      <w:r>
-        <w:rPr>
-          <w:rStyle w:val="NormalTok"/>
-        </w:rPr>
-        <w:t xml:space="preserve">    }</w:t>
-      </w:r>
-      <w:r>
-        <w:br/>
-      </w:r>
-      <w:r>
-        <w:rPr>
-          <w:rStyle w:val="NormalTok"/>
-        </w:rPr>
-        <w:t xml:space="preserve">    values { doubleValue: </w:t>
-      </w:r>
-      <w:r>
-        <w:rPr>
-          <w:rStyle w:val="FloatTok"/>
-        </w:rPr>
-        <w:t xml:space="preserve">3.43</w:t>
-      </w:r>
-      <w:r>
-        <w:rPr>
-          <w:rStyle w:val="NormalTok"/>
-        </w:rPr>
-        <w:t xml:space="preserve"> }</w:t>
-      </w:r>
-      <w:r>
-        <w:br/>
-      </w:r>
-      <w:r>
-        <w:rPr>
-          <w:rStyle w:val="NormalTok"/>
-        </w:rPr>
-        <w:t xml:space="preserve">    values { doubleValue: </w:t>
-      </w:r>
-      <w:r>
-        <w:rPr>
-          <w:rStyle w:val="FloatTok"/>
-        </w:rPr>
-        <w:t xml:space="preserve">0.0</w:t>
-      </w:r>
-      <w:r>
-        <w:rPr>
-          <w:rStyle w:val="NormalTok"/>
-        </w:rPr>
-        <w:t xml:space="preserve"> }</w:t>
-      </w:r>
-      <w:r>
-        <w:br/>
-      </w:r>
-      <w:r>
-        <w:rPr>
-          <w:rStyle w:val="NormalTok"/>
-        </w:rPr>
-        <w:t xml:space="preserve">  }</w:t>
-      </w:r>
-      <w:r>
-        <w:br/>
-      </w:r>
-      <w:r>
-        <w:rPr>
-          <w:rStyle w:val="NormalTok"/>
-        </w:rPr>
-        <w:t xml:space="preserve">  observations {</w:t>
-      </w:r>
-      <w:r>
-        <w:br/>
-      </w:r>
-      <w:r>
-        <w:rPr>
-          <w:rStyle w:val="NormalTok"/>
-        </w:rPr>
-        <w:t xml:space="preserve">    parameterDefinitionId: </w:t>
-      </w:r>
-      <w:r>
-        <w:rPr>
-          <w:rStyle w:val="DecValTok"/>
-        </w:rPr>
-        <w:t xml:space="preserve">1</w:t>
-      </w:r>
-      <w:r>
-        <w:br/>
-      </w:r>
-      <w:r>
-        <w:rPr>
-          <w:rStyle w:val="NormalTok"/>
-        </w:rPr>
-        <w:t xml:space="preserve">    time {</w:t>
-      </w:r>
-      <w:r>
-        <w:br/>
-      </w:r>
-      <w:r>
-        <w:rPr>
-          <w:rStyle w:val="NormalTok"/>
-        </w:rPr>
-        <w:t xml:space="preserve">      seconds: </w:t>
-      </w:r>
-      <w:r>
-        <w:rPr>
-          <w:rStyle w:val="DecValTok"/>
-        </w:rPr>
-        <w:t xml:space="preserve">1755766200</w:t>
-      </w:r>
-      <w:r>
-        <w:br/>
-      </w:r>
-      <w:r>
-        <w:rPr>
-          <w:rStyle w:val="NormalTok"/>
-        </w:rPr>
-        <w:t xml:space="preserve">    }</w:t>
-      </w:r>
-      <w:r>
-        <w:br/>
-      </w:r>
-      <w:r>
-        <w:rPr>
-          <w:rStyle w:val="NormalTok"/>
-        </w:rPr>
-        <w:t xml:space="preserve">    values { doubleValue: </w:t>
-      </w:r>
-      <w:r>
-        <w:rPr>
-          <w:rStyle w:val="FloatTok"/>
-        </w:rPr>
-        <w:t xml:space="preserve">3.52</w:t>
-      </w:r>
-      <w:r>
-        <w:rPr>
-          <w:rStyle w:val="NormalTok"/>
-        </w:rPr>
-        <w:t xml:space="preserve"> }</w:t>
-      </w:r>
-      <w:r>
-        <w:br/>
-      </w:r>
-      <w:r>
-        <w:rPr>
-          <w:rStyle w:val="NormalTok"/>
-        </w:rPr>
-        <w:t xml:space="preserve">    values { doubleValue: </w:t>
-      </w:r>
-      <w:r>
-        <w:rPr>
-          <w:rStyle w:val="FloatTok"/>
-        </w:rPr>
-        <w:t xml:space="preserve">3.1</w:t>
-      </w:r>
-      <w:r>
-        <w:rPr>
-          <w:rStyle w:val="NormalTok"/>
-        </w:rPr>
-        <w:t xml:space="preserve"> }</w:t>
-      </w:r>
-      <w:r>
-        <w:br/>
-      </w:r>
-      <w:r>
-        <w:rPr>
-          <w:rStyle w:val="NormalTok"/>
-        </w:rPr>
-        <w:t xml:space="preserve">  }</w:t>
-      </w:r>
-      <w:r>
-        <w:br/>
-      </w:r>
-      <w:r>
-        <w:rPr>
-          <w:rStyle w:val="NormalTok"/>
-        </w:rPr>
-        <w:t xml:space="preserve">}</w:t>
-      </w:r>
-    </w:p>
-    <w:bookmarkEnd w:id="103"/>
-    <w:bookmarkStart w:id="104" w:name="Xbb398be7af3d39d057a6ad565684f67e2e8badc"/>
-    <w:p>
-      <w:pPr>
-        <w:pStyle w:val="Heading3"/>
-      </w:pPr>
-      <w:r>
-        <w:t xml:space="preserve">Meteorological station</w:t>
-      </w:r>
-    </w:p>
-    <w:p>
-      <w:pPr>
-        <w:pStyle w:val="FirstParagraph"/>
-      </w:pPr>
-      <w:r>
-        <w:t xml:space="preserve">This example shows a typical automatic weather station located in central Europe.</w:t>
+        <w:t xml:space="preserve">Key points:</w:t>
       </w:r>
     </w:p>
     <w:p>
@@ -12801,7 +11991,7 @@
         </w:numPr>
       </w:pPr>
       <w:r>
-        <w:t xml:space="preserve">Node: Campbell CR3000 recording weather data plus internal system status.</w:t>
+        <w:t xml:space="preserve">Measures critical hydrological parameters: water level and rainfall intensity.</w:t>
       </w:r>
     </w:p>
     <w:p>
@@ -12812,7 +12002,29 @@
         </w:numPr>
       </w:pPr>
       <w:r>
-        <w:t xml:space="preserve">Observers: Vaisala WXT536 measuring meteorological parameters.</w:t>
+        <w:t xml:space="preserve">Data is grouped under a single parameter definition since all values represent hydrological measurements.</w:t>
+      </w:r>
+    </w:p>
+    <w:p>
+      <w:pPr>
+        <w:numPr>
+          <w:ilvl w:val="0"/>
+          <w:numId w:val="1014"/>
+        </w:numPr>
+      </w:pPr>
+      <w:r>
+        <w:t xml:space="preserve">Metadata is minimal — there is no firmware version or serial number information from the observer instruments.</w:t>
+      </w:r>
+    </w:p>
+    <w:p>
+      <w:pPr>
+        <w:numPr>
+          <w:ilvl w:val="0"/>
+          <w:numId w:val="1014"/>
+        </w:numPr>
+      </w:pPr>
+      <w:r>
+        <w:t xml:space="preserve">The sample data payload contains three measurements taken 10 minutes apart.</w:t>
       </w:r>
     </w:p>
     <w:p>
@@ -12820,7 +12032,807 @@
         <w:pStyle w:val="FirstParagraph"/>
       </w:pPr>
       <w:r>
-        <w:t xml:space="preserve">Key points:</w:t>
+        <w:rPr>
+          <w:bCs/>
+          <w:b/>
+        </w:rPr>
+        <w:t xml:space="preserve">FirstMileMessage (metadata)</w:t>
+      </w:r>
+    </w:p>
+    <w:p>
+      <w:pPr>
+        <w:pStyle w:val="SourceCode"/>
+      </w:pPr>
+      <w:r>
+        <w:rPr>
+          <w:rStyle w:val="NormalTok"/>
+        </w:rPr>
+        <w:t xml:space="preserve">metadata {</w:t>
+      </w:r>
+      <w:r>
+        <w:br/>
+      </w:r>
+      <w:r>
+        <w:rPr>
+          <w:rStyle w:val="NormalTok"/>
+        </w:rPr>
+        <w:t xml:space="preserve">  node {</w:t>
+      </w:r>
+      <w:r>
+        <w:br/>
+      </w:r>
+      <w:r>
+        <w:rPr>
+          <w:rStyle w:val="NormalTok"/>
+        </w:rPr>
+        <w:t xml:space="preserve">    name: </w:t>
+      </w:r>
+      <w:r>
+        <w:rPr>
+          <w:rStyle w:val="StringTok"/>
+        </w:rPr>
+        <w:t xml:space="preserve">"Hydro-Station-02"</w:t>
+      </w:r>
+      <w:r>
+        <w:br/>
+      </w:r>
+      <w:r>
+        <w:rPr>
+          <w:rStyle w:val="NormalTok"/>
+        </w:rPr>
+        <w:t xml:space="preserve">    serialNumber: </w:t>
+      </w:r>
+      <w:r>
+        <w:rPr>
+          <w:rStyle w:val="StringTok"/>
+        </w:rPr>
+        <w:t xml:space="preserve">"HYDSTN002-2025"</w:t>
+      </w:r>
+      <w:r>
+        <w:br/>
+      </w:r>
+      <w:r>
+        <w:rPr>
+          <w:rStyle w:val="NormalTok"/>
+        </w:rPr>
+        <w:t xml:space="preserve">  }</w:t>
+      </w:r>
+      <w:r>
+        <w:br/>
+      </w:r>
+      <w:r>
+        <w:rPr>
+          <w:rStyle w:val="NormalTok"/>
+        </w:rPr>
+        <w:t xml:space="preserve">  observers {</w:t>
+      </w:r>
+      <w:r>
+        <w:br/>
+      </w:r>
+      <w:r>
+        <w:rPr>
+          <w:rStyle w:val="NormalTok"/>
+        </w:rPr>
+        <w:t xml:space="preserve">    id: </w:t>
+      </w:r>
+      <w:r>
+        <w:rPr>
+          <w:rStyle w:val="DecValTok"/>
+        </w:rPr>
+        <w:t xml:space="preserve">1</w:t>
+      </w:r>
+      <w:r>
+        <w:br/>
+      </w:r>
+      <w:r>
+        <w:rPr>
+          <w:rStyle w:val="NormalTok"/>
+        </w:rPr>
+        <w:t xml:space="preserve">    name: </w:t>
+      </w:r>
+      <w:r>
+        <w:rPr>
+          <w:rStyle w:val="StringTok"/>
+        </w:rPr>
+        <w:t xml:space="preserve">"Geolux LX-80 Radar Level Sensor"</w:t>
+      </w:r>
+      <w:r>
+        <w:br/>
+      </w:r>
+      <w:r>
+        <w:rPr>
+          <w:rStyle w:val="NormalTok"/>
+        </w:rPr>
+        <w:t xml:space="preserve">  }</w:t>
+      </w:r>
+      <w:r>
+        <w:br/>
+      </w:r>
+      <w:r>
+        <w:rPr>
+          <w:rStyle w:val="NormalTok"/>
+        </w:rPr>
+        <w:t xml:space="preserve">  observers {</w:t>
+      </w:r>
+      <w:r>
+        <w:br/>
+      </w:r>
+      <w:r>
+        <w:rPr>
+          <w:rStyle w:val="NormalTok"/>
+        </w:rPr>
+        <w:t xml:space="preserve">    id: </w:t>
+      </w:r>
+      <w:r>
+        <w:rPr>
+          <w:rStyle w:val="DecValTok"/>
+        </w:rPr>
+        <w:t xml:space="preserve">2</w:t>
+      </w:r>
+      <w:r>
+        <w:br/>
+      </w:r>
+      <w:r>
+        <w:rPr>
+          <w:rStyle w:val="NormalTok"/>
+        </w:rPr>
+        <w:t xml:space="preserve">    name: </w:t>
+      </w:r>
+      <w:r>
+        <w:rPr>
+          <w:rStyle w:val="StringTok"/>
+        </w:rPr>
+        <w:t xml:space="preserve">"OTT Pluvio² Rain Gauge"</w:t>
+      </w:r>
+      <w:r>
+        <w:br/>
+      </w:r>
+      <w:r>
+        <w:rPr>
+          <w:rStyle w:val="NormalTok"/>
+        </w:rPr>
+        <w:t xml:space="preserve">  }</w:t>
+      </w:r>
+      <w:r>
+        <w:br/>
+      </w:r>
+      <w:r>
+        <w:rPr>
+          <w:rStyle w:val="NormalTok"/>
+        </w:rPr>
+        <w:t xml:space="preserve">  parameterDefinitions {</w:t>
+      </w:r>
+      <w:r>
+        <w:br/>
+      </w:r>
+      <w:r>
+        <w:rPr>
+          <w:rStyle w:val="NormalTok"/>
+        </w:rPr>
+        <w:t xml:space="preserve">    id: </w:t>
+      </w:r>
+      <w:r>
+        <w:rPr>
+          <w:rStyle w:val="DecValTok"/>
+        </w:rPr>
+        <w:t xml:space="preserve">1</w:t>
+      </w:r>
+      <w:r>
+        <w:br/>
+      </w:r>
+      <w:r>
+        <w:rPr>
+          <w:rStyle w:val="NormalTok"/>
+        </w:rPr>
+        <w:t xml:space="preserve">    description: </w:t>
+      </w:r>
+      <w:r>
+        <w:rPr>
+          <w:rStyle w:val="StringTok"/>
+        </w:rPr>
+        <w:t xml:space="preserve">"Hydrological parameters"</w:t>
+      </w:r>
+      <w:r>
+        <w:br/>
+      </w:r>
+      <w:r>
+        <w:rPr>
+          <w:rStyle w:val="NormalTok"/>
+        </w:rPr>
+        <w:t xml:space="preserve">    parameters {</w:t>
+      </w:r>
+      <w:r>
+        <w:br/>
+      </w:r>
+      <w:r>
+        <w:rPr>
+          <w:rStyle w:val="NormalTok"/>
+        </w:rPr>
+        <w:t xml:space="preserve">      longName: </w:t>
+      </w:r>
+      <w:r>
+        <w:rPr>
+          <w:rStyle w:val="StringTok"/>
+        </w:rPr>
+        <w:t xml:space="preserve">"Water Level"</w:t>
+      </w:r>
+      <w:r>
+        <w:br/>
+      </w:r>
+      <w:r>
+        <w:rPr>
+          <w:rStyle w:val="NormalTok"/>
+        </w:rPr>
+        <w:t xml:space="preserve">      unit: </w:t>
+      </w:r>
+      <w:r>
+        <w:rPr>
+          <w:rStyle w:val="StringTok"/>
+        </w:rPr>
+        <w:t xml:space="preserve">"m"</w:t>
+      </w:r>
+      <w:r>
+        <w:br/>
+      </w:r>
+      <w:r>
+        <w:rPr>
+          <w:rStyle w:val="NormalTok"/>
+        </w:rPr>
+        <w:t xml:space="preserve">      device {</w:t>
+      </w:r>
+      <w:r>
+        <w:br/>
+      </w:r>
+      <w:r>
+        <w:rPr>
+          <w:rStyle w:val="NormalTok"/>
+        </w:rPr>
+        <w:t xml:space="preserve">        observerId: </w:t>
+      </w:r>
+      <w:r>
+        <w:rPr>
+          <w:rStyle w:val="DecValTok"/>
+        </w:rPr>
+        <w:t xml:space="preserve">1</w:t>
+      </w:r>
+      <w:r>
+        <w:br/>
+      </w:r>
+      <w:r>
+        <w:rPr>
+          <w:rStyle w:val="NormalTok"/>
+        </w:rPr>
+        <w:t xml:space="preserve">      }</w:t>
+      </w:r>
+      <w:r>
+        <w:br/>
+      </w:r>
+      <w:r>
+        <w:rPr>
+          <w:rStyle w:val="NormalTok"/>
+        </w:rPr>
+        <w:t xml:space="preserve">      cellMethod: MEAN</w:t>
+      </w:r>
+      <w:r>
+        <w:br/>
+      </w:r>
+      <w:r>
+        <w:rPr>
+          <w:rStyle w:val="NormalTok"/>
+        </w:rPr>
+        <w:t xml:space="preserve">      cellPeriodSeconds: </w:t>
+      </w:r>
+      <w:r>
+        <w:rPr>
+          <w:rStyle w:val="DecValTok"/>
+        </w:rPr>
+        <w:t xml:space="preserve">10</w:t>
+      </w:r>
+      <w:r>
+        <w:br/>
+      </w:r>
+      <w:r>
+        <w:rPr>
+          <w:rStyle w:val="NormalTok"/>
+        </w:rPr>
+        <w:t xml:space="preserve">    }</w:t>
+      </w:r>
+      <w:r>
+        <w:br/>
+      </w:r>
+      <w:r>
+        <w:rPr>
+          <w:rStyle w:val="NormalTok"/>
+        </w:rPr>
+        <w:t xml:space="preserve">    parameters {</w:t>
+      </w:r>
+      <w:r>
+        <w:br/>
+      </w:r>
+      <w:r>
+        <w:rPr>
+          <w:rStyle w:val="NormalTok"/>
+        </w:rPr>
+        <w:t xml:space="preserve">      longName: </w:t>
+      </w:r>
+      <w:r>
+        <w:rPr>
+          <w:rStyle w:val="StringTok"/>
+        </w:rPr>
+        <w:t xml:space="preserve">"Rainfall Intensity"</w:t>
+      </w:r>
+      <w:r>
+        <w:br/>
+      </w:r>
+      <w:r>
+        <w:rPr>
+          <w:rStyle w:val="NormalTok"/>
+        </w:rPr>
+        <w:t xml:space="preserve">      unit: </w:t>
+      </w:r>
+      <w:r>
+        <w:rPr>
+          <w:rStyle w:val="StringTok"/>
+        </w:rPr>
+        <w:t xml:space="preserve">"mm/h"</w:t>
+      </w:r>
+      <w:r>
+        <w:br/>
+      </w:r>
+      <w:r>
+        <w:rPr>
+          <w:rStyle w:val="NormalTok"/>
+        </w:rPr>
+        <w:t xml:space="preserve">      device {</w:t>
+      </w:r>
+      <w:r>
+        <w:br/>
+      </w:r>
+      <w:r>
+        <w:rPr>
+          <w:rStyle w:val="NormalTok"/>
+        </w:rPr>
+        <w:t xml:space="preserve">        observerId: </w:t>
+      </w:r>
+      <w:r>
+        <w:rPr>
+          <w:rStyle w:val="DecValTok"/>
+        </w:rPr>
+        <w:t xml:space="preserve">2</w:t>
+      </w:r>
+      <w:r>
+        <w:br/>
+      </w:r>
+      <w:r>
+        <w:rPr>
+          <w:rStyle w:val="NormalTok"/>
+        </w:rPr>
+        <w:t xml:space="preserve">      }</w:t>
+      </w:r>
+      <w:r>
+        <w:br/>
+      </w:r>
+      <w:r>
+        <w:rPr>
+          <w:rStyle w:val="NormalTok"/>
+        </w:rPr>
+        <w:t xml:space="preserve">      cellMethod: MEAN</w:t>
+      </w:r>
+      <w:r>
+        <w:br/>
+      </w:r>
+      <w:r>
+        <w:rPr>
+          <w:rStyle w:val="NormalTok"/>
+        </w:rPr>
+        <w:t xml:space="preserve">      cellPeriodSeconds: </w:t>
+      </w:r>
+      <w:r>
+        <w:rPr>
+          <w:rStyle w:val="DecValTok"/>
+        </w:rPr>
+        <w:t xml:space="preserve">600</w:t>
+      </w:r>
+      <w:r>
+        <w:br/>
+      </w:r>
+      <w:r>
+        <w:rPr>
+          <w:rStyle w:val="NormalTok"/>
+        </w:rPr>
+        <w:t xml:space="preserve">    }</w:t>
+      </w:r>
+      <w:r>
+        <w:br/>
+      </w:r>
+      <w:r>
+        <w:rPr>
+          <w:rStyle w:val="NormalTok"/>
+        </w:rPr>
+        <w:t xml:space="preserve">  }</w:t>
+      </w:r>
+      <w:r>
+        <w:br/>
+      </w:r>
+      <w:r>
+        <w:rPr>
+          <w:rStyle w:val="NormalTok"/>
+        </w:rPr>
+        <w:t xml:space="preserve">}</w:t>
+      </w:r>
+    </w:p>
+    <w:p>
+      <w:pPr>
+        <w:pStyle w:val="FirstParagraph"/>
+      </w:pPr>
+      <w:r>
+        <w:rPr>
+          <w:bCs/>
+          <w:b/>
+        </w:rPr>
+        <w:t xml:space="preserve">FirstMileMessage (data)</w:t>
+      </w:r>
+    </w:p>
+    <w:p>
+      <w:pPr>
+        <w:pStyle w:val="SourceCode"/>
+      </w:pPr>
+      <w:r>
+        <w:rPr>
+          <w:rStyle w:val="NormalTok"/>
+        </w:rPr>
+        <w:t xml:space="preserve">data {</w:t>
+      </w:r>
+      <w:r>
+        <w:br/>
+      </w:r>
+      <w:r>
+        <w:rPr>
+          <w:rStyle w:val="NormalTok"/>
+        </w:rPr>
+        <w:t xml:space="preserve">  observations {</w:t>
+      </w:r>
+      <w:r>
+        <w:br/>
+      </w:r>
+      <w:r>
+        <w:rPr>
+          <w:rStyle w:val="NormalTok"/>
+        </w:rPr>
+        <w:t xml:space="preserve">    parameterDefinitionId: </w:t>
+      </w:r>
+      <w:r>
+        <w:rPr>
+          <w:rStyle w:val="DecValTok"/>
+        </w:rPr>
+        <w:t xml:space="preserve">1</w:t>
+      </w:r>
+      <w:r>
+        <w:br/>
+      </w:r>
+      <w:r>
+        <w:rPr>
+          <w:rStyle w:val="NormalTok"/>
+        </w:rPr>
+        <w:t xml:space="preserve">    time {</w:t>
+      </w:r>
+      <w:r>
+        <w:br/>
+      </w:r>
+      <w:r>
+        <w:rPr>
+          <w:rStyle w:val="NormalTok"/>
+        </w:rPr>
+        <w:t xml:space="preserve">      seconds: </w:t>
+      </w:r>
+      <w:r>
+        <w:rPr>
+          <w:rStyle w:val="DecValTok"/>
+        </w:rPr>
+        <w:t xml:space="preserve">1755765000</w:t>
+      </w:r>
+      <w:r>
+        <w:br/>
+      </w:r>
+      <w:r>
+        <w:rPr>
+          <w:rStyle w:val="NormalTok"/>
+        </w:rPr>
+        <w:t xml:space="preserve">    }</w:t>
+      </w:r>
+      <w:r>
+        <w:br/>
+      </w:r>
+      <w:r>
+        <w:rPr>
+          <w:rStyle w:val="NormalTok"/>
+        </w:rPr>
+        <w:t xml:space="preserve">    values { doubleValue: </w:t>
+      </w:r>
+      <w:r>
+        <w:rPr>
+          <w:rStyle w:val="FloatTok"/>
+        </w:rPr>
+        <w:t xml:space="preserve">3.42</w:t>
+      </w:r>
+      <w:r>
+        <w:rPr>
+          <w:rStyle w:val="NormalTok"/>
+        </w:rPr>
+        <w:t xml:space="preserve"> }</w:t>
+      </w:r>
+      <w:r>
+        <w:br/>
+      </w:r>
+      <w:r>
+        <w:rPr>
+          <w:rStyle w:val="NormalTok"/>
+        </w:rPr>
+        <w:t xml:space="preserve">    values { doubleValue: </w:t>
+      </w:r>
+      <w:r>
+        <w:rPr>
+          <w:rStyle w:val="FloatTok"/>
+        </w:rPr>
+        <w:t xml:space="preserve">0.0</w:t>
+      </w:r>
+      <w:r>
+        <w:rPr>
+          <w:rStyle w:val="NormalTok"/>
+        </w:rPr>
+        <w:t xml:space="preserve"> }</w:t>
+      </w:r>
+      <w:r>
+        <w:br/>
+      </w:r>
+      <w:r>
+        <w:rPr>
+          <w:rStyle w:val="NormalTok"/>
+        </w:rPr>
+        <w:t xml:space="preserve">  }</w:t>
+      </w:r>
+      <w:r>
+        <w:br/>
+      </w:r>
+      <w:r>
+        <w:rPr>
+          <w:rStyle w:val="NormalTok"/>
+        </w:rPr>
+        <w:t xml:space="preserve">  observations {</w:t>
+      </w:r>
+      <w:r>
+        <w:br/>
+      </w:r>
+      <w:r>
+        <w:rPr>
+          <w:rStyle w:val="NormalTok"/>
+        </w:rPr>
+        <w:t xml:space="preserve">    parameterDefinitionId: </w:t>
+      </w:r>
+      <w:r>
+        <w:rPr>
+          <w:rStyle w:val="DecValTok"/>
+        </w:rPr>
+        <w:t xml:space="preserve">1</w:t>
+      </w:r>
+      <w:r>
+        <w:br/>
+      </w:r>
+      <w:r>
+        <w:rPr>
+          <w:rStyle w:val="NormalTok"/>
+        </w:rPr>
+        <w:t xml:space="preserve">    time {</w:t>
+      </w:r>
+      <w:r>
+        <w:br/>
+      </w:r>
+      <w:r>
+        <w:rPr>
+          <w:rStyle w:val="NormalTok"/>
+        </w:rPr>
+        <w:t xml:space="preserve">      seconds: </w:t>
+      </w:r>
+      <w:r>
+        <w:rPr>
+          <w:rStyle w:val="DecValTok"/>
+        </w:rPr>
+        <w:t xml:space="preserve">1755765600</w:t>
+      </w:r>
+      <w:r>
+        <w:br/>
+      </w:r>
+      <w:r>
+        <w:rPr>
+          <w:rStyle w:val="NormalTok"/>
+        </w:rPr>
+        <w:t xml:space="preserve">    }</w:t>
+      </w:r>
+      <w:r>
+        <w:br/>
+      </w:r>
+      <w:r>
+        <w:rPr>
+          <w:rStyle w:val="NormalTok"/>
+        </w:rPr>
+        <w:t xml:space="preserve">    values { doubleValue: </w:t>
+      </w:r>
+      <w:r>
+        <w:rPr>
+          <w:rStyle w:val="FloatTok"/>
+        </w:rPr>
+        <w:t xml:space="preserve">3.43</w:t>
+      </w:r>
+      <w:r>
+        <w:rPr>
+          <w:rStyle w:val="NormalTok"/>
+        </w:rPr>
+        <w:t xml:space="preserve"> }</w:t>
+      </w:r>
+      <w:r>
+        <w:br/>
+      </w:r>
+      <w:r>
+        <w:rPr>
+          <w:rStyle w:val="NormalTok"/>
+        </w:rPr>
+        <w:t xml:space="preserve">    values { doubleValue: </w:t>
+      </w:r>
+      <w:r>
+        <w:rPr>
+          <w:rStyle w:val="FloatTok"/>
+        </w:rPr>
+        <w:t xml:space="preserve">0.0</w:t>
+      </w:r>
+      <w:r>
+        <w:rPr>
+          <w:rStyle w:val="NormalTok"/>
+        </w:rPr>
+        <w:t xml:space="preserve"> }</w:t>
+      </w:r>
+      <w:r>
+        <w:br/>
+      </w:r>
+      <w:r>
+        <w:rPr>
+          <w:rStyle w:val="NormalTok"/>
+        </w:rPr>
+        <w:t xml:space="preserve">  }</w:t>
+      </w:r>
+      <w:r>
+        <w:br/>
+      </w:r>
+      <w:r>
+        <w:rPr>
+          <w:rStyle w:val="NormalTok"/>
+        </w:rPr>
+        <w:t xml:space="preserve">  observations {</w:t>
+      </w:r>
+      <w:r>
+        <w:br/>
+      </w:r>
+      <w:r>
+        <w:rPr>
+          <w:rStyle w:val="NormalTok"/>
+        </w:rPr>
+        <w:t xml:space="preserve">    parameterDefinitionId: </w:t>
+      </w:r>
+      <w:r>
+        <w:rPr>
+          <w:rStyle w:val="DecValTok"/>
+        </w:rPr>
+        <w:t xml:space="preserve">1</w:t>
+      </w:r>
+      <w:r>
+        <w:br/>
+      </w:r>
+      <w:r>
+        <w:rPr>
+          <w:rStyle w:val="NormalTok"/>
+        </w:rPr>
+        <w:t xml:space="preserve">    time {</w:t>
+      </w:r>
+      <w:r>
+        <w:br/>
+      </w:r>
+      <w:r>
+        <w:rPr>
+          <w:rStyle w:val="NormalTok"/>
+        </w:rPr>
+        <w:t xml:space="preserve">      seconds: </w:t>
+      </w:r>
+      <w:r>
+        <w:rPr>
+          <w:rStyle w:val="DecValTok"/>
+        </w:rPr>
+        <w:t xml:space="preserve">1755766200</w:t>
+      </w:r>
+      <w:r>
+        <w:br/>
+      </w:r>
+      <w:r>
+        <w:rPr>
+          <w:rStyle w:val="NormalTok"/>
+        </w:rPr>
+        <w:t xml:space="preserve">    }</w:t>
+      </w:r>
+      <w:r>
+        <w:br/>
+      </w:r>
+      <w:r>
+        <w:rPr>
+          <w:rStyle w:val="NormalTok"/>
+        </w:rPr>
+        <w:t xml:space="preserve">    values { doubleValue: </w:t>
+      </w:r>
+      <w:r>
+        <w:rPr>
+          <w:rStyle w:val="FloatTok"/>
+        </w:rPr>
+        <w:t xml:space="preserve">3.52</w:t>
+      </w:r>
+      <w:r>
+        <w:rPr>
+          <w:rStyle w:val="NormalTok"/>
+        </w:rPr>
+        <w:t xml:space="preserve"> }</w:t>
+      </w:r>
+      <w:r>
+        <w:br/>
+      </w:r>
+      <w:r>
+        <w:rPr>
+          <w:rStyle w:val="NormalTok"/>
+        </w:rPr>
+        <w:t xml:space="preserve">    values { doubleValue: </w:t>
+      </w:r>
+      <w:r>
+        <w:rPr>
+          <w:rStyle w:val="FloatTok"/>
+        </w:rPr>
+        <w:t xml:space="preserve">3.1</w:t>
+      </w:r>
+      <w:r>
+        <w:rPr>
+          <w:rStyle w:val="NormalTok"/>
+        </w:rPr>
+        <w:t xml:space="preserve"> }</w:t>
+      </w:r>
+      <w:r>
+        <w:br/>
+      </w:r>
+      <w:r>
+        <w:rPr>
+          <w:rStyle w:val="NormalTok"/>
+        </w:rPr>
+        <w:t xml:space="preserve">  }</w:t>
+      </w:r>
+      <w:r>
+        <w:br/>
+      </w:r>
+      <w:r>
+        <w:rPr>
+          <w:rStyle w:val="NormalTok"/>
+        </w:rPr>
+        <w:t xml:space="preserve">}</w:t>
+      </w:r>
+    </w:p>
+    <w:bookmarkEnd w:id="105"/>
+    <w:bookmarkStart w:id="106" w:name="Xbb398be7af3d39d057a6ad565684f67e2e8badc"/>
+    <w:p>
+      <w:pPr>
+        <w:pStyle w:val="Heading3"/>
+      </w:pPr>
+      <w:r>
+        <w:t xml:space="preserve">Meteorological station</w:t>
+      </w:r>
+    </w:p>
+    <w:p>
+      <w:pPr>
+        <w:pStyle w:val="FirstParagraph"/>
+      </w:pPr>
+      <w:r>
+        <w:t xml:space="preserve">This example shows a typical automatic weather station located in central Europe.</w:t>
       </w:r>
     </w:p>
     <w:p>
@@ -12831,7 +12843,7 @@
         </w:numPr>
       </w:pPr>
       <w:r>
-        <w:t xml:space="preserve">Weather parameters: air temperature, humidity, pressure, wind, rainfall.</w:t>
+        <w:t xml:space="preserve">Node: Campbell CR3000 recording weather data plus internal system status.</w:t>
       </w:r>
     </w:p>
     <w:p>
@@ -12842,29 +12854,7 @@
         </w:numPr>
       </w:pPr>
       <w:r>
-        <w:t xml:space="preserve">The datalogger monitors battery voltage, solar input, and logger temperature.</w:t>
-      </w:r>
-    </w:p>
-    <w:p>
-      <w:pPr>
-        <w:numPr>
-          <w:ilvl w:val="0"/>
-          <w:numId w:val="1015"/>
-        </w:numPr>
-      </w:pPr>
-      <w:r>
-        <w:t xml:space="preserve">The data block groups meteorological parameters and logger health separately.</w:t>
-      </w:r>
-    </w:p>
-    <w:p>
-      <w:pPr>
-        <w:numPr>
-          <w:ilvl w:val="0"/>
-          <w:numId w:val="1015"/>
-        </w:numPr>
-      </w:pPr>
-      <w:r>
-        <w:t xml:space="preserve">This example sends an empty value for the barometric pressure measurement, which indicates that the corresponding sensor did not successfully provide a reading. This may indicate a sensor fault, and the receiver must skip this value.</w:t>
+        <w:t xml:space="preserve">Observers: Vaisala WXT536 measuring meteorological parameters.</w:t>
       </w:r>
     </w:p>
     <w:p>
@@ -12872,1983 +12862,7 @@
         <w:pStyle w:val="FirstParagraph"/>
       </w:pPr>
       <w:r>
-        <w:rPr>
-          <w:bCs/>
-          <w:b/>
-        </w:rPr>
-        <w:t xml:space="preserve">FirstMileMessage (metadata)</w:t>
-      </w:r>
-    </w:p>
-    <w:p>
-      <w:pPr>
-        <w:pStyle w:val="SourceCode"/>
-      </w:pPr>
-      <w:r>
-        <w:rPr>
-          <w:rStyle w:val="NormalTok"/>
-        </w:rPr>
-        <w:t xml:space="preserve">metadata {</w:t>
-      </w:r>
-      <w:r>
-        <w:br/>
-      </w:r>
-      <w:r>
-        <w:rPr>
-          <w:rStyle w:val="NormalTok"/>
-        </w:rPr>
-        <w:t xml:space="preserve">  node {</w:t>
-      </w:r>
-      <w:r>
-        <w:br/>
-      </w:r>
-      <w:r>
-        <w:rPr>
-          <w:rStyle w:val="NormalTok"/>
-        </w:rPr>
-        <w:t xml:space="preserve">    name: </w:t>
-      </w:r>
-      <w:r>
-        <w:rPr>
-          <w:rStyle w:val="StringTok"/>
-        </w:rPr>
-        <w:t xml:space="preserve">"Campbell CR3000 Datalogger"</w:t>
-      </w:r>
-      <w:r>
-        <w:br/>
-      </w:r>
-      <w:r>
-        <w:rPr>
-          <w:rStyle w:val="NormalTok"/>
-        </w:rPr>
-        <w:t xml:space="preserve">    serialNumber: </w:t>
-      </w:r>
-      <w:r>
-        <w:rPr>
-          <w:rStyle w:val="StringTok"/>
-        </w:rPr>
-        <w:t xml:space="preserve">"CR3K-2025-99384"</w:t>
-      </w:r>
-      <w:r>
-        <w:br/>
-      </w:r>
-      <w:r>
-        <w:rPr>
-          <w:rStyle w:val="NormalTok"/>
-        </w:rPr>
-        <w:t xml:space="preserve">    location {</w:t>
-      </w:r>
-      <w:r>
-        <w:br/>
-      </w:r>
-      <w:r>
-        <w:rPr>
-          <w:rStyle w:val="NormalTok"/>
-        </w:rPr>
-        <w:t xml:space="preserve">      latitude: </w:t>
-      </w:r>
-      <w:r>
-        <w:rPr>
-          <w:rStyle w:val="FloatTok"/>
-        </w:rPr>
-        <w:t xml:space="preserve">44.90192</w:t>
-      </w:r>
-      <w:r>
-        <w:br/>
-      </w:r>
-      <w:r>
-        <w:rPr>
-          <w:rStyle w:val="NormalTok"/>
-        </w:rPr>
-        <w:t xml:space="preserve">      longitude: </w:t>
-      </w:r>
-      <w:r>
-        <w:rPr>
-          <w:rStyle w:val="FloatTok"/>
-        </w:rPr>
-        <w:t xml:space="preserve">15.60844</w:t>
-      </w:r>
-      <w:r>
-        <w:br/>
-      </w:r>
-      <w:r>
-        <w:rPr>
-          <w:rStyle w:val="NormalTok"/>
-        </w:rPr>
-        <w:t xml:space="preserve">      heightMetres: </w:t>
-      </w:r>
-      <w:r>
-        <w:rPr>
-          <w:rStyle w:val="FloatTok"/>
-        </w:rPr>
-        <w:t xml:space="preserve">1.5</w:t>
-      </w:r>
-      <w:r>
-        <w:br/>
-      </w:r>
-      <w:r>
-        <w:rPr>
-          <w:rStyle w:val="NormalTok"/>
-        </w:rPr>
-        <w:t xml:space="preserve">      referenceSurface: GL</w:t>
-      </w:r>
-      <w:r>
-        <w:br/>
-      </w:r>
-      <w:r>
-        <w:rPr>
-          <w:rStyle w:val="NormalTok"/>
-        </w:rPr>
-        <w:t xml:space="preserve">    }</w:t>
-      </w:r>
-      <w:r>
-        <w:br/>
-      </w:r>
-      <w:r>
-        <w:rPr>
-          <w:rStyle w:val="NormalTok"/>
-        </w:rPr>
-        <w:t xml:space="preserve">    firmwareVersion: </w:t>
-      </w:r>
-      <w:r>
-        <w:rPr>
-          <w:rStyle w:val="StringTok"/>
-        </w:rPr>
-        <w:t xml:space="preserve">"OS25.04"</w:t>
-      </w:r>
-      <w:r>
-        <w:br/>
-      </w:r>
-      <w:r>
-        <w:rPr>
-          <w:rStyle w:val="NormalTok"/>
-        </w:rPr>
-        <w:t xml:space="preserve">  }</w:t>
-      </w:r>
-      <w:r>
-        <w:br/>
-      </w:r>
-      <w:r>
-        <w:rPr>
-          <w:rStyle w:val="NormalTok"/>
-        </w:rPr>
-        <w:t xml:space="preserve">  observers {</w:t>
-      </w:r>
-      <w:r>
-        <w:br/>
-      </w:r>
-      <w:r>
-        <w:rPr>
-          <w:rStyle w:val="NormalTok"/>
-        </w:rPr>
-        <w:t xml:space="preserve">    id: </w:t>
-      </w:r>
-      <w:r>
-        <w:rPr>
-          <w:rStyle w:val="DecValTok"/>
-        </w:rPr>
-        <w:t xml:space="preserve">1</w:t>
-      </w:r>
-      <w:r>
-        <w:br/>
-      </w:r>
-      <w:r>
-        <w:rPr>
-          <w:rStyle w:val="NormalTok"/>
-        </w:rPr>
-        <w:t xml:space="preserve">    name: </w:t>
-      </w:r>
-      <w:r>
-        <w:rPr>
-          <w:rStyle w:val="StringTok"/>
-        </w:rPr>
-        <w:t xml:space="preserve">"Vaisala WXT536 Weather Transmitter"</w:t>
-      </w:r>
-      <w:r>
-        <w:br/>
-      </w:r>
-      <w:r>
-        <w:rPr>
-          <w:rStyle w:val="NormalTok"/>
-        </w:rPr>
-        <w:t xml:space="preserve">    serialNumber: </w:t>
-      </w:r>
-      <w:r>
-        <w:rPr>
-          <w:rStyle w:val="StringTok"/>
-        </w:rPr>
-        <w:t xml:space="preserve">"WX536-3482934"</w:t>
-      </w:r>
-      <w:r>
-        <w:br/>
-      </w:r>
-      <w:r>
-        <w:rPr>
-          <w:rStyle w:val="NormalTok"/>
-        </w:rPr>
-        <w:t xml:space="preserve">    location {</w:t>
-      </w:r>
-      <w:r>
-        <w:br/>
-      </w:r>
-      <w:r>
-        <w:rPr>
-          <w:rStyle w:val="NormalTok"/>
-        </w:rPr>
-        <w:t xml:space="preserve">      latitude: </w:t>
-      </w:r>
-      <w:r>
-        <w:rPr>
-          <w:rStyle w:val="FloatTok"/>
-        </w:rPr>
-        <w:t xml:space="preserve">44.90192</w:t>
-      </w:r>
-      <w:r>
-        <w:br/>
-      </w:r>
-      <w:r>
-        <w:rPr>
-          <w:rStyle w:val="NormalTok"/>
-        </w:rPr>
-        <w:t xml:space="preserve">      longitude: </w:t>
-      </w:r>
-      <w:r>
-        <w:rPr>
-          <w:rStyle w:val="FloatTok"/>
-        </w:rPr>
-        <w:t xml:space="preserve">15.60844</w:t>
-      </w:r>
-      <w:r>
-        <w:br/>
-      </w:r>
-      <w:r>
-        <w:rPr>
-          <w:rStyle w:val="NormalTok"/>
-        </w:rPr>
-        <w:t xml:space="preserve">      heightMetres: </w:t>
-      </w:r>
-      <w:r>
-        <w:rPr>
-          <w:rStyle w:val="FloatTok"/>
-        </w:rPr>
-        <w:t xml:space="preserve">2.0</w:t>
-      </w:r>
-      <w:r>
-        <w:br/>
-      </w:r>
-      <w:r>
-        <w:rPr>
-          <w:rStyle w:val="NormalTok"/>
-        </w:rPr>
-        <w:t xml:space="preserve">      referenceSurface: GL</w:t>
-      </w:r>
-      <w:r>
-        <w:br/>
-      </w:r>
-      <w:r>
-        <w:rPr>
-          <w:rStyle w:val="NormalTok"/>
-        </w:rPr>
-        <w:t xml:space="preserve">    }</w:t>
-      </w:r>
-      <w:r>
-        <w:br/>
-      </w:r>
-      <w:r>
-        <w:rPr>
-          <w:rStyle w:val="NormalTok"/>
-        </w:rPr>
-        <w:t xml:space="preserve">    firmwareVersion: </w:t>
-      </w:r>
-      <w:r>
-        <w:rPr>
-          <w:rStyle w:val="StringTok"/>
-        </w:rPr>
-        <w:t xml:space="preserve">"3.12"</w:t>
-      </w:r>
-      <w:r>
-        <w:br/>
-      </w:r>
-      <w:r>
-        <w:rPr>
-          <w:rStyle w:val="NormalTok"/>
-        </w:rPr>
-        <w:t xml:space="preserve">  }</w:t>
-      </w:r>
-      <w:r>
-        <w:br/>
-      </w:r>
-      <w:r>
-        <w:rPr>
-          <w:rStyle w:val="NormalTok"/>
-        </w:rPr>
-        <w:t xml:space="preserve">  parameterDefinitions {</w:t>
-      </w:r>
-      <w:r>
-        <w:br/>
-      </w:r>
-      <w:r>
-        <w:rPr>
-          <w:rStyle w:val="NormalTok"/>
-        </w:rPr>
-        <w:t xml:space="preserve">    id: </w:t>
-      </w:r>
-      <w:r>
-        <w:rPr>
-          <w:rStyle w:val="DecValTok"/>
-        </w:rPr>
-        <w:t xml:space="preserve">1</w:t>
-      </w:r>
-      <w:r>
-        <w:br/>
-      </w:r>
-      <w:r>
-        <w:rPr>
-          <w:rStyle w:val="NormalTok"/>
-        </w:rPr>
-        <w:t xml:space="preserve">    description: </w:t>
-      </w:r>
-      <w:r>
-        <w:rPr>
-          <w:rStyle w:val="StringTok"/>
-        </w:rPr>
-        <w:t xml:space="preserve">"Weather parameters"</w:t>
-      </w:r>
-      <w:r>
-        <w:br/>
-      </w:r>
-      <w:r>
-        <w:rPr>
-          <w:rStyle w:val="NormalTok"/>
-        </w:rPr>
-        <w:t xml:space="preserve">    parameters {</w:t>
-      </w:r>
-      <w:r>
-        <w:br/>
-      </w:r>
-      <w:r>
-        <w:rPr>
-          <w:rStyle w:val="NormalTok"/>
-        </w:rPr>
-        <w:t xml:space="preserve">      longName: </w:t>
-      </w:r>
-      <w:r>
-        <w:rPr>
-          <w:rStyle w:val="StringTok"/>
-        </w:rPr>
-        <w:t xml:space="preserve">"Air Temperature"</w:t>
-      </w:r>
-      <w:r>
-        <w:br/>
-      </w:r>
-      <w:r>
-        <w:rPr>
-          <w:rStyle w:val="NormalTok"/>
-        </w:rPr>
-        <w:t xml:space="preserve">      unit: </w:t>
-      </w:r>
-      <w:r>
-        <w:rPr>
-          <w:rStyle w:val="StringTok"/>
-        </w:rPr>
-        <w:t xml:space="preserve">"°C"</w:t>
-      </w:r>
-      <w:r>
-        <w:br/>
-      </w:r>
-      <w:r>
-        <w:rPr>
-          <w:rStyle w:val="NormalTok"/>
-        </w:rPr>
-        <w:t xml:space="preserve">      device {</w:t>
-      </w:r>
-      <w:r>
-        <w:br/>
-      </w:r>
-      <w:r>
-        <w:rPr>
-          <w:rStyle w:val="NormalTok"/>
-        </w:rPr>
-        <w:t xml:space="preserve">        observerId: </w:t>
-      </w:r>
-      <w:r>
-        <w:rPr>
-          <w:rStyle w:val="DecValTok"/>
-        </w:rPr>
-        <w:t xml:space="preserve">1</w:t>
-      </w:r>
-      <w:r>
-        <w:br/>
-      </w:r>
-      <w:r>
-        <w:rPr>
-          <w:rStyle w:val="NormalTok"/>
-        </w:rPr>
-        <w:t xml:space="preserve">      }</w:t>
-      </w:r>
-      <w:r>
-        <w:br/>
-      </w:r>
-      <w:r>
-        <w:rPr>
-          <w:rStyle w:val="NormalTok"/>
-        </w:rPr>
-        <w:t xml:space="preserve">      cellMethod: POINT</w:t>
-      </w:r>
-      <w:r>
-        <w:br/>
-      </w:r>
-      <w:r>
-        <w:rPr>
-          <w:rStyle w:val="NormalTok"/>
-        </w:rPr>
-        <w:t xml:space="preserve">      standardNames {</w:t>
-      </w:r>
-      <w:r>
-        <w:br/>
-      </w:r>
-      <w:r>
-        <w:rPr>
-          <w:rStyle w:val="NormalTok"/>
-        </w:rPr>
-        <w:t xml:space="preserve">        key: </w:t>
-      </w:r>
-      <w:r>
-        <w:rPr>
-          <w:rStyle w:val="StringTok"/>
-        </w:rPr>
-        <w:t xml:space="preserve">"cf"</w:t>
-      </w:r>
-      <w:r>
-        <w:br/>
-      </w:r>
-      <w:r>
-        <w:rPr>
-          <w:rStyle w:val="NormalTok"/>
-        </w:rPr>
-        <w:t xml:space="preserve">        value: </w:t>
-      </w:r>
-      <w:r>
-        <w:rPr>
-          <w:rStyle w:val="StringTok"/>
-        </w:rPr>
-        <w:t xml:space="preserve">"air_temperature"</w:t>
-      </w:r>
-      <w:r>
-        <w:br/>
-      </w:r>
-      <w:r>
-        <w:rPr>
-          <w:rStyle w:val="NormalTok"/>
-        </w:rPr>
-        <w:t xml:space="preserve">      }</w:t>
-      </w:r>
-      <w:r>
-        <w:br/>
-      </w:r>
-      <w:r>
-        <w:rPr>
-          <w:rStyle w:val="NormalTok"/>
-        </w:rPr>
-        <w:t xml:space="preserve">    }</w:t>
-      </w:r>
-      <w:r>
-        <w:br/>
-      </w:r>
-      <w:r>
-        <w:rPr>
-          <w:rStyle w:val="NormalTok"/>
-        </w:rPr>
-        <w:t xml:space="preserve">    parameters {</w:t>
-      </w:r>
-      <w:r>
-        <w:br/>
-      </w:r>
-      <w:r>
-        <w:rPr>
-          <w:rStyle w:val="NormalTok"/>
-        </w:rPr>
-        <w:t xml:space="preserve">      longName: </w:t>
-      </w:r>
-      <w:r>
-        <w:rPr>
-          <w:rStyle w:val="StringTok"/>
-        </w:rPr>
-        <w:t xml:space="preserve">"Relative Humidity"</w:t>
-      </w:r>
-      <w:r>
-        <w:br/>
-      </w:r>
-      <w:r>
-        <w:rPr>
-          <w:rStyle w:val="NormalTok"/>
-        </w:rPr>
-        <w:t xml:space="preserve">      unit: </w:t>
-      </w:r>
-      <w:r>
-        <w:rPr>
-          <w:rStyle w:val="StringTok"/>
-        </w:rPr>
-        <w:t xml:space="preserve">"%"</w:t>
-      </w:r>
-      <w:r>
-        <w:br/>
-      </w:r>
-      <w:r>
-        <w:rPr>
-          <w:rStyle w:val="NormalTok"/>
-        </w:rPr>
-        <w:t xml:space="preserve">      device {</w:t>
-      </w:r>
-      <w:r>
-        <w:br/>
-      </w:r>
-      <w:r>
-        <w:rPr>
-          <w:rStyle w:val="NormalTok"/>
-        </w:rPr>
-        <w:t xml:space="preserve">        observerId: </w:t>
-      </w:r>
-      <w:r>
-        <w:rPr>
-          <w:rStyle w:val="DecValTok"/>
-        </w:rPr>
-        <w:t xml:space="preserve">1</w:t>
-      </w:r>
-      <w:r>
-        <w:br/>
-      </w:r>
-      <w:r>
-        <w:rPr>
-          <w:rStyle w:val="NormalTok"/>
-        </w:rPr>
-        <w:t xml:space="preserve">      }</w:t>
-      </w:r>
-      <w:r>
-        <w:br/>
-      </w:r>
-      <w:r>
-        <w:rPr>
-          <w:rStyle w:val="NormalTok"/>
-        </w:rPr>
-        <w:t xml:space="preserve">      cellMethod: POINT</w:t>
-      </w:r>
-      <w:r>
-        <w:br/>
-      </w:r>
-      <w:r>
-        <w:rPr>
-          <w:rStyle w:val="NormalTok"/>
-        </w:rPr>
-        <w:t xml:space="preserve">      standardNames {</w:t>
-      </w:r>
-      <w:r>
-        <w:br/>
-      </w:r>
-      <w:r>
-        <w:rPr>
-          <w:rStyle w:val="NormalTok"/>
-        </w:rPr>
-        <w:t xml:space="preserve">        key: </w:t>
-      </w:r>
-      <w:r>
-        <w:rPr>
-          <w:rStyle w:val="StringTok"/>
-        </w:rPr>
-        <w:t xml:space="preserve">"cf"</w:t>
-      </w:r>
-      <w:r>
-        <w:br/>
-      </w:r>
-      <w:r>
-        <w:rPr>
-          <w:rStyle w:val="NormalTok"/>
-        </w:rPr>
-        <w:t xml:space="preserve">        value: </w:t>
-      </w:r>
-      <w:r>
-        <w:rPr>
-          <w:rStyle w:val="StringTok"/>
-        </w:rPr>
-        <w:t xml:space="preserve">"relative_humidity"</w:t>
-      </w:r>
-      <w:r>
-        <w:br/>
-      </w:r>
-      <w:r>
-        <w:rPr>
-          <w:rStyle w:val="NormalTok"/>
-        </w:rPr>
-        <w:t xml:space="preserve">      }</w:t>
-      </w:r>
-      <w:r>
-        <w:br/>
-      </w:r>
-      <w:r>
-        <w:rPr>
-          <w:rStyle w:val="NormalTok"/>
-        </w:rPr>
-        <w:t xml:space="preserve">    }</w:t>
-      </w:r>
-      <w:r>
-        <w:br/>
-      </w:r>
-      <w:r>
-        <w:rPr>
-          <w:rStyle w:val="NormalTok"/>
-        </w:rPr>
-        <w:t xml:space="preserve">    parameters {</w:t>
-      </w:r>
-      <w:r>
-        <w:br/>
-      </w:r>
-      <w:r>
-        <w:rPr>
-          <w:rStyle w:val="NormalTok"/>
-        </w:rPr>
-        <w:t xml:space="preserve">      longName: </w:t>
-      </w:r>
-      <w:r>
-        <w:rPr>
-          <w:rStyle w:val="StringTok"/>
-        </w:rPr>
-        <w:t xml:space="preserve">"Barometric Pressure"</w:t>
-      </w:r>
-      <w:r>
-        <w:br/>
-      </w:r>
-      <w:r>
-        <w:rPr>
-          <w:rStyle w:val="NormalTok"/>
-        </w:rPr>
-        <w:t xml:space="preserve">      unit: </w:t>
-      </w:r>
-      <w:r>
-        <w:rPr>
-          <w:rStyle w:val="StringTok"/>
-        </w:rPr>
-        <w:t xml:space="preserve">"hPa"</w:t>
-      </w:r>
-      <w:r>
-        <w:br/>
-      </w:r>
-      <w:r>
-        <w:rPr>
-          <w:rStyle w:val="NormalTok"/>
-        </w:rPr>
-        <w:t xml:space="preserve">      device {</w:t>
-      </w:r>
-      <w:r>
-        <w:br/>
-      </w:r>
-      <w:r>
-        <w:rPr>
-          <w:rStyle w:val="NormalTok"/>
-        </w:rPr>
-        <w:t xml:space="preserve">        observerId: </w:t>
-      </w:r>
-      <w:r>
-        <w:rPr>
-          <w:rStyle w:val="DecValTok"/>
-        </w:rPr>
-        <w:t xml:space="preserve">1</w:t>
-      </w:r>
-      <w:r>
-        <w:br/>
-      </w:r>
-      <w:r>
-        <w:rPr>
-          <w:rStyle w:val="NormalTok"/>
-        </w:rPr>
-        <w:t xml:space="preserve">      }</w:t>
-      </w:r>
-      <w:r>
-        <w:br/>
-      </w:r>
-      <w:r>
-        <w:rPr>
-          <w:rStyle w:val="NormalTok"/>
-        </w:rPr>
-        <w:t xml:space="preserve">      cellMethod: POINT</w:t>
-      </w:r>
-      <w:r>
-        <w:br/>
-      </w:r>
-      <w:r>
-        <w:rPr>
-          <w:rStyle w:val="NormalTok"/>
-        </w:rPr>
-        <w:t xml:space="preserve">      standardNames {</w:t>
-      </w:r>
-      <w:r>
-        <w:br/>
-      </w:r>
-      <w:r>
-        <w:rPr>
-          <w:rStyle w:val="NormalTok"/>
-        </w:rPr>
-        <w:t xml:space="preserve">        key: </w:t>
-      </w:r>
-      <w:r>
-        <w:rPr>
-          <w:rStyle w:val="StringTok"/>
-        </w:rPr>
-        <w:t xml:space="preserve">"cf"</w:t>
-      </w:r>
-      <w:r>
-        <w:br/>
-      </w:r>
-      <w:r>
-        <w:rPr>
-          <w:rStyle w:val="NormalTok"/>
-        </w:rPr>
-        <w:t xml:space="preserve">        value: </w:t>
-      </w:r>
-      <w:r>
-        <w:rPr>
-          <w:rStyle w:val="StringTok"/>
-        </w:rPr>
-        <w:t xml:space="preserve">"air_pressure"</w:t>
-      </w:r>
-      <w:r>
-        <w:br/>
-      </w:r>
-      <w:r>
-        <w:rPr>
-          <w:rStyle w:val="NormalTok"/>
-        </w:rPr>
-        <w:t xml:space="preserve">      }</w:t>
-      </w:r>
-      <w:r>
-        <w:br/>
-      </w:r>
-      <w:r>
-        <w:rPr>
-          <w:rStyle w:val="NormalTok"/>
-        </w:rPr>
-        <w:t xml:space="preserve">    }</w:t>
-      </w:r>
-      <w:r>
-        <w:br/>
-      </w:r>
-      <w:r>
-        <w:rPr>
-          <w:rStyle w:val="NormalTok"/>
-        </w:rPr>
-        <w:t xml:space="preserve">    parameters {</w:t>
-      </w:r>
-      <w:r>
-        <w:br/>
-      </w:r>
-      <w:r>
-        <w:rPr>
-          <w:rStyle w:val="NormalTok"/>
-        </w:rPr>
-        <w:t xml:space="preserve">      longName: </w:t>
-      </w:r>
-      <w:r>
-        <w:rPr>
-          <w:rStyle w:val="StringTok"/>
-        </w:rPr>
-        <w:t xml:space="preserve">"Wind Speed (10min mean)"</w:t>
-      </w:r>
-      <w:r>
-        <w:br/>
-      </w:r>
-      <w:r>
-        <w:rPr>
-          <w:rStyle w:val="NormalTok"/>
-        </w:rPr>
-        <w:t xml:space="preserve">      unit: </w:t>
-      </w:r>
-      <w:r>
-        <w:rPr>
-          <w:rStyle w:val="StringTok"/>
-        </w:rPr>
-        <w:t xml:space="preserve">"m/s"</w:t>
-      </w:r>
-      <w:r>
-        <w:br/>
-      </w:r>
-      <w:r>
-        <w:rPr>
-          <w:rStyle w:val="NormalTok"/>
-        </w:rPr>
-        <w:t xml:space="preserve">      device {</w:t>
-      </w:r>
-      <w:r>
-        <w:br/>
-      </w:r>
-      <w:r>
-        <w:rPr>
-          <w:rStyle w:val="NormalTok"/>
-        </w:rPr>
-        <w:t xml:space="preserve">        observerId: </w:t>
-      </w:r>
-      <w:r>
-        <w:rPr>
-          <w:rStyle w:val="DecValTok"/>
-        </w:rPr>
-        <w:t xml:space="preserve">1</w:t>
-      </w:r>
-      <w:r>
-        <w:br/>
-      </w:r>
-      <w:r>
-        <w:rPr>
-          <w:rStyle w:val="NormalTok"/>
-        </w:rPr>
-        <w:t xml:space="preserve">      }</w:t>
-      </w:r>
-      <w:r>
-        <w:br/>
-      </w:r>
-      <w:r>
-        <w:rPr>
-          <w:rStyle w:val="NormalTok"/>
-        </w:rPr>
-        <w:t xml:space="preserve">      cellMethod: MEAN</w:t>
-      </w:r>
-      <w:r>
-        <w:br/>
-      </w:r>
-      <w:r>
-        <w:rPr>
-          <w:rStyle w:val="NormalTok"/>
-        </w:rPr>
-        <w:t xml:space="preserve">      cellPeriodSeconds: </w:t>
-      </w:r>
-      <w:r>
-        <w:rPr>
-          <w:rStyle w:val="DecValTok"/>
-        </w:rPr>
-        <w:t xml:space="preserve">600</w:t>
-      </w:r>
-      <w:r>
-        <w:br/>
-      </w:r>
-      <w:r>
-        <w:rPr>
-          <w:rStyle w:val="NormalTok"/>
-        </w:rPr>
-        <w:t xml:space="preserve">      standardNames {</w:t>
-      </w:r>
-      <w:r>
-        <w:br/>
-      </w:r>
-      <w:r>
-        <w:rPr>
-          <w:rStyle w:val="NormalTok"/>
-        </w:rPr>
-        <w:t xml:space="preserve">        key: </w:t>
-      </w:r>
-      <w:r>
-        <w:rPr>
-          <w:rStyle w:val="StringTok"/>
-        </w:rPr>
-        <w:t xml:space="preserve">"cf"</w:t>
-      </w:r>
-      <w:r>
-        <w:br/>
-      </w:r>
-      <w:r>
-        <w:rPr>
-          <w:rStyle w:val="NormalTok"/>
-        </w:rPr>
-        <w:t xml:space="preserve">        value: </w:t>
-      </w:r>
-      <w:r>
-        <w:rPr>
-          <w:rStyle w:val="StringTok"/>
-        </w:rPr>
-        <w:t xml:space="preserve">"wind_speed"</w:t>
-      </w:r>
-      <w:r>
-        <w:br/>
-      </w:r>
-      <w:r>
-        <w:rPr>
-          <w:rStyle w:val="NormalTok"/>
-        </w:rPr>
-        <w:t xml:space="preserve">      }</w:t>
-      </w:r>
-      <w:r>
-        <w:br/>
-      </w:r>
-      <w:r>
-        <w:rPr>
-          <w:rStyle w:val="NormalTok"/>
-        </w:rPr>
-        <w:t xml:space="preserve">    }</w:t>
-      </w:r>
-      <w:r>
-        <w:br/>
-      </w:r>
-      <w:r>
-        <w:rPr>
-          <w:rStyle w:val="NormalTok"/>
-        </w:rPr>
-        <w:t xml:space="preserve">    parameters {</w:t>
-      </w:r>
-      <w:r>
-        <w:br/>
-      </w:r>
-      <w:r>
-        <w:rPr>
-          <w:rStyle w:val="NormalTok"/>
-        </w:rPr>
-        <w:t xml:space="preserve">      longName: </w:t>
-      </w:r>
-      <w:r>
-        <w:rPr>
-          <w:rStyle w:val="StringTok"/>
-        </w:rPr>
-        <w:t xml:space="preserve">"Wind Direction (10min mean)"</w:t>
-      </w:r>
-      <w:r>
-        <w:br/>
-      </w:r>
-      <w:r>
-        <w:rPr>
-          <w:rStyle w:val="NormalTok"/>
-        </w:rPr>
-        <w:t xml:space="preserve">      unit: </w:t>
-      </w:r>
-      <w:r>
-        <w:rPr>
-          <w:rStyle w:val="StringTok"/>
-        </w:rPr>
-        <w:t xml:space="preserve">"°"</w:t>
-      </w:r>
-      <w:r>
-        <w:br/>
-      </w:r>
-      <w:r>
-        <w:rPr>
-          <w:rStyle w:val="NormalTok"/>
-        </w:rPr>
-        <w:t xml:space="preserve">      device {</w:t>
-      </w:r>
-      <w:r>
-        <w:br/>
-      </w:r>
-      <w:r>
-        <w:rPr>
-          <w:rStyle w:val="NormalTok"/>
-        </w:rPr>
-        <w:t xml:space="preserve">        observerId: </w:t>
-      </w:r>
-      <w:r>
-        <w:rPr>
-          <w:rStyle w:val="DecValTok"/>
-        </w:rPr>
-        <w:t xml:space="preserve">1</w:t>
-      </w:r>
-      <w:r>
-        <w:br/>
-      </w:r>
-      <w:r>
-        <w:rPr>
-          <w:rStyle w:val="NormalTok"/>
-        </w:rPr>
-        <w:t xml:space="preserve">      }</w:t>
-      </w:r>
-      <w:r>
-        <w:br/>
-      </w:r>
-      <w:r>
-        <w:rPr>
-          <w:rStyle w:val="NormalTok"/>
-        </w:rPr>
-        <w:t xml:space="preserve">      cellMethod: MEAN</w:t>
-      </w:r>
-      <w:r>
-        <w:br/>
-      </w:r>
-      <w:r>
-        <w:rPr>
-          <w:rStyle w:val="NormalTok"/>
-        </w:rPr>
-        <w:t xml:space="preserve">      cellPeriodSeconds: </w:t>
-      </w:r>
-      <w:r>
-        <w:rPr>
-          <w:rStyle w:val="DecValTok"/>
-        </w:rPr>
-        <w:t xml:space="preserve">600</w:t>
-      </w:r>
-      <w:r>
-        <w:br/>
-      </w:r>
-      <w:r>
-        <w:rPr>
-          <w:rStyle w:val="NormalTok"/>
-        </w:rPr>
-        <w:t xml:space="preserve">      standardNames {</w:t>
-      </w:r>
-      <w:r>
-        <w:br/>
-      </w:r>
-      <w:r>
-        <w:rPr>
-          <w:rStyle w:val="NormalTok"/>
-        </w:rPr>
-        <w:t xml:space="preserve">        key: </w:t>
-      </w:r>
-      <w:r>
-        <w:rPr>
-          <w:rStyle w:val="StringTok"/>
-        </w:rPr>
-        <w:t xml:space="preserve">"cf"</w:t>
-      </w:r>
-      <w:r>
-        <w:br/>
-      </w:r>
-      <w:r>
-        <w:rPr>
-          <w:rStyle w:val="NormalTok"/>
-        </w:rPr>
-        <w:t xml:space="preserve">        value: </w:t>
-      </w:r>
-      <w:r>
-        <w:rPr>
-          <w:rStyle w:val="StringTok"/>
-        </w:rPr>
-        <w:t xml:space="preserve">"wind_from_direction"</w:t>
-      </w:r>
-      <w:r>
-        <w:br/>
-      </w:r>
-      <w:r>
-        <w:rPr>
-          <w:rStyle w:val="NormalTok"/>
-        </w:rPr>
-        <w:t xml:space="preserve">      }</w:t>
-      </w:r>
-      <w:r>
-        <w:br/>
-      </w:r>
-      <w:r>
-        <w:rPr>
-          <w:rStyle w:val="NormalTok"/>
-        </w:rPr>
-        <w:t xml:space="preserve">    }</w:t>
-      </w:r>
-      <w:r>
-        <w:br/>
-      </w:r>
-      <w:r>
-        <w:rPr>
-          <w:rStyle w:val="NormalTok"/>
-        </w:rPr>
-        <w:t xml:space="preserve">    parameters {</w:t>
-      </w:r>
-      <w:r>
-        <w:br/>
-      </w:r>
-      <w:r>
-        <w:rPr>
-          <w:rStyle w:val="NormalTok"/>
-        </w:rPr>
-        <w:t xml:space="preserve">      longName: </w:t>
-      </w:r>
-      <w:r>
-        <w:rPr>
-          <w:rStyle w:val="StringTok"/>
-        </w:rPr>
-        <w:t xml:space="preserve">"Precipitation"</w:t>
-      </w:r>
-      <w:r>
-        <w:br/>
-      </w:r>
-      <w:r>
-        <w:rPr>
-          <w:rStyle w:val="NormalTok"/>
-        </w:rPr>
-        <w:t xml:space="preserve">      unit: </w:t>
-      </w:r>
-      <w:r>
-        <w:rPr>
-          <w:rStyle w:val="StringTok"/>
-        </w:rPr>
-        <w:t xml:space="preserve">"mm"</w:t>
-      </w:r>
-      <w:r>
-        <w:br/>
-      </w:r>
-      <w:r>
-        <w:rPr>
-          <w:rStyle w:val="NormalTok"/>
-        </w:rPr>
-        <w:t xml:space="preserve">      device {</w:t>
-      </w:r>
-      <w:r>
-        <w:br/>
-      </w:r>
-      <w:r>
-        <w:rPr>
-          <w:rStyle w:val="NormalTok"/>
-        </w:rPr>
-        <w:t xml:space="preserve">        observerId: </w:t>
-      </w:r>
-      <w:r>
-        <w:rPr>
-          <w:rStyle w:val="DecValTok"/>
-        </w:rPr>
-        <w:t xml:space="preserve">1</w:t>
-      </w:r>
-      <w:r>
-        <w:br/>
-      </w:r>
-      <w:r>
-        <w:rPr>
-          <w:rStyle w:val="NormalTok"/>
-        </w:rPr>
-        <w:t xml:space="preserve">      }</w:t>
-      </w:r>
-      <w:r>
-        <w:br/>
-      </w:r>
-      <w:r>
-        <w:rPr>
-          <w:rStyle w:val="NormalTok"/>
-        </w:rPr>
-        <w:t xml:space="preserve">      cellMethod: SUM</w:t>
-      </w:r>
-      <w:r>
-        <w:br/>
-      </w:r>
-      <w:r>
-        <w:rPr>
-          <w:rStyle w:val="NormalTok"/>
-        </w:rPr>
-        <w:t xml:space="preserve">      cellPeriodSeconds: </w:t>
-      </w:r>
-      <w:r>
-        <w:rPr>
-          <w:rStyle w:val="DecValTok"/>
-        </w:rPr>
-        <w:t xml:space="preserve">600</w:t>
-      </w:r>
-      <w:r>
-        <w:br/>
-      </w:r>
-      <w:r>
-        <w:rPr>
-          <w:rStyle w:val="NormalTok"/>
-        </w:rPr>
-        <w:t xml:space="preserve">      standardNames {</w:t>
-      </w:r>
-      <w:r>
-        <w:br/>
-      </w:r>
-      <w:r>
-        <w:rPr>
-          <w:rStyle w:val="NormalTok"/>
-        </w:rPr>
-        <w:t xml:space="preserve">        key: </w:t>
-      </w:r>
-      <w:r>
-        <w:rPr>
-          <w:rStyle w:val="StringTok"/>
-        </w:rPr>
-        <w:t xml:space="preserve">"cf"</w:t>
-      </w:r>
-      <w:r>
-        <w:br/>
-      </w:r>
-      <w:r>
-        <w:rPr>
-          <w:rStyle w:val="NormalTok"/>
-        </w:rPr>
-        <w:t xml:space="preserve">        value: </w:t>
-      </w:r>
-      <w:r>
-        <w:rPr>
-          <w:rStyle w:val="StringTok"/>
-        </w:rPr>
-        <w:t xml:space="preserve">"precipitation_amount"</w:t>
-      </w:r>
-      <w:r>
-        <w:br/>
-      </w:r>
-      <w:r>
-        <w:rPr>
-          <w:rStyle w:val="NormalTok"/>
-        </w:rPr>
-        <w:t xml:space="preserve">      }</w:t>
-      </w:r>
-      <w:r>
-        <w:br/>
-      </w:r>
-      <w:r>
-        <w:rPr>
-          <w:rStyle w:val="NormalTok"/>
-        </w:rPr>
-        <w:t xml:space="preserve">    }</w:t>
-      </w:r>
-      <w:r>
-        <w:br/>
-      </w:r>
-      <w:r>
-        <w:rPr>
-          <w:rStyle w:val="NormalTok"/>
-        </w:rPr>
-        <w:t xml:space="preserve">  }</w:t>
-      </w:r>
-      <w:r>
-        <w:br/>
-      </w:r>
-      <w:r>
-        <w:rPr>
-          <w:rStyle w:val="NormalTok"/>
-        </w:rPr>
-        <w:t xml:space="preserve">  parameterDefinitions {</w:t>
-      </w:r>
-      <w:r>
-        <w:br/>
-      </w:r>
-      <w:r>
-        <w:rPr>
-          <w:rStyle w:val="NormalTok"/>
-        </w:rPr>
-        <w:t xml:space="preserve">    id: </w:t>
-      </w:r>
-      <w:r>
-        <w:rPr>
-          <w:rStyle w:val="DecValTok"/>
-        </w:rPr>
-        <w:t xml:space="preserve">2</w:t>
-      </w:r>
-      <w:r>
-        <w:br/>
-      </w:r>
-      <w:r>
-        <w:rPr>
-          <w:rStyle w:val="NormalTok"/>
-        </w:rPr>
-        <w:t xml:space="preserve">    description: </w:t>
-      </w:r>
-      <w:r>
-        <w:rPr>
-          <w:rStyle w:val="StringTok"/>
-        </w:rPr>
-        <w:t xml:space="preserve">"Internal logger parameters"</w:t>
-      </w:r>
-      <w:r>
-        <w:br/>
-      </w:r>
-      <w:r>
-        <w:rPr>
-          <w:rStyle w:val="NormalTok"/>
-        </w:rPr>
-        <w:t xml:space="preserve">    parameters {</w:t>
-      </w:r>
-      <w:r>
-        <w:br/>
-      </w:r>
-      <w:r>
-        <w:rPr>
-          <w:rStyle w:val="NormalTok"/>
-        </w:rPr>
-        <w:t xml:space="preserve">      longName: </w:t>
-      </w:r>
-      <w:r>
-        <w:rPr>
-          <w:rStyle w:val="StringTok"/>
-        </w:rPr>
-        <w:t xml:space="preserve">"Battery Voltage"</w:t>
-      </w:r>
-      <w:r>
-        <w:br/>
-      </w:r>
-      <w:r>
-        <w:rPr>
-          <w:rStyle w:val="NormalTok"/>
-        </w:rPr>
-        <w:t xml:space="preserve">      unit: </w:t>
-      </w:r>
-      <w:r>
-        <w:rPr>
-          <w:rStyle w:val="StringTok"/>
-        </w:rPr>
-        <w:t xml:space="preserve">"V"</w:t>
-      </w:r>
-      <w:r>
-        <w:br/>
-      </w:r>
-      <w:r>
-        <w:rPr>
-          <w:rStyle w:val="NormalTok"/>
-        </w:rPr>
-        <w:t xml:space="preserve">      device {</w:t>
-      </w:r>
-      <w:r>
-        <w:br/>
-      </w:r>
-      <w:r>
-        <w:rPr>
-          <w:rStyle w:val="NormalTok"/>
-        </w:rPr>
-        <w:t xml:space="preserve">        node {}</w:t>
-      </w:r>
-      <w:r>
-        <w:br/>
-      </w:r>
-      <w:r>
-        <w:rPr>
-          <w:rStyle w:val="NormalTok"/>
-        </w:rPr>
-        <w:t xml:space="preserve">      }</w:t>
-      </w:r>
-      <w:r>
-        <w:br/>
-      </w:r>
-      <w:r>
-        <w:rPr>
-          <w:rStyle w:val="NormalTok"/>
-        </w:rPr>
-        <w:t xml:space="preserve">      cellMethod: POINT</w:t>
-      </w:r>
-      <w:r>
-        <w:br/>
-      </w:r>
-      <w:r>
-        <w:rPr>
-          <w:rStyle w:val="NormalTok"/>
-        </w:rPr>
-        <w:t xml:space="preserve">      cellPeriodSeconds: </w:t>
-      </w:r>
-      <w:r>
-        <w:rPr>
-          <w:rStyle w:val="DecValTok"/>
-        </w:rPr>
-        <w:t xml:space="preserve">0</w:t>
-      </w:r>
-      <w:r>
-        <w:br/>
-      </w:r>
-      <w:r>
-        <w:rPr>
-          <w:rStyle w:val="NormalTok"/>
-        </w:rPr>
-        <w:t xml:space="preserve">    }</w:t>
-      </w:r>
-      <w:r>
-        <w:br/>
-      </w:r>
-      <w:r>
-        <w:rPr>
-          <w:rStyle w:val="NormalTok"/>
-        </w:rPr>
-        <w:t xml:space="preserve">    parameters {</w:t>
-      </w:r>
-      <w:r>
-        <w:br/>
-      </w:r>
-      <w:r>
-        <w:rPr>
-          <w:rStyle w:val="NormalTok"/>
-        </w:rPr>
-        <w:t xml:space="preserve">      longName: </w:t>
-      </w:r>
-      <w:r>
-        <w:rPr>
-          <w:rStyle w:val="StringTok"/>
-        </w:rPr>
-        <w:t xml:space="preserve">"Solar Panel Voltage"</w:t>
-      </w:r>
-      <w:r>
-        <w:br/>
-      </w:r>
-      <w:r>
-        <w:rPr>
-          <w:rStyle w:val="NormalTok"/>
-        </w:rPr>
-        <w:t xml:space="preserve">      unit: </w:t>
-      </w:r>
-      <w:r>
-        <w:rPr>
-          <w:rStyle w:val="StringTok"/>
-        </w:rPr>
-        <w:t xml:space="preserve">"V"</w:t>
-      </w:r>
-      <w:r>
-        <w:br/>
-      </w:r>
-      <w:r>
-        <w:rPr>
-          <w:rStyle w:val="NormalTok"/>
-        </w:rPr>
-        <w:t xml:space="preserve">      device {</w:t>
-      </w:r>
-      <w:r>
-        <w:br/>
-      </w:r>
-      <w:r>
-        <w:rPr>
-          <w:rStyle w:val="NormalTok"/>
-        </w:rPr>
-        <w:t xml:space="preserve">        node {}</w:t>
-      </w:r>
-      <w:r>
-        <w:br/>
-      </w:r>
-      <w:r>
-        <w:rPr>
-          <w:rStyle w:val="NormalTok"/>
-        </w:rPr>
-        <w:t xml:space="preserve">      }</w:t>
-      </w:r>
-      <w:r>
-        <w:br/>
-      </w:r>
-      <w:r>
-        <w:rPr>
-          <w:rStyle w:val="NormalTok"/>
-        </w:rPr>
-        <w:t xml:space="preserve">      cellMethod: POINT</w:t>
-      </w:r>
-      <w:r>
-        <w:br/>
-      </w:r>
-      <w:r>
-        <w:rPr>
-          <w:rStyle w:val="NormalTok"/>
-        </w:rPr>
-        <w:t xml:space="preserve">      cellPeriodSeconds: </w:t>
-      </w:r>
-      <w:r>
-        <w:rPr>
-          <w:rStyle w:val="DecValTok"/>
-        </w:rPr>
-        <w:t xml:space="preserve">0</w:t>
-      </w:r>
-      <w:r>
-        <w:br/>
-      </w:r>
-      <w:r>
-        <w:rPr>
-          <w:rStyle w:val="NormalTok"/>
-        </w:rPr>
-        <w:t xml:space="preserve">    }</w:t>
-      </w:r>
-      <w:r>
-        <w:br/>
-      </w:r>
-      <w:r>
-        <w:rPr>
-          <w:rStyle w:val="NormalTok"/>
-        </w:rPr>
-        <w:t xml:space="preserve">    parameters {</w:t>
-      </w:r>
-      <w:r>
-        <w:br/>
-      </w:r>
-      <w:r>
-        <w:rPr>
-          <w:rStyle w:val="NormalTok"/>
-        </w:rPr>
-        <w:t xml:space="preserve">      longName: </w:t>
-      </w:r>
-      <w:r>
-        <w:rPr>
-          <w:rStyle w:val="StringTok"/>
-        </w:rPr>
-        <w:t xml:space="preserve">"Internal Logger Temperature"</w:t>
-      </w:r>
-      <w:r>
-        <w:br/>
-      </w:r>
-      <w:r>
-        <w:rPr>
-          <w:rStyle w:val="NormalTok"/>
-        </w:rPr>
-        <w:t xml:space="preserve">      unit: </w:t>
-      </w:r>
-      <w:r>
-        <w:rPr>
-          <w:rStyle w:val="StringTok"/>
-        </w:rPr>
-        <w:t xml:space="preserve">"°C"</w:t>
-      </w:r>
-      <w:r>
-        <w:br/>
-      </w:r>
-      <w:r>
-        <w:rPr>
-          <w:rStyle w:val="NormalTok"/>
-        </w:rPr>
-        <w:t xml:space="preserve">      device {</w:t>
-      </w:r>
-      <w:r>
-        <w:br/>
-      </w:r>
-      <w:r>
-        <w:rPr>
-          <w:rStyle w:val="NormalTok"/>
-        </w:rPr>
-        <w:t xml:space="preserve">        node {}</w:t>
-      </w:r>
-      <w:r>
-        <w:br/>
-      </w:r>
-      <w:r>
-        <w:rPr>
-          <w:rStyle w:val="NormalTok"/>
-        </w:rPr>
-        <w:t xml:space="preserve">      }</w:t>
-      </w:r>
-      <w:r>
-        <w:br/>
-      </w:r>
-      <w:r>
-        <w:rPr>
-          <w:rStyle w:val="NormalTok"/>
-        </w:rPr>
-        <w:t xml:space="preserve">      cellMethod: POINT</w:t>
-      </w:r>
-      <w:r>
-        <w:br/>
-      </w:r>
-      <w:r>
-        <w:rPr>
-          <w:rStyle w:val="NormalTok"/>
-        </w:rPr>
-        <w:t xml:space="preserve">      cellPeriodSeconds: </w:t>
-      </w:r>
-      <w:r>
-        <w:rPr>
-          <w:rStyle w:val="DecValTok"/>
-        </w:rPr>
-        <w:t xml:space="preserve">0</w:t>
-      </w:r>
-      <w:r>
-        <w:br/>
-      </w:r>
-      <w:r>
-        <w:rPr>
-          <w:rStyle w:val="NormalTok"/>
-        </w:rPr>
-        <w:t xml:space="preserve">    }</w:t>
-      </w:r>
-      <w:r>
-        <w:br/>
-      </w:r>
-      <w:r>
-        <w:rPr>
-          <w:rStyle w:val="NormalTok"/>
-        </w:rPr>
-        <w:t xml:space="preserve">  }</w:t>
-      </w:r>
-      <w:r>
-        <w:br/>
-      </w:r>
-      <w:r>
-        <w:rPr>
-          <w:rStyle w:val="NormalTok"/>
-        </w:rPr>
-        <w:t xml:space="preserve">  namespaces {</w:t>
-      </w:r>
-      <w:r>
-        <w:br/>
-      </w:r>
-      <w:r>
-        <w:rPr>
-          <w:rStyle w:val="NormalTok"/>
-        </w:rPr>
-        <w:t xml:space="preserve">    key: </w:t>
-      </w:r>
-      <w:r>
-        <w:rPr>
-          <w:rStyle w:val="StringTok"/>
-        </w:rPr>
-        <w:t xml:space="preserve">"cf"</w:t>
-      </w:r>
-      <w:r>
-        <w:br/>
-      </w:r>
-      <w:r>
-        <w:rPr>
-          <w:rStyle w:val="NormalTok"/>
-        </w:rPr>
-        <w:t xml:space="preserve">    value: </w:t>
-      </w:r>
-      <w:r>
-        <w:rPr>
-          <w:rStyle w:val="StringTok"/>
-        </w:rPr>
-        <w:t xml:space="preserve">"https://vocab.nerc.ac.uk/standard_name/"</w:t>
-      </w:r>
-      <w:r>
-        <w:br/>
-      </w:r>
-      <w:r>
-        <w:rPr>
-          <w:rStyle w:val="NormalTok"/>
-        </w:rPr>
-        <w:t xml:space="preserve">  }</w:t>
-      </w:r>
-      <w:r>
-        <w:br/>
-      </w:r>
-      <w:r>
-        <w:rPr>
-          <w:rStyle w:val="NormalTok"/>
-        </w:rPr>
-        <w:t xml:space="preserve">}</w:t>
-      </w:r>
-    </w:p>
-    <w:p>
-      <w:pPr>
-        <w:pStyle w:val="FirstParagraph"/>
-      </w:pPr>
-      <w:r>
-        <w:rPr>
-          <w:bCs/>
-          <w:b/>
-        </w:rPr>
-        <w:t xml:space="preserve">FirstMileMessage (data)</w:t>
-      </w:r>
-    </w:p>
-    <w:p>
-      <w:pPr>
-        <w:pStyle w:val="SourceCode"/>
-      </w:pPr>
-      <w:r>
-        <w:rPr>
-          <w:rStyle w:val="NormalTok"/>
-        </w:rPr>
-        <w:t xml:space="preserve">data {</w:t>
-      </w:r>
-      <w:r>
-        <w:br/>
-      </w:r>
-      <w:r>
-        <w:rPr>
-          <w:rStyle w:val="NormalTok"/>
-        </w:rPr>
-        <w:t xml:space="preserve">  observations {</w:t>
-      </w:r>
-      <w:r>
-        <w:br/>
-      </w:r>
-      <w:r>
-        <w:rPr>
-          <w:rStyle w:val="NormalTok"/>
-        </w:rPr>
-        <w:t xml:space="preserve">    parameterDefinitionId: </w:t>
-      </w:r>
-      <w:r>
-        <w:rPr>
-          <w:rStyle w:val="DecValTok"/>
-        </w:rPr>
-        <w:t xml:space="preserve">1</w:t>
-      </w:r>
-      <w:r>
-        <w:br/>
-      </w:r>
-      <w:r>
-        <w:rPr>
-          <w:rStyle w:val="NormalTok"/>
-        </w:rPr>
-        <w:t xml:space="preserve">    time {</w:t>
-      </w:r>
-      <w:r>
-        <w:br/>
-      </w:r>
-      <w:r>
-        <w:rPr>
-          <w:rStyle w:val="NormalTok"/>
-        </w:rPr>
-        <w:t xml:space="preserve">      seconds: </w:t>
-      </w:r>
-      <w:r>
-        <w:rPr>
-          <w:rStyle w:val="DecValTok"/>
-        </w:rPr>
-        <w:t xml:space="preserve">1755766200</w:t>
-      </w:r>
-      <w:r>
-        <w:br/>
-      </w:r>
-      <w:r>
-        <w:rPr>
-          <w:rStyle w:val="NormalTok"/>
-        </w:rPr>
-        <w:t xml:space="preserve">    }</w:t>
-      </w:r>
-      <w:r>
-        <w:br/>
-      </w:r>
-      <w:r>
-        <w:rPr>
-          <w:rStyle w:val="NormalTok"/>
-        </w:rPr>
-        <w:t xml:space="preserve">    values { doubleValue: </w:t>
-      </w:r>
-      <w:r>
-        <w:rPr>
-          <w:rStyle w:val="FloatTok"/>
-        </w:rPr>
-        <w:t xml:space="preserve">18.6</w:t>
-      </w:r>
-      <w:r>
-        <w:rPr>
-          <w:rStyle w:val="NormalTok"/>
-        </w:rPr>
-        <w:t xml:space="preserve"> }</w:t>
-      </w:r>
-      <w:r>
-        <w:br/>
-      </w:r>
-      <w:r>
-        <w:rPr>
-          <w:rStyle w:val="NormalTok"/>
-        </w:rPr>
-        <w:t xml:space="preserve">    values { doubleValue: </w:t>
-      </w:r>
-      <w:r>
-        <w:rPr>
-          <w:rStyle w:val="FloatTok"/>
-        </w:rPr>
-        <w:t xml:space="preserve">72.3</w:t>
-      </w:r>
-      <w:r>
-        <w:rPr>
-          <w:rStyle w:val="NormalTok"/>
-        </w:rPr>
-        <w:t xml:space="preserve"> }</w:t>
-      </w:r>
-      <w:r>
-        <w:br/>
-      </w:r>
-      <w:r>
-        <w:rPr>
-          <w:rStyle w:val="NormalTok"/>
-        </w:rPr>
-        <w:t xml:space="preserve">    values { emptyValue {} }</w:t>
-      </w:r>
-      <w:r>
-        <w:br/>
-      </w:r>
-      <w:r>
-        <w:rPr>
-          <w:rStyle w:val="NormalTok"/>
-        </w:rPr>
-        <w:t xml:space="preserve">    values { doubleValue: </w:t>
-      </w:r>
-      <w:r>
-        <w:rPr>
-          <w:rStyle w:val="FloatTok"/>
-        </w:rPr>
-        <w:t xml:space="preserve">3.4</w:t>
-      </w:r>
-      <w:r>
-        <w:rPr>
-          <w:rStyle w:val="NormalTok"/>
-        </w:rPr>
-        <w:t xml:space="preserve"> }</w:t>
-      </w:r>
-      <w:r>
-        <w:br/>
-      </w:r>
-      <w:r>
-        <w:rPr>
-          <w:rStyle w:val="NormalTok"/>
-        </w:rPr>
-        <w:t xml:space="preserve">    values { doubleValue: </w:t>
-      </w:r>
-      <w:r>
-        <w:rPr>
-          <w:rStyle w:val="FloatTok"/>
-        </w:rPr>
-        <w:t xml:space="preserve">215.0</w:t>
-      </w:r>
-      <w:r>
-        <w:rPr>
-          <w:rStyle w:val="NormalTok"/>
-        </w:rPr>
-        <w:t xml:space="preserve"> }</w:t>
-      </w:r>
-      <w:r>
-        <w:br/>
-      </w:r>
-      <w:r>
-        <w:rPr>
-          <w:rStyle w:val="NormalTok"/>
-        </w:rPr>
-        <w:t xml:space="preserve">    values { doubleValue: </w:t>
-      </w:r>
-      <w:r>
-        <w:rPr>
-          <w:rStyle w:val="FloatTok"/>
-        </w:rPr>
-        <w:t xml:space="preserve">0.4</w:t>
-      </w:r>
-      <w:r>
-        <w:rPr>
-          <w:rStyle w:val="NormalTok"/>
-        </w:rPr>
-        <w:t xml:space="preserve"> }</w:t>
-      </w:r>
-      <w:r>
-        <w:br/>
-      </w:r>
-      <w:r>
-        <w:rPr>
-          <w:rStyle w:val="NormalTok"/>
-        </w:rPr>
-        <w:t xml:space="preserve">  }</w:t>
-      </w:r>
-      <w:r>
-        <w:br/>
-      </w:r>
-      <w:r>
-        <w:rPr>
-          <w:rStyle w:val="NormalTok"/>
-        </w:rPr>
-        <w:t xml:space="preserve">  observations {</w:t>
-      </w:r>
-      <w:r>
-        <w:br/>
-      </w:r>
-      <w:r>
-        <w:rPr>
-          <w:rStyle w:val="NormalTok"/>
-        </w:rPr>
-        <w:t xml:space="preserve">    parameterDefinitionId: </w:t>
-      </w:r>
-      <w:r>
-        <w:rPr>
-          <w:rStyle w:val="DecValTok"/>
-        </w:rPr>
-        <w:t xml:space="preserve">2</w:t>
-      </w:r>
-      <w:r>
-        <w:br/>
-      </w:r>
-      <w:r>
-        <w:rPr>
-          <w:rStyle w:val="NormalTok"/>
-        </w:rPr>
-        <w:t xml:space="preserve">    time {</w:t>
-      </w:r>
-      <w:r>
-        <w:br/>
-      </w:r>
-      <w:r>
-        <w:rPr>
-          <w:rStyle w:val="NormalTok"/>
-        </w:rPr>
-        <w:t xml:space="preserve">      seconds: </w:t>
-      </w:r>
-      <w:r>
-        <w:rPr>
-          <w:rStyle w:val="DecValTok"/>
-        </w:rPr>
-        <w:t xml:space="preserve">1755766200</w:t>
-      </w:r>
-      <w:r>
-        <w:br/>
-      </w:r>
-      <w:r>
-        <w:rPr>
-          <w:rStyle w:val="NormalTok"/>
-        </w:rPr>
-        <w:t xml:space="preserve">    }</w:t>
-      </w:r>
-      <w:r>
-        <w:br/>
-      </w:r>
-      <w:r>
-        <w:rPr>
-          <w:rStyle w:val="NormalTok"/>
-        </w:rPr>
-        <w:t xml:space="preserve">    values { doubleValue: </w:t>
-      </w:r>
-      <w:r>
-        <w:rPr>
-          <w:rStyle w:val="FloatTok"/>
-        </w:rPr>
-        <w:t xml:space="preserve">12.4</w:t>
-      </w:r>
-      <w:r>
-        <w:rPr>
-          <w:rStyle w:val="NormalTok"/>
-        </w:rPr>
-        <w:t xml:space="preserve"> }</w:t>
-      </w:r>
-      <w:r>
-        <w:br/>
-      </w:r>
-      <w:r>
-        <w:rPr>
-          <w:rStyle w:val="NormalTok"/>
-        </w:rPr>
-        <w:t xml:space="preserve">    values { doubleValue: </w:t>
-      </w:r>
-      <w:r>
-        <w:rPr>
-          <w:rStyle w:val="FloatTok"/>
-        </w:rPr>
-        <w:t xml:space="preserve">17.6</w:t>
-      </w:r>
-      <w:r>
-        <w:rPr>
-          <w:rStyle w:val="NormalTok"/>
-        </w:rPr>
-        <w:t xml:space="preserve"> }</w:t>
-      </w:r>
-      <w:r>
-        <w:br/>
-      </w:r>
-      <w:r>
-        <w:rPr>
-          <w:rStyle w:val="NormalTok"/>
-        </w:rPr>
-        <w:t xml:space="preserve">    values { doubleValue: </w:t>
-      </w:r>
-      <w:r>
-        <w:rPr>
-          <w:rStyle w:val="FloatTok"/>
-        </w:rPr>
-        <w:t xml:space="preserve">29.3</w:t>
-      </w:r>
-      <w:r>
-        <w:rPr>
-          <w:rStyle w:val="NormalTok"/>
-        </w:rPr>
-        <w:t xml:space="preserve"> }</w:t>
-      </w:r>
-      <w:r>
-        <w:br/>
-      </w:r>
-      <w:r>
-        <w:rPr>
-          <w:rStyle w:val="NormalTok"/>
-        </w:rPr>
-        <w:t xml:space="preserve">  }</w:t>
-      </w:r>
-      <w:r>
-        <w:br/>
-      </w:r>
-      <w:r>
-        <w:rPr>
-          <w:rStyle w:val="NormalTok"/>
-        </w:rPr>
-        <w:t xml:space="preserve">}</w:t>
-      </w:r>
-    </w:p>
-    <w:bookmarkEnd w:id="104"/>
-    <w:bookmarkEnd w:id="105"/>
-    <w:bookmarkEnd w:id="106"/>
-    <w:bookmarkStart w:id="109" w:name="Bibliography"/>
-    <w:p>
-      <w:pPr>
-        <w:pStyle w:val="Heading1"/>
-      </w:pPr>
-      <w:r>
-        <w:t xml:space="preserve">Bibliography</w:t>
+        <w:t xml:space="preserve">Key points:</w:t>
       </w:r>
     </w:p>
     <w:p>
@@ -14858,8 +12872,2036 @@
           <w:numId w:val="1016"/>
         </w:numPr>
       </w:pPr>
-      <w:bookmarkStart w:id="107" w:name="link-relations"/>
-      <w:bookmarkEnd w:id="107"/>
+      <w:r>
+        <w:t xml:space="preserve">Weather parameters: air temperature, humidity, pressure, wind, rainfall.</w:t>
+      </w:r>
+    </w:p>
+    <w:p>
+      <w:pPr>
+        <w:numPr>
+          <w:ilvl w:val="0"/>
+          <w:numId w:val="1016"/>
+        </w:numPr>
+      </w:pPr>
+      <w:r>
+        <w:t xml:space="preserve">The datalogger monitors battery voltage, solar input, and logger temperature.</w:t>
+      </w:r>
+    </w:p>
+    <w:p>
+      <w:pPr>
+        <w:numPr>
+          <w:ilvl w:val="0"/>
+          <w:numId w:val="1016"/>
+        </w:numPr>
+      </w:pPr>
+      <w:r>
+        <w:t xml:space="preserve">The data block groups meteorological parameters and logger health separately.</w:t>
+      </w:r>
+    </w:p>
+    <w:p>
+      <w:pPr>
+        <w:numPr>
+          <w:ilvl w:val="0"/>
+          <w:numId w:val="1016"/>
+        </w:numPr>
+      </w:pPr>
+      <w:r>
+        <w:t xml:space="preserve">This example sends an empty value for the barometric pressure measurement, which indicates that the corresponding sensor did not successfully provide a reading. This may indicate a sensor fault, and the receiver must skip this value.</w:t>
+      </w:r>
+    </w:p>
+    <w:p>
+      <w:pPr>
+        <w:pStyle w:val="FirstParagraph"/>
+      </w:pPr>
+      <w:r>
+        <w:rPr>
+          <w:bCs/>
+          <w:b/>
+        </w:rPr>
+        <w:t xml:space="preserve">FirstMileMessage (metadata)</w:t>
+      </w:r>
+    </w:p>
+    <w:p>
+      <w:pPr>
+        <w:pStyle w:val="SourceCode"/>
+      </w:pPr>
+      <w:r>
+        <w:rPr>
+          <w:rStyle w:val="NormalTok"/>
+        </w:rPr>
+        <w:t xml:space="preserve">metadata {</w:t>
+      </w:r>
+      <w:r>
+        <w:br/>
+      </w:r>
+      <w:r>
+        <w:rPr>
+          <w:rStyle w:val="NormalTok"/>
+        </w:rPr>
+        <w:t xml:space="preserve">  node {</w:t>
+      </w:r>
+      <w:r>
+        <w:br/>
+      </w:r>
+      <w:r>
+        <w:rPr>
+          <w:rStyle w:val="NormalTok"/>
+        </w:rPr>
+        <w:t xml:space="preserve">    name: </w:t>
+      </w:r>
+      <w:r>
+        <w:rPr>
+          <w:rStyle w:val="StringTok"/>
+        </w:rPr>
+        <w:t xml:space="preserve">"Campbell CR3000 Datalogger"</w:t>
+      </w:r>
+      <w:r>
+        <w:br/>
+      </w:r>
+      <w:r>
+        <w:rPr>
+          <w:rStyle w:val="NormalTok"/>
+        </w:rPr>
+        <w:t xml:space="preserve">    serialNumber: </w:t>
+      </w:r>
+      <w:r>
+        <w:rPr>
+          <w:rStyle w:val="StringTok"/>
+        </w:rPr>
+        <w:t xml:space="preserve">"CR3K-2025-99384"</w:t>
+      </w:r>
+      <w:r>
+        <w:br/>
+      </w:r>
+      <w:r>
+        <w:rPr>
+          <w:rStyle w:val="NormalTok"/>
+        </w:rPr>
+        <w:t xml:space="preserve">    location {</w:t>
+      </w:r>
+      <w:r>
+        <w:br/>
+      </w:r>
+      <w:r>
+        <w:rPr>
+          <w:rStyle w:val="NormalTok"/>
+        </w:rPr>
+        <w:t xml:space="preserve">      latitude: </w:t>
+      </w:r>
+      <w:r>
+        <w:rPr>
+          <w:rStyle w:val="FloatTok"/>
+        </w:rPr>
+        <w:t xml:space="preserve">44.90192</w:t>
+      </w:r>
+      <w:r>
+        <w:br/>
+      </w:r>
+      <w:r>
+        <w:rPr>
+          <w:rStyle w:val="NormalTok"/>
+        </w:rPr>
+        <w:t xml:space="preserve">      longitude: </w:t>
+      </w:r>
+      <w:r>
+        <w:rPr>
+          <w:rStyle w:val="FloatTok"/>
+        </w:rPr>
+        <w:t xml:space="preserve">15.60844</w:t>
+      </w:r>
+      <w:r>
+        <w:br/>
+      </w:r>
+      <w:r>
+        <w:rPr>
+          <w:rStyle w:val="NormalTok"/>
+        </w:rPr>
+        <w:t xml:space="preserve">      heightMetres: </w:t>
+      </w:r>
+      <w:r>
+        <w:rPr>
+          <w:rStyle w:val="FloatTok"/>
+        </w:rPr>
+        <w:t xml:space="preserve">1.5</w:t>
+      </w:r>
+      <w:r>
+        <w:br/>
+      </w:r>
+      <w:r>
+        <w:rPr>
+          <w:rStyle w:val="NormalTok"/>
+        </w:rPr>
+        <w:t xml:space="preserve">      referenceSurface: GL</w:t>
+      </w:r>
+      <w:r>
+        <w:br/>
+      </w:r>
+      <w:r>
+        <w:rPr>
+          <w:rStyle w:val="NormalTok"/>
+        </w:rPr>
+        <w:t xml:space="preserve">    }</w:t>
+      </w:r>
+      <w:r>
+        <w:br/>
+      </w:r>
+      <w:r>
+        <w:rPr>
+          <w:rStyle w:val="NormalTok"/>
+        </w:rPr>
+        <w:t xml:space="preserve">    firmwareVersion: </w:t>
+      </w:r>
+      <w:r>
+        <w:rPr>
+          <w:rStyle w:val="StringTok"/>
+        </w:rPr>
+        <w:t xml:space="preserve">"OS25.04"</w:t>
+      </w:r>
+      <w:r>
+        <w:br/>
+      </w:r>
+      <w:r>
+        <w:rPr>
+          <w:rStyle w:val="NormalTok"/>
+        </w:rPr>
+        <w:t xml:space="preserve">  }</w:t>
+      </w:r>
+      <w:r>
+        <w:br/>
+      </w:r>
+      <w:r>
+        <w:rPr>
+          <w:rStyle w:val="NormalTok"/>
+        </w:rPr>
+        <w:t xml:space="preserve">  observers {</w:t>
+      </w:r>
+      <w:r>
+        <w:br/>
+      </w:r>
+      <w:r>
+        <w:rPr>
+          <w:rStyle w:val="NormalTok"/>
+        </w:rPr>
+        <w:t xml:space="preserve">    id: </w:t>
+      </w:r>
+      <w:r>
+        <w:rPr>
+          <w:rStyle w:val="DecValTok"/>
+        </w:rPr>
+        <w:t xml:space="preserve">1</w:t>
+      </w:r>
+      <w:r>
+        <w:br/>
+      </w:r>
+      <w:r>
+        <w:rPr>
+          <w:rStyle w:val="NormalTok"/>
+        </w:rPr>
+        <w:t xml:space="preserve">    name: </w:t>
+      </w:r>
+      <w:r>
+        <w:rPr>
+          <w:rStyle w:val="StringTok"/>
+        </w:rPr>
+        <w:t xml:space="preserve">"Vaisala WXT536 Weather Transmitter"</w:t>
+      </w:r>
+      <w:r>
+        <w:br/>
+      </w:r>
+      <w:r>
+        <w:rPr>
+          <w:rStyle w:val="NormalTok"/>
+        </w:rPr>
+        <w:t xml:space="preserve">    serialNumber: </w:t>
+      </w:r>
+      <w:r>
+        <w:rPr>
+          <w:rStyle w:val="StringTok"/>
+        </w:rPr>
+        <w:t xml:space="preserve">"WX536-3482934"</w:t>
+      </w:r>
+      <w:r>
+        <w:br/>
+      </w:r>
+      <w:r>
+        <w:rPr>
+          <w:rStyle w:val="NormalTok"/>
+        </w:rPr>
+        <w:t xml:space="preserve">    location {</w:t>
+      </w:r>
+      <w:r>
+        <w:br/>
+      </w:r>
+      <w:r>
+        <w:rPr>
+          <w:rStyle w:val="NormalTok"/>
+        </w:rPr>
+        <w:t xml:space="preserve">      latitude: </w:t>
+      </w:r>
+      <w:r>
+        <w:rPr>
+          <w:rStyle w:val="FloatTok"/>
+        </w:rPr>
+        <w:t xml:space="preserve">44.90192</w:t>
+      </w:r>
+      <w:r>
+        <w:br/>
+      </w:r>
+      <w:r>
+        <w:rPr>
+          <w:rStyle w:val="NormalTok"/>
+        </w:rPr>
+        <w:t xml:space="preserve">      longitude: </w:t>
+      </w:r>
+      <w:r>
+        <w:rPr>
+          <w:rStyle w:val="FloatTok"/>
+        </w:rPr>
+        <w:t xml:space="preserve">15.60844</w:t>
+      </w:r>
+      <w:r>
+        <w:br/>
+      </w:r>
+      <w:r>
+        <w:rPr>
+          <w:rStyle w:val="NormalTok"/>
+        </w:rPr>
+        <w:t xml:space="preserve">      heightMetres: </w:t>
+      </w:r>
+      <w:r>
+        <w:rPr>
+          <w:rStyle w:val="FloatTok"/>
+        </w:rPr>
+        <w:t xml:space="preserve">2.0</w:t>
+      </w:r>
+      <w:r>
+        <w:br/>
+      </w:r>
+      <w:r>
+        <w:rPr>
+          <w:rStyle w:val="NormalTok"/>
+        </w:rPr>
+        <w:t xml:space="preserve">      referenceSurface: GL</w:t>
+      </w:r>
+      <w:r>
+        <w:br/>
+      </w:r>
+      <w:r>
+        <w:rPr>
+          <w:rStyle w:val="NormalTok"/>
+        </w:rPr>
+        <w:t xml:space="preserve">    }</w:t>
+      </w:r>
+      <w:r>
+        <w:br/>
+      </w:r>
+      <w:r>
+        <w:rPr>
+          <w:rStyle w:val="NormalTok"/>
+        </w:rPr>
+        <w:t xml:space="preserve">    firmwareVersion: </w:t>
+      </w:r>
+      <w:r>
+        <w:rPr>
+          <w:rStyle w:val="StringTok"/>
+        </w:rPr>
+        <w:t xml:space="preserve">"3.12"</w:t>
+      </w:r>
+      <w:r>
+        <w:br/>
+      </w:r>
+      <w:r>
+        <w:rPr>
+          <w:rStyle w:val="NormalTok"/>
+        </w:rPr>
+        <w:t xml:space="preserve">  }</w:t>
+      </w:r>
+      <w:r>
+        <w:br/>
+      </w:r>
+      <w:r>
+        <w:rPr>
+          <w:rStyle w:val="NormalTok"/>
+        </w:rPr>
+        <w:t xml:space="preserve">  parameterDefinitions {</w:t>
+      </w:r>
+      <w:r>
+        <w:br/>
+      </w:r>
+      <w:r>
+        <w:rPr>
+          <w:rStyle w:val="NormalTok"/>
+        </w:rPr>
+        <w:t xml:space="preserve">    id: </w:t>
+      </w:r>
+      <w:r>
+        <w:rPr>
+          <w:rStyle w:val="DecValTok"/>
+        </w:rPr>
+        <w:t xml:space="preserve">1</w:t>
+      </w:r>
+      <w:r>
+        <w:br/>
+      </w:r>
+      <w:r>
+        <w:rPr>
+          <w:rStyle w:val="NormalTok"/>
+        </w:rPr>
+        <w:t xml:space="preserve">    description: </w:t>
+      </w:r>
+      <w:r>
+        <w:rPr>
+          <w:rStyle w:val="StringTok"/>
+        </w:rPr>
+        <w:t xml:space="preserve">"Weather parameters"</w:t>
+      </w:r>
+      <w:r>
+        <w:br/>
+      </w:r>
+      <w:r>
+        <w:rPr>
+          <w:rStyle w:val="NormalTok"/>
+        </w:rPr>
+        <w:t xml:space="preserve">    parameters {</w:t>
+      </w:r>
+      <w:r>
+        <w:br/>
+      </w:r>
+      <w:r>
+        <w:rPr>
+          <w:rStyle w:val="NormalTok"/>
+        </w:rPr>
+        <w:t xml:space="preserve">      longName: </w:t>
+      </w:r>
+      <w:r>
+        <w:rPr>
+          <w:rStyle w:val="StringTok"/>
+        </w:rPr>
+        <w:t xml:space="preserve">"Air Temperature"</w:t>
+      </w:r>
+      <w:r>
+        <w:br/>
+      </w:r>
+      <w:r>
+        <w:rPr>
+          <w:rStyle w:val="NormalTok"/>
+        </w:rPr>
+        <w:t xml:space="preserve">      unit: </w:t>
+      </w:r>
+      <w:r>
+        <w:rPr>
+          <w:rStyle w:val="StringTok"/>
+        </w:rPr>
+        <w:t xml:space="preserve">"°C"</w:t>
+      </w:r>
+      <w:r>
+        <w:br/>
+      </w:r>
+      <w:r>
+        <w:rPr>
+          <w:rStyle w:val="NormalTok"/>
+        </w:rPr>
+        <w:t xml:space="preserve">      device {</w:t>
+      </w:r>
+      <w:r>
+        <w:br/>
+      </w:r>
+      <w:r>
+        <w:rPr>
+          <w:rStyle w:val="NormalTok"/>
+        </w:rPr>
+        <w:t xml:space="preserve">        observerId: </w:t>
+      </w:r>
+      <w:r>
+        <w:rPr>
+          <w:rStyle w:val="DecValTok"/>
+        </w:rPr>
+        <w:t xml:space="preserve">1</w:t>
+      </w:r>
+      <w:r>
+        <w:br/>
+      </w:r>
+      <w:r>
+        <w:rPr>
+          <w:rStyle w:val="NormalTok"/>
+        </w:rPr>
+        <w:t xml:space="preserve">      }</w:t>
+      </w:r>
+      <w:r>
+        <w:br/>
+      </w:r>
+      <w:r>
+        <w:rPr>
+          <w:rStyle w:val="NormalTok"/>
+        </w:rPr>
+        <w:t xml:space="preserve">      cellMethod: POINT</w:t>
+      </w:r>
+      <w:r>
+        <w:br/>
+      </w:r>
+      <w:r>
+        <w:rPr>
+          <w:rStyle w:val="NormalTok"/>
+        </w:rPr>
+        <w:t xml:space="preserve">      standardNames {</w:t>
+      </w:r>
+      <w:r>
+        <w:br/>
+      </w:r>
+      <w:r>
+        <w:rPr>
+          <w:rStyle w:val="NormalTok"/>
+        </w:rPr>
+        <w:t xml:space="preserve">        key: </w:t>
+      </w:r>
+      <w:r>
+        <w:rPr>
+          <w:rStyle w:val="StringTok"/>
+        </w:rPr>
+        <w:t xml:space="preserve">"cf"</w:t>
+      </w:r>
+      <w:r>
+        <w:br/>
+      </w:r>
+      <w:r>
+        <w:rPr>
+          <w:rStyle w:val="NormalTok"/>
+        </w:rPr>
+        <w:t xml:space="preserve">        value: </w:t>
+      </w:r>
+      <w:r>
+        <w:rPr>
+          <w:rStyle w:val="StringTok"/>
+        </w:rPr>
+        <w:t xml:space="preserve">"air_temperature"</w:t>
+      </w:r>
+      <w:r>
+        <w:br/>
+      </w:r>
+      <w:r>
+        <w:rPr>
+          <w:rStyle w:val="NormalTok"/>
+        </w:rPr>
+        <w:t xml:space="preserve">      }</w:t>
+      </w:r>
+      <w:r>
+        <w:br/>
+      </w:r>
+      <w:r>
+        <w:rPr>
+          <w:rStyle w:val="NormalTok"/>
+        </w:rPr>
+        <w:t xml:space="preserve">    }</w:t>
+      </w:r>
+      <w:r>
+        <w:br/>
+      </w:r>
+      <w:r>
+        <w:rPr>
+          <w:rStyle w:val="NormalTok"/>
+        </w:rPr>
+        <w:t xml:space="preserve">    parameters {</w:t>
+      </w:r>
+      <w:r>
+        <w:br/>
+      </w:r>
+      <w:r>
+        <w:rPr>
+          <w:rStyle w:val="NormalTok"/>
+        </w:rPr>
+        <w:t xml:space="preserve">      longName: </w:t>
+      </w:r>
+      <w:r>
+        <w:rPr>
+          <w:rStyle w:val="StringTok"/>
+        </w:rPr>
+        <w:t xml:space="preserve">"Relative Humidity"</w:t>
+      </w:r>
+      <w:r>
+        <w:br/>
+      </w:r>
+      <w:r>
+        <w:rPr>
+          <w:rStyle w:val="NormalTok"/>
+        </w:rPr>
+        <w:t xml:space="preserve">      unit: </w:t>
+      </w:r>
+      <w:r>
+        <w:rPr>
+          <w:rStyle w:val="StringTok"/>
+        </w:rPr>
+        <w:t xml:space="preserve">"%"</w:t>
+      </w:r>
+      <w:r>
+        <w:br/>
+      </w:r>
+      <w:r>
+        <w:rPr>
+          <w:rStyle w:val="NormalTok"/>
+        </w:rPr>
+        <w:t xml:space="preserve">      device {</w:t>
+      </w:r>
+      <w:r>
+        <w:br/>
+      </w:r>
+      <w:r>
+        <w:rPr>
+          <w:rStyle w:val="NormalTok"/>
+        </w:rPr>
+        <w:t xml:space="preserve">        observerId: </w:t>
+      </w:r>
+      <w:r>
+        <w:rPr>
+          <w:rStyle w:val="DecValTok"/>
+        </w:rPr>
+        <w:t xml:space="preserve">1</w:t>
+      </w:r>
+      <w:r>
+        <w:br/>
+      </w:r>
+      <w:r>
+        <w:rPr>
+          <w:rStyle w:val="NormalTok"/>
+        </w:rPr>
+        <w:t xml:space="preserve">      }</w:t>
+      </w:r>
+      <w:r>
+        <w:br/>
+      </w:r>
+      <w:r>
+        <w:rPr>
+          <w:rStyle w:val="NormalTok"/>
+        </w:rPr>
+        <w:t xml:space="preserve">      cellMethod: POINT</w:t>
+      </w:r>
+      <w:r>
+        <w:br/>
+      </w:r>
+      <w:r>
+        <w:rPr>
+          <w:rStyle w:val="NormalTok"/>
+        </w:rPr>
+        <w:t xml:space="preserve">      standardNames {</w:t>
+      </w:r>
+      <w:r>
+        <w:br/>
+      </w:r>
+      <w:r>
+        <w:rPr>
+          <w:rStyle w:val="NormalTok"/>
+        </w:rPr>
+        <w:t xml:space="preserve">        key: </w:t>
+      </w:r>
+      <w:r>
+        <w:rPr>
+          <w:rStyle w:val="StringTok"/>
+        </w:rPr>
+        <w:t xml:space="preserve">"cf"</w:t>
+      </w:r>
+      <w:r>
+        <w:br/>
+      </w:r>
+      <w:r>
+        <w:rPr>
+          <w:rStyle w:val="NormalTok"/>
+        </w:rPr>
+        <w:t xml:space="preserve">        value: </w:t>
+      </w:r>
+      <w:r>
+        <w:rPr>
+          <w:rStyle w:val="StringTok"/>
+        </w:rPr>
+        <w:t xml:space="preserve">"relative_humidity"</w:t>
+      </w:r>
+      <w:r>
+        <w:br/>
+      </w:r>
+      <w:r>
+        <w:rPr>
+          <w:rStyle w:val="NormalTok"/>
+        </w:rPr>
+        <w:t xml:space="preserve">      }</w:t>
+      </w:r>
+      <w:r>
+        <w:br/>
+      </w:r>
+      <w:r>
+        <w:rPr>
+          <w:rStyle w:val="NormalTok"/>
+        </w:rPr>
+        <w:t xml:space="preserve">    }</w:t>
+      </w:r>
+      <w:r>
+        <w:br/>
+      </w:r>
+      <w:r>
+        <w:rPr>
+          <w:rStyle w:val="NormalTok"/>
+        </w:rPr>
+        <w:t xml:space="preserve">    parameters {</w:t>
+      </w:r>
+      <w:r>
+        <w:br/>
+      </w:r>
+      <w:r>
+        <w:rPr>
+          <w:rStyle w:val="NormalTok"/>
+        </w:rPr>
+        <w:t xml:space="preserve">      longName: </w:t>
+      </w:r>
+      <w:r>
+        <w:rPr>
+          <w:rStyle w:val="StringTok"/>
+        </w:rPr>
+        <w:t xml:space="preserve">"Barometric Pressure"</w:t>
+      </w:r>
+      <w:r>
+        <w:br/>
+      </w:r>
+      <w:r>
+        <w:rPr>
+          <w:rStyle w:val="NormalTok"/>
+        </w:rPr>
+        <w:t xml:space="preserve">      unit: </w:t>
+      </w:r>
+      <w:r>
+        <w:rPr>
+          <w:rStyle w:val="StringTok"/>
+        </w:rPr>
+        <w:t xml:space="preserve">"hPa"</w:t>
+      </w:r>
+      <w:r>
+        <w:br/>
+      </w:r>
+      <w:r>
+        <w:rPr>
+          <w:rStyle w:val="NormalTok"/>
+        </w:rPr>
+        <w:t xml:space="preserve">      device {</w:t>
+      </w:r>
+      <w:r>
+        <w:br/>
+      </w:r>
+      <w:r>
+        <w:rPr>
+          <w:rStyle w:val="NormalTok"/>
+        </w:rPr>
+        <w:t xml:space="preserve">        observerId: </w:t>
+      </w:r>
+      <w:r>
+        <w:rPr>
+          <w:rStyle w:val="DecValTok"/>
+        </w:rPr>
+        <w:t xml:space="preserve">1</w:t>
+      </w:r>
+      <w:r>
+        <w:br/>
+      </w:r>
+      <w:r>
+        <w:rPr>
+          <w:rStyle w:val="NormalTok"/>
+        </w:rPr>
+        <w:t xml:space="preserve">      }</w:t>
+      </w:r>
+      <w:r>
+        <w:br/>
+      </w:r>
+      <w:r>
+        <w:rPr>
+          <w:rStyle w:val="NormalTok"/>
+        </w:rPr>
+        <w:t xml:space="preserve">      cellMethod: POINT</w:t>
+      </w:r>
+      <w:r>
+        <w:br/>
+      </w:r>
+      <w:r>
+        <w:rPr>
+          <w:rStyle w:val="NormalTok"/>
+        </w:rPr>
+        <w:t xml:space="preserve">      standardNames {</w:t>
+      </w:r>
+      <w:r>
+        <w:br/>
+      </w:r>
+      <w:r>
+        <w:rPr>
+          <w:rStyle w:val="NormalTok"/>
+        </w:rPr>
+        <w:t xml:space="preserve">        key: </w:t>
+      </w:r>
+      <w:r>
+        <w:rPr>
+          <w:rStyle w:val="StringTok"/>
+        </w:rPr>
+        <w:t xml:space="preserve">"cf"</w:t>
+      </w:r>
+      <w:r>
+        <w:br/>
+      </w:r>
+      <w:r>
+        <w:rPr>
+          <w:rStyle w:val="NormalTok"/>
+        </w:rPr>
+        <w:t xml:space="preserve">        value: </w:t>
+      </w:r>
+      <w:r>
+        <w:rPr>
+          <w:rStyle w:val="StringTok"/>
+        </w:rPr>
+        <w:t xml:space="preserve">"air_pressure"</w:t>
+      </w:r>
+      <w:r>
+        <w:br/>
+      </w:r>
+      <w:r>
+        <w:rPr>
+          <w:rStyle w:val="NormalTok"/>
+        </w:rPr>
+        <w:t xml:space="preserve">      }</w:t>
+      </w:r>
+      <w:r>
+        <w:br/>
+      </w:r>
+      <w:r>
+        <w:rPr>
+          <w:rStyle w:val="NormalTok"/>
+        </w:rPr>
+        <w:t xml:space="preserve">    }</w:t>
+      </w:r>
+      <w:r>
+        <w:br/>
+      </w:r>
+      <w:r>
+        <w:rPr>
+          <w:rStyle w:val="NormalTok"/>
+        </w:rPr>
+        <w:t xml:space="preserve">    parameters {</w:t>
+      </w:r>
+      <w:r>
+        <w:br/>
+      </w:r>
+      <w:r>
+        <w:rPr>
+          <w:rStyle w:val="NormalTok"/>
+        </w:rPr>
+        <w:t xml:space="preserve">      longName: </w:t>
+      </w:r>
+      <w:r>
+        <w:rPr>
+          <w:rStyle w:val="StringTok"/>
+        </w:rPr>
+        <w:t xml:space="preserve">"Wind Speed (10min mean)"</w:t>
+      </w:r>
+      <w:r>
+        <w:br/>
+      </w:r>
+      <w:r>
+        <w:rPr>
+          <w:rStyle w:val="NormalTok"/>
+        </w:rPr>
+        <w:t xml:space="preserve">      unit: </w:t>
+      </w:r>
+      <w:r>
+        <w:rPr>
+          <w:rStyle w:val="StringTok"/>
+        </w:rPr>
+        <w:t xml:space="preserve">"m/s"</w:t>
+      </w:r>
+      <w:r>
+        <w:br/>
+      </w:r>
+      <w:r>
+        <w:rPr>
+          <w:rStyle w:val="NormalTok"/>
+        </w:rPr>
+        <w:t xml:space="preserve">      device {</w:t>
+      </w:r>
+      <w:r>
+        <w:br/>
+      </w:r>
+      <w:r>
+        <w:rPr>
+          <w:rStyle w:val="NormalTok"/>
+        </w:rPr>
+        <w:t xml:space="preserve">        observerId: </w:t>
+      </w:r>
+      <w:r>
+        <w:rPr>
+          <w:rStyle w:val="DecValTok"/>
+        </w:rPr>
+        <w:t xml:space="preserve">1</w:t>
+      </w:r>
+      <w:r>
+        <w:br/>
+      </w:r>
+      <w:r>
+        <w:rPr>
+          <w:rStyle w:val="NormalTok"/>
+        </w:rPr>
+        <w:t xml:space="preserve">      }</w:t>
+      </w:r>
+      <w:r>
+        <w:br/>
+      </w:r>
+      <w:r>
+        <w:rPr>
+          <w:rStyle w:val="NormalTok"/>
+        </w:rPr>
+        <w:t xml:space="preserve">      cellMethod: MEAN</w:t>
+      </w:r>
+      <w:r>
+        <w:br/>
+      </w:r>
+      <w:r>
+        <w:rPr>
+          <w:rStyle w:val="NormalTok"/>
+        </w:rPr>
+        <w:t xml:space="preserve">      cellPeriodSeconds: </w:t>
+      </w:r>
+      <w:r>
+        <w:rPr>
+          <w:rStyle w:val="DecValTok"/>
+        </w:rPr>
+        <w:t xml:space="preserve">600</w:t>
+      </w:r>
+      <w:r>
+        <w:br/>
+      </w:r>
+      <w:r>
+        <w:rPr>
+          <w:rStyle w:val="NormalTok"/>
+        </w:rPr>
+        <w:t xml:space="preserve">      standardNames {</w:t>
+      </w:r>
+      <w:r>
+        <w:br/>
+      </w:r>
+      <w:r>
+        <w:rPr>
+          <w:rStyle w:val="NormalTok"/>
+        </w:rPr>
+        <w:t xml:space="preserve">        key: </w:t>
+      </w:r>
+      <w:r>
+        <w:rPr>
+          <w:rStyle w:val="StringTok"/>
+        </w:rPr>
+        <w:t xml:space="preserve">"cf"</w:t>
+      </w:r>
+      <w:r>
+        <w:br/>
+      </w:r>
+      <w:r>
+        <w:rPr>
+          <w:rStyle w:val="NormalTok"/>
+        </w:rPr>
+        <w:t xml:space="preserve">        value: </w:t>
+      </w:r>
+      <w:r>
+        <w:rPr>
+          <w:rStyle w:val="StringTok"/>
+        </w:rPr>
+        <w:t xml:space="preserve">"wind_speed"</w:t>
+      </w:r>
+      <w:r>
+        <w:br/>
+      </w:r>
+      <w:r>
+        <w:rPr>
+          <w:rStyle w:val="NormalTok"/>
+        </w:rPr>
+        <w:t xml:space="preserve">      }</w:t>
+      </w:r>
+      <w:r>
+        <w:br/>
+      </w:r>
+      <w:r>
+        <w:rPr>
+          <w:rStyle w:val="NormalTok"/>
+        </w:rPr>
+        <w:t xml:space="preserve">    }</w:t>
+      </w:r>
+      <w:r>
+        <w:br/>
+      </w:r>
+      <w:r>
+        <w:rPr>
+          <w:rStyle w:val="NormalTok"/>
+        </w:rPr>
+        <w:t xml:space="preserve">    parameters {</w:t>
+      </w:r>
+      <w:r>
+        <w:br/>
+      </w:r>
+      <w:r>
+        <w:rPr>
+          <w:rStyle w:val="NormalTok"/>
+        </w:rPr>
+        <w:t xml:space="preserve">      longName: </w:t>
+      </w:r>
+      <w:r>
+        <w:rPr>
+          <w:rStyle w:val="StringTok"/>
+        </w:rPr>
+        <w:t xml:space="preserve">"Wind Direction (10min mean)"</w:t>
+      </w:r>
+      <w:r>
+        <w:br/>
+      </w:r>
+      <w:r>
+        <w:rPr>
+          <w:rStyle w:val="NormalTok"/>
+        </w:rPr>
+        <w:t xml:space="preserve">      unit: </w:t>
+      </w:r>
+      <w:r>
+        <w:rPr>
+          <w:rStyle w:val="StringTok"/>
+        </w:rPr>
+        <w:t xml:space="preserve">"°"</w:t>
+      </w:r>
+      <w:r>
+        <w:br/>
+      </w:r>
+      <w:r>
+        <w:rPr>
+          <w:rStyle w:val="NormalTok"/>
+        </w:rPr>
+        <w:t xml:space="preserve">      device {</w:t>
+      </w:r>
+      <w:r>
+        <w:br/>
+      </w:r>
+      <w:r>
+        <w:rPr>
+          <w:rStyle w:val="NormalTok"/>
+        </w:rPr>
+        <w:t xml:space="preserve">        observerId: </w:t>
+      </w:r>
+      <w:r>
+        <w:rPr>
+          <w:rStyle w:val="DecValTok"/>
+        </w:rPr>
+        <w:t xml:space="preserve">1</w:t>
+      </w:r>
+      <w:r>
+        <w:br/>
+      </w:r>
+      <w:r>
+        <w:rPr>
+          <w:rStyle w:val="NormalTok"/>
+        </w:rPr>
+        <w:t xml:space="preserve">      }</w:t>
+      </w:r>
+      <w:r>
+        <w:br/>
+      </w:r>
+      <w:r>
+        <w:rPr>
+          <w:rStyle w:val="NormalTok"/>
+        </w:rPr>
+        <w:t xml:space="preserve">      cellMethod: MEAN</w:t>
+      </w:r>
+      <w:r>
+        <w:br/>
+      </w:r>
+      <w:r>
+        <w:rPr>
+          <w:rStyle w:val="NormalTok"/>
+        </w:rPr>
+        <w:t xml:space="preserve">      cellPeriodSeconds: </w:t>
+      </w:r>
+      <w:r>
+        <w:rPr>
+          <w:rStyle w:val="DecValTok"/>
+        </w:rPr>
+        <w:t xml:space="preserve">600</w:t>
+      </w:r>
+      <w:r>
+        <w:br/>
+      </w:r>
+      <w:r>
+        <w:rPr>
+          <w:rStyle w:val="NormalTok"/>
+        </w:rPr>
+        <w:t xml:space="preserve">      standardNames {</w:t>
+      </w:r>
+      <w:r>
+        <w:br/>
+      </w:r>
+      <w:r>
+        <w:rPr>
+          <w:rStyle w:val="NormalTok"/>
+        </w:rPr>
+        <w:t xml:space="preserve">        key: </w:t>
+      </w:r>
+      <w:r>
+        <w:rPr>
+          <w:rStyle w:val="StringTok"/>
+        </w:rPr>
+        <w:t xml:space="preserve">"cf"</w:t>
+      </w:r>
+      <w:r>
+        <w:br/>
+      </w:r>
+      <w:r>
+        <w:rPr>
+          <w:rStyle w:val="NormalTok"/>
+        </w:rPr>
+        <w:t xml:space="preserve">        value: </w:t>
+      </w:r>
+      <w:r>
+        <w:rPr>
+          <w:rStyle w:val="StringTok"/>
+        </w:rPr>
+        <w:t xml:space="preserve">"wind_from_direction"</w:t>
+      </w:r>
+      <w:r>
+        <w:br/>
+      </w:r>
+      <w:r>
+        <w:rPr>
+          <w:rStyle w:val="NormalTok"/>
+        </w:rPr>
+        <w:t xml:space="preserve">      }</w:t>
+      </w:r>
+      <w:r>
+        <w:br/>
+      </w:r>
+      <w:r>
+        <w:rPr>
+          <w:rStyle w:val="NormalTok"/>
+        </w:rPr>
+        <w:t xml:space="preserve">    }</w:t>
+      </w:r>
+      <w:r>
+        <w:br/>
+      </w:r>
+      <w:r>
+        <w:rPr>
+          <w:rStyle w:val="NormalTok"/>
+        </w:rPr>
+        <w:t xml:space="preserve">    parameters {</w:t>
+      </w:r>
+      <w:r>
+        <w:br/>
+      </w:r>
+      <w:r>
+        <w:rPr>
+          <w:rStyle w:val="NormalTok"/>
+        </w:rPr>
+        <w:t xml:space="preserve">      longName: </w:t>
+      </w:r>
+      <w:r>
+        <w:rPr>
+          <w:rStyle w:val="StringTok"/>
+        </w:rPr>
+        <w:t xml:space="preserve">"Precipitation"</w:t>
+      </w:r>
+      <w:r>
+        <w:br/>
+      </w:r>
+      <w:r>
+        <w:rPr>
+          <w:rStyle w:val="NormalTok"/>
+        </w:rPr>
+        <w:t xml:space="preserve">      unit: </w:t>
+      </w:r>
+      <w:r>
+        <w:rPr>
+          <w:rStyle w:val="StringTok"/>
+        </w:rPr>
+        <w:t xml:space="preserve">"mm"</w:t>
+      </w:r>
+      <w:r>
+        <w:br/>
+      </w:r>
+      <w:r>
+        <w:rPr>
+          <w:rStyle w:val="NormalTok"/>
+        </w:rPr>
+        <w:t xml:space="preserve">      device {</w:t>
+      </w:r>
+      <w:r>
+        <w:br/>
+      </w:r>
+      <w:r>
+        <w:rPr>
+          <w:rStyle w:val="NormalTok"/>
+        </w:rPr>
+        <w:t xml:space="preserve">        observerId: </w:t>
+      </w:r>
+      <w:r>
+        <w:rPr>
+          <w:rStyle w:val="DecValTok"/>
+        </w:rPr>
+        <w:t xml:space="preserve">1</w:t>
+      </w:r>
+      <w:r>
+        <w:br/>
+      </w:r>
+      <w:r>
+        <w:rPr>
+          <w:rStyle w:val="NormalTok"/>
+        </w:rPr>
+        <w:t xml:space="preserve">      }</w:t>
+      </w:r>
+      <w:r>
+        <w:br/>
+      </w:r>
+      <w:r>
+        <w:rPr>
+          <w:rStyle w:val="NormalTok"/>
+        </w:rPr>
+        <w:t xml:space="preserve">      cellMethod: SUM</w:t>
+      </w:r>
+      <w:r>
+        <w:br/>
+      </w:r>
+      <w:r>
+        <w:rPr>
+          <w:rStyle w:val="NormalTok"/>
+        </w:rPr>
+        <w:t xml:space="preserve">      cellPeriodSeconds: </w:t>
+      </w:r>
+      <w:r>
+        <w:rPr>
+          <w:rStyle w:val="DecValTok"/>
+        </w:rPr>
+        <w:t xml:space="preserve">600</w:t>
+      </w:r>
+      <w:r>
+        <w:br/>
+      </w:r>
+      <w:r>
+        <w:rPr>
+          <w:rStyle w:val="NormalTok"/>
+        </w:rPr>
+        <w:t xml:space="preserve">      standardNames {</w:t>
+      </w:r>
+      <w:r>
+        <w:br/>
+      </w:r>
+      <w:r>
+        <w:rPr>
+          <w:rStyle w:val="NormalTok"/>
+        </w:rPr>
+        <w:t xml:space="preserve">        key: </w:t>
+      </w:r>
+      <w:r>
+        <w:rPr>
+          <w:rStyle w:val="StringTok"/>
+        </w:rPr>
+        <w:t xml:space="preserve">"cf"</w:t>
+      </w:r>
+      <w:r>
+        <w:br/>
+      </w:r>
+      <w:r>
+        <w:rPr>
+          <w:rStyle w:val="NormalTok"/>
+        </w:rPr>
+        <w:t xml:space="preserve">        value: </w:t>
+      </w:r>
+      <w:r>
+        <w:rPr>
+          <w:rStyle w:val="StringTok"/>
+        </w:rPr>
+        <w:t xml:space="preserve">"precipitation_amount"</w:t>
+      </w:r>
+      <w:r>
+        <w:br/>
+      </w:r>
+      <w:r>
+        <w:rPr>
+          <w:rStyle w:val="NormalTok"/>
+        </w:rPr>
+        <w:t xml:space="preserve">      }</w:t>
+      </w:r>
+      <w:r>
+        <w:br/>
+      </w:r>
+      <w:r>
+        <w:rPr>
+          <w:rStyle w:val="NormalTok"/>
+        </w:rPr>
+        <w:t xml:space="preserve">    }</w:t>
+      </w:r>
+      <w:r>
+        <w:br/>
+      </w:r>
+      <w:r>
+        <w:rPr>
+          <w:rStyle w:val="NormalTok"/>
+        </w:rPr>
+        <w:t xml:space="preserve">  }</w:t>
+      </w:r>
+      <w:r>
+        <w:br/>
+      </w:r>
+      <w:r>
+        <w:rPr>
+          <w:rStyle w:val="NormalTok"/>
+        </w:rPr>
+        <w:t xml:space="preserve">  parameterDefinitions {</w:t>
+      </w:r>
+      <w:r>
+        <w:br/>
+      </w:r>
+      <w:r>
+        <w:rPr>
+          <w:rStyle w:val="NormalTok"/>
+        </w:rPr>
+        <w:t xml:space="preserve">    id: </w:t>
+      </w:r>
+      <w:r>
+        <w:rPr>
+          <w:rStyle w:val="DecValTok"/>
+        </w:rPr>
+        <w:t xml:space="preserve">2</w:t>
+      </w:r>
+      <w:r>
+        <w:br/>
+      </w:r>
+      <w:r>
+        <w:rPr>
+          <w:rStyle w:val="NormalTok"/>
+        </w:rPr>
+        <w:t xml:space="preserve">    description: </w:t>
+      </w:r>
+      <w:r>
+        <w:rPr>
+          <w:rStyle w:val="StringTok"/>
+        </w:rPr>
+        <w:t xml:space="preserve">"Internal logger parameters"</w:t>
+      </w:r>
+      <w:r>
+        <w:br/>
+      </w:r>
+      <w:r>
+        <w:rPr>
+          <w:rStyle w:val="NormalTok"/>
+        </w:rPr>
+        <w:t xml:space="preserve">    parameters {</w:t>
+      </w:r>
+      <w:r>
+        <w:br/>
+      </w:r>
+      <w:r>
+        <w:rPr>
+          <w:rStyle w:val="NormalTok"/>
+        </w:rPr>
+        <w:t xml:space="preserve">      longName: </w:t>
+      </w:r>
+      <w:r>
+        <w:rPr>
+          <w:rStyle w:val="StringTok"/>
+        </w:rPr>
+        <w:t xml:space="preserve">"Battery Voltage"</w:t>
+      </w:r>
+      <w:r>
+        <w:br/>
+      </w:r>
+      <w:r>
+        <w:rPr>
+          <w:rStyle w:val="NormalTok"/>
+        </w:rPr>
+        <w:t xml:space="preserve">      unit: </w:t>
+      </w:r>
+      <w:r>
+        <w:rPr>
+          <w:rStyle w:val="StringTok"/>
+        </w:rPr>
+        <w:t xml:space="preserve">"V"</w:t>
+      </w:r>
+      <w:r>
+        <w:br/>
+      </w:r>
+      <w:r>
+        <w:rPr>
+          <w:rStyle w:val="NormalTok"/>
+        </w:rPr>
+        <w:t xml:space="preserve">      device {</w:t>
+      </w:r>
+      <w:r>
+        <w:br/>
+      </w:r>
+      <w:r>
+        <w:rPr>
+          <w:rStyle w:val="NormalTok"/>
+        </w:rPr>
+        <w:t xml:space="preserve">        node {}</w:t>
+      </w:r>
+      <w:r>
+        <w:br/>
+      </w:r>
+      <w:r>
+        <w:rPr>
+          <w:rStyle w:val="NormalTok"/>
+        </w:rPr>
+        <w:t xml:space="preserve">      }</w:t>
+      </w:r>
+      <w:r>
+        <w:br/>
+      </w:r>
+      <w:r>
+        <w:rPr>
+          <w:rStyle w:val="NormalTok"/>
+        </w:rPr>
+        <w:t xml:space="preserve">      cellMethod: POINT</w:t>
+      </w:r>
+      <w:r>
+        <w:br/>
+      </w:r>
+      <w:r>
+        <w:rPr>
+          <w:rStyle w:val="NormalTok"/>
+        </w:rPr>
+        <w:t xml:space="preserve">      cellPeriodSeconds: </w:t>
+      </w:r>
+      <w:r>
+        <w:rPr>
+          <w:rStyle w:val="DecValTok"/>
+        </w:rPr>
+        <w:t xml:space="preserve">0</w:t>
+      </w:r>
+      <w:r>
+        <w:br/>
+      </w:r>
+      <w:r>
+        <w:rPr>
+          <w:rStyle w:val="NormalTok"/>
+        </w:rPr>
+        <w:t xml:space="preserve">    }</w:t>
+      </w:r>
+      <w:r>
+        <w:br/>
+      </w:r>
+      <w:r>
+        <w:rPr>
+          <w:rStyle w:val="NormalTok"/>
+        </w:rPr>
+        <w:t xml:space="preserve">    parameters {</w:t>
+      </w:r>
+      <w:r>
+        <w:br/>
+      </w:r>
+      <w:r>
+        <w:rPr>
+          <w:rStyle w:val="NormalTok"/>
+        </w:rPr>
+        <w:t xml:space="preserve">      longName: </w:t>
+      </w:r>
+      <w:r>
+        <w:rPr>
+          <w:rStyle w:val="StringTok"/>
+        </w:rPr>
+        <w:t xml:space="preserve">"Solar Panel Voltage"</w:t>
+      </w:r>
+      <w:r>
+        <w:br/>
+      </w:r>
+      <w:r>
+        <w:rPr>
+          <w:rStyle w:val="NormalTok"/>
+        </w:rPr>
+        <w:t xml:space="preserve">      unit: </w:t>
+      </w:r>
+      <w:r>
+        <w:rPr>
+          <w:rStyle w:val="StringTok"/>
+        </w:rPr>
+        <w:t xml:space="preserve">"V"</w:t>
+      </w:r>
+      <w:r>
+        <w:br/>
+      </w:r>
+      <w:r>
+        <w:rPr>
+          <w:rStyle w:val="NormalTok"/>
+        </w:rPr>
+        <w:t xml:space="preserve">      device {</w:t>
+      </w:r>
+      <w:r>
+        <w:br/>
+      </w:r>
+      <w:r>
+        <w:rPr>
+          <w:rStyle w:val="NormalTok"/>
+        </w:rPr>
+        <w:t xml:space="preserve">        node {}</w:t>
+      </w:r>
+      <w:r>
+        <w:br/>
+      </w:r>
+      <w:r>
+        <w:rPr>
+          <w:rStyle w:val="NormalTok"/>
+        </w:rPr>
+        <w:t xml:space="preserve">      }</w:t>
+      </w:r>
+      <w:r>
+        <w:br/>
+      </w:r>
+      <w:r>
+        <w:rPr>
+          <w:rStyle w:val="NormalTok"/>
+        </w:rPr>
+        <w:t xml:space="preserve">      cellMethod: POINT</w:t>
+      </w:r>
+      <w:r>
+        <w:br/>
+      </w:r>
+      <w:r>
+        <w:rPr>
+          <w:rStyle w:val="NormalTok"/>
+        </w:rPr>
+        <w:t xml:space="preserve">      cellPeriodSeconds: </w:t>
+      </w:r>
+      <w:r>
+        <w:rPr>
+          <w:rStyle w:val="DecValTok"/>
+        </w:rPr>
+        <w:t xml:space="preserve">0</w:t>
+      </w:r>
+      <w:r>
+        <w:br/>
+      </w:r>
+      <w:r>
+        <w:rPr>
+          <w:rStyle w:val="NormalTok"/>
+        </w:rPr>
+        <w:t xml:space="preserve">    }</w:t>
+      </w:r>
+      <w:r>
+        <w:br/>
+      </w:r>
+      <w:r>
+        <w:rPr>
+          <w:rStyle w:val="NormalTok"/>
+        </w:rPr>
+        <w:t xml:space="preserve">    parameters {</w:t>
+      </w:r>
+      <w:r>
+        <w:br/>
+      </w:r>
+      <w:r>
+        <w:rPr>
+          <w:rStyle w:val="NormalTok"/>
+        </w:rPr>
+        <w:t xml:space="preserve">      longName: </w:t>
+      </w:r>
+      <w:r>
+        <w:rPr>
+          <w:rStyle w:val="StringTok"/>
+        </w:rPr>
+        <w:t xml:space="preserve">"Internal Logger Temperature"</w:t>
+      </w:r>
+      <w:r>
+        <w:br/>
+      </w:r>
+      <w:r>
+        <w:rPr>
+          <w:rStyle w:val="NormalTok"/>
+        </w:rPr>
+        <w:t xml:space="preserve">      unit: </w:t>
+      </w:r>
+      <w:r>
+        <w:rPr>
+          <w:rStyle w:val="StringTok"/>
+        </w:rPr>
+        <w:t xml:space="preserve">"°C"</w:t>
+      </w:r>
+      <w:r>
+        <w:br/>
+      </w:r>
+      <w:r>
+        <w:rPr>
+          <w:rStyle w:val="NormalTok"/>
+        </w:rPr>
+        <w:t xml:space="preserve">      device {</w:t>
+      </w:r>
+      <w:r>
+        <w:br/>
+      </w:r>
+      <w:r>
+        <w:rPr>
+          <w:rStyle w:val="NormalTok"/>
+        </w:rPr>
+        <w:t xml:space="preserve">        node {}</w:t>
+      </w:r>
+      <w:r>
+        <w:br/>
+      </w:r>
+      <w:r>
+        <w:rPr>
+          <w:rStyle w:val="NormalTok"/>
+        </w:rPr>
+        <w:t xml:space="preserve">      }</w:t>
+      </w:r>
+      <w:r>
+        <w:br/>
+      </w:r>
+      <w:r>
+        <w:rPr>
+          <w:rStyle w:val="NormalTok"/>
+        </w:rPr>
+        <w:t xml:space="preserve">      cellMethod: POINT</w:t>
+      </w:r>
+      <w:r>
+        <w:br/>
+      </w:r>
+      <w:r>
+        <w:rPr>
+          <w:rStyle w:val="NormalTok"/>
+        </w:rPr>
+        <w:t xml:space="preserve">      cellPeriodSeconds: </w:t>
+      </w:r>
+      <w:r>
+        <w:rPr>
+          <w:rStyle w:val="DecValTok"/>
+        </w:rPr>
+        <w:t xml:space="preserve">0</w:t>
+      </w:r>
+      <w:r>
+        <w:br/>
+      </w:r>
+      <w:r>
+        <w:rPr>
+          <w:rStyle w:val="NormalTok"/>
+        </w:rPr>
+        <w:t xml:space="preserve">    }</w:t>
+      </w:r>
+      <w:r>
+        <w:br/>
+      </w:r>
+      <w:r>
+        <w:rPr>
+          <w:rStyle w:val="NormalTok"/>
+        </w:rPr>
+        <w:t xml:space="preserve">  }</w:t>
+      </w:r>
+      <w:r>
+        <w:br/>
+      </w:r>
+      <w:r>
+        <w:rPr>
+          <w:rStyle w:val="NormalTok"/>
+        </w:rPr>
+        <w:t xml:space="preserve">  namespaces {</w:t>
+      </w:r>
+      <w:r>
+        <w:br/>
+      </w:r>
+      <w:r>
+        <w:rPr>
+          <w:rStyle w:val="NormalTok"/>
+        </w:rPr>
+        <w:t xml:space="preserve">    key: </w:t>
+      </w:r>
+      <w:r>
+        <w:rPr>
+          <w:rStyle w:val="StringTok"/>
+        </w:rPr>
+        <w:t xml:space="preserve">"cf"</w:t>
+      </w:r>
+      <w:r>
+        <w:br/>
+      </w:r>
+      <w:r>
+        <w:rPr>
+          <w:rStyle w:val="NormalTok"/>
+        </w:rPr>
+        <w:t xml:space="preserve">    value: </w:t>
+      </w:r>
+      <w:r>
+        <w:rPr>
+          <w:rStyle w:val="StringTok"/>
+        </w:rPr>
+        <w:t xml:space="preserve">"https://vocab.nerc.ac.uk/standard_name/"</w:t>
+      </w:r>
+      <w:r>
+        <w:br/>
+      </w:r>
+      <w:r>
+        <w:rPr>
+          <w:rStyle w:val="NormalTok"/>
+        </w:rPr>
+        <w:t xml:space="preserve">  }</w:t>
+      </w:r>
+      <w:r>
+        <w:br/>
+      </w:r>
+      <w:r>
+        <w:rPr>
+          <w:rStyle w:val="NormalTok"/>
+        </w:rPr>
+        <w:t xml:space="preserve">}</w:t>
+      </w:r>
+    </w:p>
+    <w:p>
+      <w:pPr>
+        <w:pStyle w:val="FirstParagraph"/>
+      </w:pPr>
+      <w:r>
+        <w:rPr>
+          <w:bCs/>
+          <w:b/>
+        </w:rPr>
+        <w:t xml:space="preserve">FirstMileMessage (data)</w:t>
+      </w:r>
+    </w:p>
+    <w:p>
+      <w:pPr>
+        <w:pStyle w:val="SourceCode"/>
+      </w:pPr>
+      <w:r>
+        <w:rPr>
+          <w:rStyle w:val="NormalTok"/>
+        </w:rPr>
+        <w:t xml:space="preserve">data {</w:t>
+      </w:r>
+      <w:r>
+        <w:br/>
+      </w:r>
+      <w:r>
+        <w:rPr>
+          <w:rStyle w:val="NormalTok"/>
+        </w:rPr>
+        <w:t xml:space="preserve">  observations {</w:t>
+      </w:r>
+      <w:r>
+        <w:br/>
+      </w:r>
+      <w:r>
+        <w:rPr>
+          <w:rStyle w:val="NormalTok"/>
+        </w:rPr>
+        <w:t xml:space="preserve">    parameterDefinitionId: </w:t>
+      </w:r>
+      <w:r>
+        <w:rPr>
+          <w:rStyle w:val="DecValTok"/>
+        </w:rPr>
+        <w:t xml:space="preserve">1</w:t>
+      </w:r>
+      <w:r>
+        <w:br/>
+      </w:r>
+      <w:r>
+        <w:rPr>
+          <w:rStyle w:val="NormalTok"/>
+        </w:rPr>
+        <w:t xml:space="preserve">    time {</w:t>
+      </w:r>
+      <w:r>
+        <w:br/>
+      </w:r>
+      <w:r>
+        <w:rPr>
+          <w:rStyle w:val="NormalTok"/>
+        </w:rPr>
+        <w:t xml:space="preserve">      seconds: </w:t>
+      </w:r>
+      <w:r>
+        <w:rPr>
+          <w:rStyle w:val="DecValTok"/>
+        </w:rPr>
+        <w:t xml:space="preserve">1755766200</w:t>
+      </w:r>
+      <w:r>
+        <w:br/>
+      </w:r>
+      <w:r>
+        <w:rPr>
+          <w:rStyle w:val="NormalTok"/>
+        </w:rPr>
+        <w:t xml:space="preserve">    }</w:t>
+      </w:r>
+      <w:r>
+        <w:br/>
+      </w:r>
+      <w:r>
+        <w:rPr>
+          <w:rStyle w:val="NormalTok"/>
+        </w:rPr>
+        <w:t xml:space="preserve">    values { doubleValue: </w:t>
+      </w:r>
+      <w:r>
+        <w:rPr>
+          <w:rStyle w:val="FloatTok"/>
+        </w:rPr>
+        <w:t xml:space="preserve">18.6</w:t>
+      </w:r>
+      <w:r>
+        <w:rPr>
+          <w:rStyle w:val="NormalTok"/>
+        </w:rPr>
+        <w:t xml:space="preserve"> }</w:t>
+      </w:r>
+      <w:r>
+        <w:br/>
+      </w:r>
+      <w:r>
+        <w:rPr>
+          <w:rStyle w:val="NormalTok"/>
+        </w:rPr>
+        <w:t xml:space="preserve">    values { doubleValue: </w:t>
+      </w:r>
+      <w:r>
+        <w:rPr>
+          <w:rStyle w:val="FloatTok"/>
+        </w:rPr>
+        <w:t xml:space="preserve">72.3</w:t>
+      </w:r>
+      <w:r>
+        <w:rPr>
+          <w:rStyle w:val="NormalTok"/>
+        </w:rPr>
+        <w:t xml:space="preserve"> }</w:t>
+      </w:r>
+      <w:r>
+        <w:br/>
+      </w:r>
+      <w:r>
+        <w:rPr>
+          <w:rStyle w:val="NormalTok"/>
+        </w:rPr>
+        <w:t xml:space="preserve">    values { emptyValue {} }</w:t>
+      </w:r>
+      <w:r>
+        <w:br/>
+      </w:r>
+      <w:r>
+        <w:rPr>
+          <w:rStyle w:val="NormalTok"/>
+        </w:rPr>
+        <w:t xml:space="preserve">    values { doubleValue: </w:t>
+      </w:r>
+      <w:r>
+        <w:rPr>
+          <w:rStyle w:val="FloatTok"/>
+        </w:rPr>
+        <w:t xml:space="preserve">3.4</w:t>
+      </w:r>
+      <w:r>
+        <w:rPr>
+          <w:rStyle w:val="NormalTok"/>
+        </w:rPr>
+        <w:t xml:space="preserve"> }</w:t>
+      </w:r>
+      <w:r>
+        <w:br/>
+      </w:r>
+      <w:r>
+        <w:rPr>
+          <w:rStyle w:val="NormalTok"/>
+        </w:rPr>
+        <w:t xml:space="preserve">    values { doubleValue: </w:t>
+      </w:r>
+      <w:r>
+        <w:rPr>
+          <w:rStyle w:val="FloatTok"/>
+        </w:rPr>
+        <w:t xml:space="preserve">215.0</w:t>
+      </w:r>
+      <w:r>
+        <w:rPr>
+          <w:rStyle w:val="NormalTok"/>
+        </w:rPr>
+        <w:t xml:space="preserve"> }</w:t>
+      </w:r>
+      <w:r>
+        <w:br/>
+      </w:r>
+      <w:r>
+        <w:rPr>
+          <w:rStyle w:val="NormalTok"/>
+        </w:rPr>
+        <w:t xml:space="preserve">    values { doubleValue: </w:t>
+      </w:r>
+      <w:r>
+        <w:rPr>
+          <w:rStyle w:val="FloatTok"/>
+        </w:rPr>
+        <w:t xml:space="preserve">0.4</w:t>
+      </w:r>
+      <w:r>
+        <w:rPr>
+          <w:rStyle w:val="NormalTok"/>
+        </w:rPr>
+        <w:t xml:space="preserve"> }</w:t>
+      </w:r>
+      <w:r>
+        <w:br/>
+      </w:r>
+      <w:r>
+        <w:rPr>
+          <w:rStyle w:val="NormalTok"/>
+        </w:rPr>
+        <w:t xml:space="preserve">  }</w:t>
+      </w:r>
+      <w:r>
+        <w:br/>
+      </w:r>
+      <w:r>
+        <w:rPr>
+          <w:rStyle w:val="NormalTok"/>
+        </w:rPr>
+        <w:t xml:space="preserve">  observations {</w:t>
+      </w:r>
+      <w:r>
+        <w:br/>
+      </w:r>
+      <w:r>
+        <w:rPr>
+          <w:rStyle w:val="NormalTok"/>
+        </w:rPr>
+        <w:t xml:space="preserve">    parameterDefinitionId: </w:t>
+      </w:r>
+      <w:r>
+        <w:rPr>
+          <w:rStyle w:val="DecValTok"/>
+        </w:rPr>
+        <w:t xml:space="preserve">2</w:t>
+      </w:r>
+      <w:r>
+        <w:br/>
+      </w:r>
+      <w:r>
+        <w:rPr>
+          <w:rStyle w:val="NormalTok"/>
+        </w:rPr>
+        <w:t xml:space="preserve">    time {</w:t>
+      </w:r>
+      <w:r>
+        <w:br/>
+      </w:r>
+      <w:r>
+        <w:rPr>
+          <w:rStyle w:val="NormalTok"/>
+        </w:rPr>
+        <w:t xml:space="preserve">      seconds: </w:t>
+      </w:r>
+      <w:r>
+        <w:rPr>
+          <w:rStyle w:val="DecValTok"/>
+        </w:rPr>
+        <w:t xml:space="preserve">1755766200</w:t>
+      </w:r>
+      <w:r>
+        <w:br/>
+      </w:r>
+      <w:r>
+        <w:rPr>
+          <w:rStyle w:val="NormalTok"/>
+        </w:rPr>
+        <w:t xml:space="preserve">    }</w:t>
+      </w:r>
+      <w:r>
+        <w:br/>
+      </w:r>
+      <w:r>
+        <w:rPr>
+          <w:rStyle w:val="NormalTok"/>
+        </w:rPr>
+        <w:t xml:space="preserve">    values { doubleValue: </w:t>
+      </w:r>
+      <w:r>
+        <w:rPr>
+          <w:rStyle w:val="FloatTok"/>
+        </w:rPr>
+        <w:t xml:space="preserve">12.4</w:t>
+      </w:r>
+      <w:r>
+        <w:rPr>
+          <w:rStyle w:val="NormalTok"/>
+        </w:rPr>
+        <w:t xml:space="preserve"> }</w:t>
+      </w:r>
+      <w:r>
+        <w:br/>
+      </w:r>
+      <w:r>
+        <w:rPr>
+          <w:rStyle w:val="NormalTok"/>
+        </w:rPr>
+        <w:t xml:space="preserve">    values { doubleValue: </w:t>
+      </w:r>
+      <w:r>
+        <w:rPr>
+          <w:rStyle w:val="FloatTok"/>
+        </w:rPr>
+        <w:t xml:space="preserve">17.6</w:t>
+      </w:r>
+      <w:r>
+        <w:rPr>
+          <w:rStyle w:val="NormalTok"/>
+        </w:rPr>
+        <w:t xml:space="preserve"> }</w:t>
+      </w:r>
+      <w:r>
+        <w:br/>
+      </w:r>
+      <w:r>
+        <w:rPr>
+          <w:rStyle w:val="NormalTok"/>
+        </w:rPr>
+        <w:t xml:space="preserve">    values { doubleValue: </w:t>
+      </w:r>
+      <w:r>
+        <w:rPr>
+          <w:rStyle w:val="FloatTok"/>
+        </w:rPr>
+        <w:t xml:space="preserve">29.3</w:t>
+      </w:r>
+      <w:r>
+        <w:rPr>
+          <w:rStyle w:val="NormalTok"/>
+        </w:rPr>
+        <w:t xml:space="preserve"> }</w:t>
+      </w:r>
+      <w:r>
+        <w:br/>
+      </w:r>
+      <w:r>
+        <w:rPr>
+          <w:rStyle w:val="NormalTok"/>
+        </w:rPr>
+        <w:t xml:space="preserve">  }</w:t>
+      </w:r>
+      <w:r>
+        <w:br/>
+      </w:r>
+      <w:r>
+        <w:rPr>
+          <w:rStyle w:val="NormalTok"/>
+        </w:rPr>
+        <w:t xml:space="preserve">}</w:t>
+      </w:r>
+    </w:p>
+    <w:bookmarkEnd w:id="106"/>
+    <w:bookmarkEnd w:id="107"/>
+    <w:bookmarkEnd w:id="108"/>
+    <w:bookmarkStart w:id="111" w:name="Bibliography"/>
+    <w:p>
+      <w:pPr>
+        <w:pStyle w:val="Heading1"/>
+      </w:pPr>
+      <w:r>
+        <w:t xml:space="preserve">Bibliography</w:t>
+      </w:r>
+    </w:p>
+    <w:p>
+      <w:pPr>
+        <w:numPr>
+          <w:ilvl w:val="0"/>
+          <w:numId w:val="1017"/>
+        </w:numPr>
+      </w:pPr>
+      <w:bookmarkStart w:id="109" w:name="link-relations"/>
+      <w:bookmarkEnd w:id="109"/>
       <w:r>
         <w:t xml:space="preserve"> </w:t>
       </w:r>
@@ -14869,7 +14911,7 @@
       <w:r>
         <w:t xml:space="preserve"> </w:t>
       </w:r>
-      <w:hyperlink r:id="rId108">
+      <w:hyperlink r:id="rId110">
         <w:r>
           <w:rPr>
             <w:rStyle w:val="Hyperlink"/>
@@ -14878,8 +14920,8 @@
         </w:r>
       </w:hyperlink>
     </w:p>
-    <w:bookmarkEnd w:id="109"/>
-    <w:bookmarkStart w:id="110" w:name="X7704236ba72ed8cc2b9a9e238d27c640b9b6528"/>
+    <w:bookmarkEnd w:id="111"/>
+    <w:bookmarkStart w:id="112" w:name="X7704236ba72ed8cc2b9a9e238d27c640b9b6528"/>
     <w:p>
       <w:pPr>
         <w:pStyle w:val="Heading1"/>
@@ -15025,7 +15067,7 @@
         </w:tc>
       </w:tr>
     </w:tbl>
-    <w:bookmarkEnd w:id="110"/>
+    <w:bookmarkEnd w:id="112"/>
     <w:sectPr/>
   </w:body>
 </w:document>
@@ -15329,6 +15371,9 @@
     <w:abstractNumId w:val="991"/>
   </w:num>
   <w:num w:numId="1016">
+    <w:abstractNumId w:val="991"/>
+  </w:num>
+  <w:num w:numId="1017">
     <w:abstractNumId w:val="991"/>
   </w:num>
 </w:numbering>

--- a/standard/fmde-DRAFT.docx
+++ b/standard/fmde-DRAFT.docx
@@ -326,7 +326,7 @@
         <w:pStyle w:val="BodyText"/>
       </w:pPr>
       <w:r>
-        <w:t xml:space="preserve">This specification will be further expanded (2027) to also address the encoding and the transmission of configuration aspects from the central data collection system (Hub) to the remote monitoring stations (Nodes).</w:t>
+        <w:t xml:space="preserve">This specification will be further expanded to also address the encoding and the transmission of configuration aspects from the central data collection system (Hub) to the remote monitoring stations (Nodes).</w:t>
       </w:r>
     </w:p>
     <w:bookmarkEnd w:id="24"/>

--- a/standard/fmde-DRAFT.docx
+++ b/standard/fmde-DRAFT.docx
@@ -1170,7 +1170,7 @@
               <w:jc w:val="left"/>
             </w:pPr>
             <w:r>
-              <w:t xml:space="preserve">HydroMeteorological and Environmental Industry</w:t>
+              <w:t xml:space="preserve">HydroMeteorological and Environmental Industry (the association)</w:t>
             </w:r>
           </w:p>
         </w:tc>
